--- a/paper_rewriting_output/final_paper/paper.docx
+++ b/paper_rewriting_output/final_paper/paper.docx
@@ -2,7 +2,7 @@
 <file path=word/document.xml><?xml version="1.0" encoding="utf-8"?>
 <w:document xmlns:w="http://schemas.openxmlformats.org/wordprocessingml/2006/main" xmlns:m="http://schemas.openxmlformats.org/officeDocument/2006/math" xmlns:r="http://schemas.openxmlformats.org/officeDocument/2006/relationships" xmlns:o="urn:schemas-microsoft-com:office:office" xmlns:v="urn:schemas-microsoft-com:vml" xmlns:w10="urn:schemas-microsoft-com:office:word" xmlns:a="http://schemas.openxmlformats.org/drawingml/2006/main" xmlns:pic="http://schemas.openxmlformats.org/drawingml/2006/picture" xmlns:wp="http://schemas.openxmlformats.org/drawingml/2006/wordprocessingDrawing">
   <w:body>
-    <w:bookmarkStart w:id="14" w:name="X1d22e3687f729a58a03f0095730d8da40ef6c5b"/>
+    <w:bookmarkStart w:id="25" w:name="X1d22e3687f729a58a03f0095730d8da40ef6c5b"/>
     <w:p>
       <w:pPr>
         <w:pStyle w:val="Heading1"/>
@@ -17,8 +17,8 @@
       </w:pPr>
       <w:r>
         <w:rPr>
-          <w:b/>
-          <w:bCs/>
+          <w:bCs/>
+          <w:b/>
         </w:rPr>
         <w:t xml:space="preserve">Tese unificada — Parte 1 + Parte 2 + Parte 3 autocontidas</w:t>
       </w:r>
@@ -51,8 +51,8 @@
       </w:pPr>
       <w:r>
         <w:rPr>
-          <w:b/>
-          <w:bCs/>
+          <w:bCs/>
+          <w:b/>
         </w:rPr>
         <w:t xml:space="preserve">AUTORA:</w:t>
       </w:r>
@@ -67,8 +67,8 @@
       </w:r>
       <w:r>
         <w:rPr>
-          <w:i/>
-          <w:iCs/>
+          <w:iCs/>
+          <w:i/>
         </w:rPr>
         <w:t xml:space="preserve">(correspondente)</w:t>
       </w:r>
@@ -85,8 +85,8 @@
       </w:r>
       <w:r>
         <w:rPr>
-          <w:b/>
-          <w:bCs/>
+          <w:bCs/>
+          <w:b/>
         </w:rPr>
         <w:t xml:space="preserve">FICHA ACADÊMICA — A PREENCHER PELA AUTORA APÓS LEITURA</w:t>
       </w:r>
@@ -101,8 +101,8 @@
       </w:r>
       <w:r>
         <w:rPr>
-          <w:b/>
-          <w:bCs/>
+          <w:bCs/>
+          <w:b/>
         </w:rPr>
         <w:t xml:space="preserve">PROGRAMA DE PÓS-GRADUAÇÃO:</w:t>
       </w:r>
@@ -117,8 +117,8 @@
       </w:r>
       <w:r>
         <w:rPr>
-          <w:b/>
-          <w:bCs/>
+          <w:bCs/>
+          <w:b/>
         </w:rPr>
         <w:t xml:space="preserve">ÁREA DE CONCENTRAÇÃO:</w:t>
       </w:r>
@@ -133,8 +133,8 @@
       </w:r>
       <w:r>
         <w:rPr>
-          <w:b/>
-          <w:bCs/>
+          <w:bCs/>
+          <w:b/>
         </w:rPr>
         <w:t xml:space="preserve">ORIENTADORA:</w:t>
       </w:r>
@@ -149,8 +149,8 @@
       </w:r>
       <w:r>
         <w:rPr>
-          <w:b/>
-          <w:bCs/>
+          <w:bCs/>
+          <w:b/>
         </w:rPr>
         <w:t xml:space="preserve">COORIENTADORA:</w:t>
       </w:r>
@@ -165,8 +165,8 @@
       </w:r>
       <w:r>
         <w:rPr>
-          <w:b/>
-          <w:bCs/>
+          <w:bCs/>
+          <w:b/>
         </w:rPr>
         <w:t xml:space="preserve">DOCUMENTO:</w:t>
       </w:r>
@@ -181,8 +181,8 @@
       </w:r>
       <w:r>
         <w:rPr>
-          <w:b/>
-          <w:bCs/>
+          <w:bCs/>
+          <w:b/>
         </w:rPr>
         <w:t xml:space="preserve">NATUREZA:</w:t>
       </w:r>
@@ -196,7 +196,13 @@
         <w:t xml:space="preserve"> </w:t>
       </w:r>
       <w:r>
-        <w:t xml:space="preserve">“mapeamento análogo”</w:t>
+        <w:t xml:space="preserve">“</w:t>
+      </w:r>
+      <w:r>
+        <w:t xml:space="preserve">mapeamento análogo</w:t>
+      </w:r>
+      <w:r>
+        <w:t xml:space="preserve">”</w:t>
       </w:r>
       <w:r>
         <w:t xml:space="preserve">)</w:t>
@@ -213,7 +219,7 @@
       <w:pPr>
         <w:pStyle w:val="Heading2"/>
       </w:pPr>
-      <w:bookmarkStart w:id="9" w:name="nota-à-leitura-sobre-o-termo-etrização"/>
+      <w:bookmarkStart w:id="20" w:name="nota-à-leitura-sobre-o-termo-etrização"/>
       <w:r>
         <w:t xml:space="preserve">NOTA À LEITURA — SOBRE O TERMO</w:t>
       </w:r>
@@ -222,12 +228,12 @@
       </w:r>
       <w:r>
         <w:rPr>
-          <w:i/>
-          <w:iCs/>
+          <w:iCs/>
+          <w:i/>
         </w:rPr>
         <w:t xml:space="preserve">ETRIZAÇÃO</w:t>
       </w:r>
-      <w:bookmarkEnd w:id="9"/>
+      <w:bookmarkEnd w:id="20"/>
     </w:p>
     <w:p>
       <w:pPr>
@@ -241,8 +247,8 @@
       </w:r>
       <w:r>
         <w:rPr>
-          <w:b/>
-          <w:bCs/>
+          <w:bCs/>
+          <w:b/>
         </w:rPr>
         <w:t xml:space="preserve">etrização</w:t>
       </w:r>
@@ -257,8 +263,8 @@
       </w:r>
       <w:r>
         <w:rPr>
-          <w:i/>
-          <w:iCs/>
+          <w:iCs/>
+          <w:i/>
         </w:rPr>
         <w:t xml:space="preserve">etr-</w:t>
       </w:r>
@@ -273,8 +279,8 @@
       </w:r>
       <w:r>
         <w:rPr>
-          <w:i/>
-          <w:iCs/>
+          <w:iCs/>
+          <w:i/>
         </w:rPr>
         <w:t xml:space="preserve">essere→estre→être</w:t>
       </w:r>
@@ -285,7 +291,13 @@
         <w:t xml:space="preserve">da raiz indo-europeia *es- (</w:t>
       </w:r>
       <w:r>
-        <w:t xml:space="preserve">‘ser’</w:t>
+        <w:t xml:space="preserve">‘</w:t>
+      </w:r>
+      <w:r>
+        <w:t xml:space="preserve">ser</w:t>
+      </w:r>
+      <w:r>
+        <w:t xml:space="preserve">’</w:t>
       </w:r>
       <w:r>
         <w:t xml:space="preserve">) — o</w:t>
@@ -295,8 +307,8 @@
       </w:r>
       <w:r>
         <w:rPr>
-          <w:b/>
-          <w:bCs/>
+          <w:bCs/>
+          <w:b/>
         </w:rPr>
         <w:t xml:space="preserve">potencial de vir a ser</w:t>
       </w:r>
@@ -311,8 +323,8 @@
       </w:r>
       <w:r>
         <w:rPr>
-          <w:i/>
-          <w:iCs/>
+          <w:iCs/>
+          <w:i/>
         </w:rPr>
         <w:t xml:space="preserve">atrium</w:t>
       </w:r>
@@ -327,8 +339,8 @@
       </w:r>
       <w:r>
         <w:rPr>
-          <w:b/>
-          <w:bCs/>
+          <w:bCs/>
+          <w:b/>
         </w:rPr>
         <w:t xml:space="preserve">antecâmara</w:t>
       </w:r>
@@ -343,8 +355,8 @@
       </w:r>
       <w:r>
         <w:rPr>
-          <w:b/>
-          <w:bCs/>
+          <w:bCs/>
+          <w:b/>
         </w:rPr>
         <w:t xml:space="preserve">Etrização</w:t>
       </w:r>
@@ -359,8 +371,8 @@
       </w:r>
       <w:r>
         <w:rPr>
-          <w:b/>
-          <w:bCs/>
+          <w:bCs/>
+          <w:b/>
         </w:rPr>
         <w:t xml:space="preserve">ainda não validado empiricamente</w:t>
       </w:r>
@@ -374,7 +386,13 @@
         <w:t xml:space="preserve"> </w:t>
       </w:r>
       <w:r>
-        <w:t xml:space="preserve">‘átomo’</w:t>
+        <w:t xml:space="preserve">‘</w:t>
+      </w:r>
+      <w:r>
+        <w:t xml:space="preserve">átomo</w:t>
+      </w:r>
+      <w:r>
+        <w:t xml:space="preserve">’</w:t>
       </w:r>
       <w:r>
         <w:t xml:space="preserve"> </w:t>
@@ -386,7 +404,13 @@
         <w:t xml:space="preserve"> </w:t>
       </w:r>
       <w:r>
-        <w:t xml:space="preserve">‘etrização’</w:t>
+        <w:t xml:space="preserve">‘</w:t>
+      </w:r>
+      <w:r>
+        <w:t xml:space="preserve">etrização</w:t>
+      </w:r>
+      <w:r>
+        <w:t xml:space="preserve">’</w:t>
       </w:r>
       <w:r>
         <w:t xml:space="preserve"> </w:t>
@@ -399,8 +423,8 @@
       </w:r>
       <w:r>
         <w:rPr>
-          <w:b/>
-          <w:bCs/>
+          <w:bCs/>
+          <w:b/>
         </w:rPr>
         <w:t xml:space="preserve">todos cumpridos e auditáveis nesta tese</w:t>
       </w:r>
@@ -414,8 +438,8 @@
       </w:pPr>
       <w:r>
         <w:rPr>
-          <w:b/>
-          <w:bCs/>
+          <w:bCs/>
+          <w:b/>
         </w:rPr>
         <w:t xml:space="preserve">Protocolo metodológico de leitura (como auditar o que vai ler).</w:t>
       </w:r>
@@ -430,8 +454,8 @@
       </w:r>
       <w:r>
         <w:rPr>
-          <w:b/>
-          <w:bCs/>
+          <w:bCs/>
+          <w:b/>
         </w:rPr>
         <w:t xml:space="preserve">[SIM]/[ORGANOID]/[MOUSE]/[HUMAN]</w:t>
       </w:r>
@@ -458,8 +482,8 @@
       </w:r>
       <w:r>
         <w:rPr>
-          <w:b/>
-          <w:bCs/>
+          <w:bCs/>
+          <w:b/>
         </w:rPr>
         <w:t xml:space="preserve">não substitui</w:t>
       </w:r>
@@ -470,7 +494,7 @@
         <w:t xml:space="preserve">o laboratório: o caminho obrigatório até a sociedade está declarado no capítulo de continuidade.</w:t>
       </w:r>
     </w:p>
-    <w:bookmarkStart w:id="10" w:name="resumo"/>
+    <w:bookmarkStart w:id="21" w:name="resumo"/>
     <w:p>
       <w:pPr>
         <w:pStyle w:val="Heading2"/>
@@ -485,8 +509,8 @@
       </w:pPr>
       <w:r>
         <w:rPr>
-          <w:b/>
-          <w:bCs/>
+          <w:bCs/>
+          <w:b/>
         </w:rPr>
         <w:t xml:space="preserve">Introdução.</w:t>
       </w:r>
@@ -501,8 +525,8 @@
       </w:r>
       <w:r>
         <w:rPr>
-          <w:b/>
-          <w:bCs/>
+          <w:bCs/>
+          <w:b/>
         </w:rPr>
         <w:t xml:space="preserve">Objetivo.</w:t>
       </w:r>
@@ -517,8 +541,8 @@
       </w:r>
       <w:r>
         <w:rPr>
-          <w:b/>
-          <w:bCs/>
+          <w:bCs/>
+          <w:b/>
         </w:rPr>
         <w:t xml:space="preserve">Método.</w:t>
       </w:r>
@@ -533,8 +557,8 @@
       </w:r>
       <w:r>
         <w:rPr>
-          <w:b/>
-          <w:bCs/>
+          <w:bCs/>
+          <w:b/>
         </w:rPr>
         <w:t xml:space="preserve">Resultados.</w:t>
       </w:r>
@@ -549,8 +573,8 @@
       </w:r>
       <w:r>
         <w:rPr>
-          <w:b/>
-          <w:bCs/>
+          <w:bCs/>
+          <w:b/>
         </w:rPr>
         <w:t xml:space="preserve">Conclusão.</w:t>
       </w:r>
@@ -565,8 +589,8 @@
       </w:r>
       <w:r>
         <w:rPr>
-          <w:b/>
-          <w:bCs/>
+          <w:bCs/>
+          <w:b/>
         </w:rPr>
         <w:t xml:space="preserve">e é uma etrização</w:t>
       </w:r>
@@ -580,8 +604,8 @@
       </w:pPr>
       <w:r>
         <w:rPr>
-          <w:b/>
-          <w:bCs/>
+          <w:bCs/>
+          <w:b/>
         </w:rPr>
         <w:t xml:space="preserve">Palavras-chave:</w:t>
       </w:r>
@@ -592,8 +616,8 @@
         <w:t xml:space="preserve">etrização; príons; simulação computacional; etrização computacional; PrP-V127; doença de Creutzfeldt-Jakob; metodologia de pesquisa; in-silico; dose-band.</w:t>
       </w:r>
     </w:p>
-    <w:bookmarkEnd w:id="10"/>
-    <w:bookmarkStart w:id="11" w:name="abstract"/>
+    <w:bookmarkEnd w:id="21"/>
+    <w:bookmarkStart w:id="22" w:name="abstract"/>
     <w:p>
       <w:pPr>
         <w:pStyle w:val="Heading2"/>
@@ -608,36 +632,36 @@
       </w:pPr>
       <w:r>
         <w:rPr>
-          <w:i/>
-          <w:iCs/>
+          <w:iCs/>
+          <w:i/>
         </w:rPr>
         <w:t xml:space="preserve">(companion EN —</w:t>
       </w:r>
       <w:r>
         <w:rPr>
-          <w:i/>
-          <w:iCs/>
+          <w:iCs/>
+          <w:i/>
         </w:rPr>
         <w:t xml:space="preserve"> </w:t>
       </w:r>
       <w:r>
         <w:rPr>
           <w:rStyle w:val="VerbatimChar"/>
-          <w:i/>
-          <w:iCs/>
+          <w:iCs/>
+          <w:i/>
         </w:rPr>
         <w:t xml:space="preserve">manuscript_Parte2_v1_EN.md</w:t>
       </w:r>
       <w:r>
         <w:rPr>
-          <w:i/>
-          <w:iCs/>
+          <w:iCs/>
+          <w:i/>
         </w:rPr>
         <w:t xml:space="preserve">; keywords: prions; computational simulation; Computational Etrization; PrP-V127; Creutzfeldt-Jakob disease; research methodology; in-silico; dose band.)</w:t>
       </w:r>
     </w:p>
-    <w:bookmarkEnd w:id="11"/>
-    <w:bookmarkStart w:id="12" w:name="sumário"/>
+    <w:bookmarkEnd w:id="22"/>
+    <w:bookmarkStart w:id="23" w:name="sumário"/>
     <w:p>
       <w:pPr>
         <w:pStyle w:val="Heading2"/>
@@ -652,8 +676,8 @@
       </w:pPr>
       <w:r>
         <w:rPr>
-          <w:b/>
-          <w:bCs/>
+          <w:bCs/>
+          <w:b/>
         </w:rPr>
         <w:t xml:space="preserve">NOTA À LEITURA</w:t>
       </w:r>
@@ -666,16 +690,16 @@
     </w:p>
     <w:p>
       <w:pPr>
-        <w:pStyle w:val="Compact"/>
         <w:numPr>
           <w:ilvl w:val="0"/>
           <w:numId w:val="1001"/>
         </w:numPr>
-      </w:pPr>
-      <w:r>
-        <w:rPr>
-          <w:b/>
-          <w:bCs/>
+        <w:pStyle w:val="Compact"/>
+      </w:pPr>
+      <w:r>
+        <w:rPr>
+          <w:bCs/>
+          <w:b/>
         </w:rPr>
         <w:t xml:space="preserve">NOTA INTRODUTÓRIA À BANCA</w:t>
       </w:r>
@@ -688,16 +712,16 @@
     </w:p>
     <w:p>
       <w:pPr>
-        <w:pStyle w:val="Compact"/>
         <w:numPr>
           <w:ilvl w:val="0"/>
           <w:numId w:val="1001"/>
         </w:numPr>
-      </w:pPr>
-      <w:r>
-        <w:rPr>
-          <w:b/>
-          <w:bCs/>
+        <w:pStyle w:val="Compact"/>
+      </w:pPr>
+      <w:r>
+        <w:rPr>
+          <w:bCs/>
+          <w:b/>
         </w:rPr>
         <w:t xml:space="preserve">BASE COMUM DE DADOS</w:t>
       </w:r>
@@ -710,16 +734,16 @@
     </w:p>
     <w:p>
       <w:pPr>
-        <w:pStyle w:val="Compact"/>
         <w:numPr>
           <w:ilvl w:val="0"/>
           <w:numId w:val="1001"/>
         </w:numPr>
-      </w:pPr>
-      <w:r>
-        <w:rPr>
-          <w:b/>
-          <w:bCs/>
+        <w:pStyle w:val="Compact"/>
+      </w:pPr>
+      <w:r>
+        <w:rPr>
+          <w:bCs/>
+          <w:b/>
         </w:rPr>
         <w:t xml:space="preserve">FUNDAMENTO: A INARIÂNCIA DE θ*</w:t>
       </w:r>
@@ -732,16 +756,16 @@
     </w:p>
     <w:p>
       <w:pPr>
-        <w:pStyle w:val="Compact"/>
         <w:numPr>
           <w:ilvl w:val="0"/>
           <w:numId w:val="1001"/>
         </w:numPr>
-      </w:pPr>
-      <w:r>
-        <w:rPr>
-          <w:b/>
-          <w:bCs/>
+        <w:pStyle w:val="Compact"/>
+      </w:pPr>
+      <w:r>
+        <w:rPr>
+          <w:bCs/>
+          <w:b/>
         </w:rPr>
         <w:t xml:space="preserve">APLICAÇÃO: O DESENHO TERAPÊUTICO EMERGE</w:t>
       </w:r>
@@ -756,8 +780,8 @@
       </w:r>
       <w:r>
         <w:rPr>
-          <w:b/>
-          <w:bCs/>
+          <w:bCs/>
+          <w:b/>
         </w:rPr>
         <w:t xml:space="preserve">a primeira dose calculada (Figura 5)</w:t>
       </w:r>
@@ -770,16 +794,16 @@
     </w:p>
     <w:p>
       <w:pPr>
-        <w:pStyle w:val="Compact"/>
         <w:numPr>
           <w:ilvl w:val="0"/>
           <w:numId w:val="1001"/>
         </w:numPr>
-      </w:pPr>
-      <w:r>
-        <w:rPr>
-          <w:b/>
-          <w:bCs/>
+        <w:pStyle w:val="Compact"/>
+      </w:pPr>
+      <w:r>
+        <w:rPr>
+          <w:bCs/>
+          <w:b/>
         </w:rPr>
         <w:t xml:space="preserve">MÉTODOS: A ETRIZAÇÃO FORMALIZADA</w:t>
       </w:r>
@@ -792,16 +816,16 @@
     </w:p>
     <w:p>
       <w:pPr>
-        <w:pStyle w:val="Compact"/>
         <w:numPr>
           <w:ilvl w:val="0"/>
           <w:numId w:val="1001"/>
         </w:numPr>
-      </w:pPr>
-      <w:r>
-        <w:rPr>
-          <w:b/>
-          <w:bCs/>
+        <w:pStyle w:val="Compact"/>
+      </w:pPr>
+      <w:r>
+        <w:rPr>
+          <w:bCs/>
+          <w:b/>
         </w:rPr>
         <w:t xml:space="preserve">RESULTADOS COMO VALIDAÇÃO</w:t>
       </w:r>
@@ -814,16 +838,16 @@
     </w:p>
     <w:p>
       <w:pPr>
-        <w:pStyle w:val="Compact"/>
         <w:numPr>
           <w:ilvl w:val="0"/>
           <w:numId w:val="1001"/>
         </w:numPr>
-      </w:pPr>
-      <w:r>
-        <w:rPr>
-          <w:b/>
-          <w:bCs/>
+        <w:pStyle w:val="Compact"/>
+      </w:pPr>
+      <w:r>
+        <w:rPr>
+          <w:bCs/>
+          <w:b/>
         </w:rPr>
         <w:t xml:space="preserve">CAMADA CLÍNICA</w:t>
       </w:r>
@@ -836,16 +860,16 @@
     </w:p>
     <w:p>
       <w:pPr>
-        <w:pStyle w:val="Compact"/>
         <w:numPr>
           <w:ilvl w:val="0"/>
           <w:numId w:val="1001"/>
         </w:numPr>
-      </w:pPr>
-      <w:r>
-        <w:rPr>
-          <w:b/>
-          <w:bCs/>
+        <w:pStyle w:val="Compact"/>
+      </w:pPr>
+      <w:r>
+        <w:rPr>
+          <w:bCs/>
+          <w:b/>
         </w:rPr>
         <w:t xml:space="preserve">LIMITAÇÕES COMO FRUTO</w:t>
       </w:r>
@@ -858,16 +882,16 @@
     </w:p>
     <w:p>
       <w:pPr>
-        <w:pStyle w:val="Compact"/>
         <w:numPr>
           <w:ilvl w:val="0"/>
           <w:numId w:val="1001"/>
         </w:numPr>
-      </w:pPr>
-      <w:r>
-        <w:rPr>
-          <w:b/>
-          <w:bCs/>
+        <w:pStyle w:val="Compact"/>
+      </w:pPr>
+      <w:r>
+        <w:rPr>
+          <w:bCs/>
+          <w:b/>
         </w:rPr>
         <w:t xml:space="preserve">CONCLUSÕES POR OBJETIVO</w:t>
       </w:r>
@@ -880,8 +904,8 @@
         <w:t xml:space="preserve">REFERÊNCIAS (58 fontes do registro) · APÊNDICES A–F (inventário · mapa da lógica · SAP · tabela-decisão · custo · linhagem)</w:t>
       </w:r>
     </w:p>
-    <w:bookmarkEnd w:id="12"/>
-    <w:bookmarkStart w:id="13" w:name="lista-de-siglas"/>
+    <w:bookmarkEnd w:id="23"/>
+    <w:bookmarkStart w:id="24" w:name="lista-de-siglas"/>
     <w:p>
       <w:pPr>
         <w:pStyle w:val="Heading2"/>
@@ -902,8 +926,8 @@
       </w:r>
       <w:r>
         <w:rPr>
-          <w:b/>
-          <w:bCs/>
+          <w:bCs/>
+          <w:b/>
         </w:rPr>
         <w:t xml:space="preserve">θ*</w:t>
       </w:r>
@@ -918,8 +942,8 @@
       </w:r>
       <w:r>
         <w:rPr>
-          <w:b/>
-          <w:bCs/>
+          <w:bCs/>
+          <w:b/>
         </w:rPr>
         <w:t xml:space="preserve">θ_obs</w:t>
       </w:r>
@@ -934,8 +958,8 @@
       </w:r>
       <w:r>
         <w:rPr>
-          <w:b/>
-          <w:bCs/>
+          <w:bCs/>
+          <w:b/>
         </w:rPr>
         <w:t xml:space="preserve">κ</w:t>
       </w:r>
@@ -949,7 +973,13 @@
         <w:t xml:space="preserve"> </w:t>
       </w:r>
       <w:r>
-        <w:t xml:space="preserve">“dose”</w:t>
+        <w:t xml:space="preserve">“</w:t>
+      </w:r>
+      <w:r>
+        <w:t xml:space="preserve">dose</w:t>
+      </w:r>
+      <w:r>
+        <w:t xml:space="preserve">”</w:t>
       </w:r>
       <w:r>
         <w:t xml:space="preserve"> </w:t>
@@ -962,8 +992,8 @@
       </w:r>
       <w:r>
         <w:rPr>
-          <w:b/>
-          <w:bCs/>
+          <w:bCs/>
+          <w:b/>
         </w:rPr>
         <w:t xml:space="preserve">κ_req</w:t>
       </w:r>
@@ -978,8 +1008,8 @@
       </w:r>
       <w:r>
         <w:rPr>
-          <w:b/>
-          <w:bCs/>
+          <w:bCs/>
+          <w:b/>
         </w:rPr>
         <w:t xml:space="preserve">Kt</w:t>
       </w:r>
@@ -994,8 +1024,8 @@
       </w:r>
       <w:r>
         <w:rPr>
-          <w:b/>
-          <w:bCs/>
+          <w:bCs/>
+          <w:b/>
         </w:rPr>
         <w:t xml:space="preserve">banda-Kt</w:t>
       </w:r>
@@ -1010,8 +1040,8 @@
       </w:r>
       <w:r>
         <w:rPr>
-          <w:b/>
-          <w:bCs/>
+          <w:bCs/>
+          <w:b/>
         </w:rPr>
         <w:t xml:space="preserve">MW</w:t>
       </w:r>
@@ -1026,8 +1056,8 @@
       </w:r>
       <w:r>
         <w:rPr>
-          <w:b/>
-          <w:bCs/>
+          <w:bCs/>
+          <w:b/>
         </w:rPr>
         <w:t xml:space="preserve">Damköhler</w:t>
       </w:r>
@@ -1042,8 +1072,8 @@
       </w:r>
       <w:r>
         <w:rPr>
-          <w:b/>
-          <w:bCs/>
+          <w:bCs/>
+          <w:b/>
         </w:rPr>
         <w:t xml:space="preserve">PrP^C / PrP^Sc</w:t>
       </w:r>
@@ -1061,9 +1091,9 @@
         </w:pict>
       </w:r>
     </w:p>
-    <w:bookmarkEnd w:id="13"/>
-    <w:bookmarkEnd w:id="14"/>
-    <w:bookmarkStart w:id="17" w:name="capítulo-1-nota-introdutória-à-banca"/>
+    <w:bookmarkEnd w:id="24"/>
+    <w:bookmarkEnd w:id="25"/>
+    <w:bookmarkStart w:id="28" w:name="capítulo-1-nota-introdutória-à-banca"/>
     <w:p>
       <w:pPr>
         <w:pStyle w:val="Heading1"/>
@@ -1078,62 +1108,90 @@
       </w:pPr>
       <w:r>
         <w:rPr>
-          <w:i/>
-          <w:iCs/>
+          <w:iCs/>
+          <w:i/>
         </w:rPr>
         <w:t xml:space="preserve">Função: responder</w:t>
       </w:r>
       <w:r>
         <w:rPr>
-          <w:i/>
-          <w:iCs/>
-        </w:rPr>
-        <w:t xml:space="preserve"> </w:t>
-      </w:r>
-      <w:r>
-        <w:rPr>
-          <w:i/>
-          <w:iCs/>
-        </w:rPr>
-        <w:t xml:space="preserve">“por que</w:t>
-      </w:r>
-      <w:r>
-        <w:rPr>
-          <w:i/>
-          <w:iCs/>
-        </w:rPr>
-        <w:t xml:space="preserve"> </w:t>
-      </w:r>
-      <w:r>
-        <w:rPr>
-          <w:i/>
-          <w:iCs/>
-        </w:rPr>
-        <w:t xml:space="preserve">‘etrização’</w:t>
-      </w:r>
-      <w:r>
-        <w:rPr>
-          <w:i/>
-          <w:iCs/>
-        </w:rPr>
-        <w:t xml:space="preserve">, e o que a diferencia?”</w:t>
-      </w:r>
-      <w:r>
-        <w:rPr>
-          <w:i/>
-          <w:iCs/>
-        </w:rPr>
-        <w:t xml:space="preserve"> </w:t>
-      </w:r>
-      <w:r>
-        <w:rPr>
-          <w:i/>
-          <w:iCs/>
+          <w:iCs/>
+          <w:i/>
+        </w:rPr>
+        <w:t xml:space="preserve"> </w:t>
+      </w:r>
+      <w:r>
+        <w:rPr>
+          <w:iCs/>
+          <w:i/>
+        </w:rPr>
+        <w:t xml:space="preserve">“</w:t>
+      </w:r>
+      <w:r>
+        <w:rPr>
+          <w:iCs/>
+          <w:i/>
+        </w:rPr>
+        <w:t xml:space="preserve">por que</w:t>
+      </w:r>
+      <w:r>
+        <w:rPr>
+          <w:iCs/>
+          <w:i/>
+        </w:rPr>
+        <w:t xml:space="preserve"> </w:t>
+      </w:r>
+      <w:r>
+        <w:rPr>
+          <w:iCs/>
+          <w:i/>
+        </w:rPr>
+        <w:t xml:space="preserve">‘</w:t>
+      </w:r>
+      <w:r>
+        <w:rPr>
+          <w:iCs/>
+          <w:i/>
+        </w:rPr>
+        <w:t xml:space="preserve">etrização</w:t>
+      </w:r>
+      <w:r>
+        <w:rPr>
+          <w:iCs/>
+          <w:i/>
+        </w:rPr>
+        <w:t xml:space="preserve">’</w:t>
+      </w:r>
+      <w:r>
+        <w:rPr>
+          <w:iCs/>
+          <w:i/>
+        </w:rPr>
+        <w:t xml:space="preserve">, e o que a diferencia?</w:t>
+      </w:r>
+      <w:r>
+        <w:rPr>
+          <w:iCs/>
+          <w:i/>
+        </w:rPr>
+        <w:t xml:space="preserve">”</w:t>
+      </w:r>
+      <w:r>
+        <w:rPr>
+          <w:iCs/>
+          <w:i/>
+        </w:rPr>
+        <w:t xml:space="preserve"> </w:t>
+      </w:r>
+      <w:r>
+        <w:rPr>
+          <w:iCs/>
+          <w:i/>
         </w:rPr>
         <w:t xml:space="preserve">sem exigir a leitura integral da tese. A nota à leitura (pré-textual) definiu o termo; aqui se diferencia o método do que já existe.</w:t>
       </w:r>
     </w:p>
-    <w:bookmarkStart w:id="15" w:name="Xbb3b3a7ddb73087d176db583702b9afeeb9f6e0"/>
+    <w:bookmarkStart w:id="26" w:name="Xbb3b3a7ddb73087d176db583702b9afeeb9f6e0"/>
     <w:p>
       <w:pPr>
         <w:pStyle w:val="Heading2"/>
@@ -1154,8 +1212,8 @@
       </w:r>
       <w:r>
         <w:rPr>
-          <w:b/>
-          <w:bCs/>
+          <w:bCs/>
+          <w:b/>
         </w:rPr>
         <w:t xml:space="preserve">etrização (computacional)</w:t>
       </w:r>
@@ -1178,8 +1236,8 @@
       </w:r>
       <w:r>
         <w:rPr>
-          <w:b/>
-          <w:bCs/>
+          <w:bCs/>
+          <w:b/>
         </w:rPr>
         <w:t xml:space="preserve">o estado ontológico do produto</w:t>
       </w:r>
@@ -1194,8 +1252,8 @@
       </w:r>
       <w:r>
         <w:rPr>
-          <w:i/>
-          <w:iCs/>
+          <w:iCs/>
+          <w:i/>
         </w:rPr>
         <w:t xml:space="preserve">in silico</w:t>
       </w:r>
@@ -1210,8 +1268,8 @@
       </w:r>
       <w:r>
         <w:rPr>
-          <w:i/>
-          <w:iCs/>
+          <w:iCs/>
+          <w:i/>
         </w:rPr>
         <w:t xml:space="preserve">digital twin</w:t>
       </w:r>
@@ -1226,8 +1284,8 @@
       </w:r>
       <w:r>
         <w:rPr>
-          <w:i/>
-          <w:iCs/>
+          <w:iCs/>
+          <w:i/>
         </w:rPr>
         <w:t xml:space="preserve">virtual patient</w:t>
       </w:r>
@@ -1241,7 +1299,13 @@
         <w:t xml:space="preserve"> </w:t>
       </w:r>
       <w:r>
-        <w:t xml:space="preserve">“prova de conceito”</w:t>
+        <w:t xml:space="preserve">“</w:t>
+      </w:r>
+      <w:r>
+        <w:t xml:space="preserve">prova de conceito</w:t>
+      </w:r>
+      <w:r>
+        <w:t xml:space="preserve">”</w:t>
       </w:r>
       <w:r>
         <w:t xml:space="preserve"> </w:t>
@@ -1254,8 +1318,8 @@
       </w:r>
       <w:r>
         <w:rPr>
-          <w:i/>
-          <w:iCs/>
+          <w:iCs/>
+          <w:i/>
         </w:rPr>
         <w:t xml:space="preserve">hipótese</w:t>
       </w:r>
@@ -1270,8 +1334,8 @@
       </w:r>
       <w:r>
         <w:rPr>
-          <w:i/>
-          <w:iCs/>
+          <w:iCs/>
+          <w:i/>
         </w:rPr>
         <w:t xml:space="preserve">experimento</w:t>
       </w:r>
@@ -1286,8 +1350,8 @@
       </w:r>
       <w:r>
         <w:rPr>
-          <w:b/>
-          <w:bCs/>
+          <w:bCs/>
+          <w:b/>
         </w:rPr>
         <w:t xml:space="preserve">potência estrutural validada matematicamente a partir de dados reais agregados</w:t>
       </w:r>
@@ -1299,10 +1363,24 @@
       </w:r>
       <w:r>
         <w:rPr>
-          <w:i/>
-          <w:iCs/>
-        </w:rPr>
-        <w:t xml:space="preserve">“este resultado é uma etrização, não um experimento”</w:t>
+          <w:iCs/>
+          <w:i/>
+        </w:rPr>
+        <w:t xml:space="preserve">“</w:t>
+      </w:r>
+      <w:r>
+        <w:rPr>
+          <w:iCs/>
+          <w:i/>
+        </w:rPr>
+        <w:t xml:space="preserve">este resultado é uma etrização, não um experimento</w:t>
+      </w:r>
+      <w:r>
+        <w:rPr>
+          <w:iCs/>
+          <w:i/>
+        </w:rPr>
+        <w:t xml:space="preserve">”</w:t>
       </w:r>
       <w:r>
         <w:t xml:space="preserve"> </w:t>
@@ -1323,8 +1401,8 @@
       </w:r>
       <w:r>
         <w:rPr>
-          <w:i/>
-          <w:iCs/>
+          <w:iCs/>
+          <w:i/>
         </w:rPr>
         <w:t xml:space="preserve">etr-</w:t>
       </w:r>
@@ -1339,8 +1417,8 @@
       </w:r>
       <w:r>
         <w:rPr>
-          <w:b/>
-          <w:bCs/>
+          <w:bCs/>
+          <w:b/>
         </w:rPr>
         <w:t xml:space="preserve">consonância morfológica intencional</w:t>
       </w:r>
@@ -1352,8 +1430,8 @@
       </w:r>
       <w:r>
         <w:rPr>
-          <w:i/>
-          <w:iCs/>
+          <w:iCs/>
+          <w:i/>
         </w:rPr>
         <w:t xml:space="preserve">essere → estre → être</w:t>
       </w:r>
@@ -1361,7 +1439,13 @@
         <w:t xml:space="preserve">, evocando a raiz *es- (</w:t>
       </w:r>
       <w:r>
-        <w:t xml:space="preserve">“ser”</w:t>
+        <w:t xml:space="preserve">“</w:t>
+      </w:r>
+      <w:r>
+        <w:t xml:space="preserve">ser</w:t>
+      </w:r>
+      <w:r>
+        <w:t xml:space="preserve">”</w:t>
       </w:r>
       <w:r>
         <w:t xml:space="preserve">) e o potencial de vir a ser — potência não-atualizada; (ii) o</w:t>
@@ -1371,8 +1455,8 @@
       </w:r>
       <w:r>
         <w:rPr>
-          <w:i/>
-          <w:iCs/>
+          <w:iCs/>
+          <w:i/>
         </w:rPr>
         <w:t xml:space="preserve">atrium</w:t>
       </w:r>
@@ -1386,7 +1470,13 @@
         <w:t xml:space="preserve"> </w:t>
       </w:r>
       <w:r>
-        <w:t xml:space="preserve">“extração morfológica deliberada / neologismo composicional intencional”</w:t>
+        <w:t xml:space="preserve">“</w:t>
+      </w:r>
+      <w:r>
+        <w:t xml:space="preserve">extração morfológica deliberada / neologismo composicional intencional</w:t>
+      </w:r>
+      <w:r>
+        <w:t xml:space="preserve">”</w:t>
       </w:r>
       <w:r>
         <w:t xml:space="preserve"> </w:t>
@@ -1399,8 +1489,8 @@
       </w:r>
       <w:r>
         <w:rPr>
-          <w:i/>
-          <w:iCs/>
+          <w:iCs/>
+          <w:i/>
         </w:rPr>
         <w:t xml:space="preserve">atrium→etr-</w:t>
       </w:r>
@@ -1415,8 +1505,8 @@
       </w:r>
       <w:r>
         <w:rPr>
-          <w:i/>
-          <w:iCs/>
+          <w:iCs/>
+          <w:i/>
         </w:rPr>
         <w:t xml:space="preserve">es-→etr-</w:t>
       </w:r>
@@ -1431,8 +1521,8 @@
       </w:r>
       <w:r>
         <w:rPr>
-          <w:i/>
-          <w:iCs/>
+          <w:iCs/>
+          <w:i/>
         </w:rPr>
         <w:t xml:space="preserve">software</w:t>
       </w:r>
@@ -1444,8 +1534,8 @@
       </w:r>
       <w:r>
         <w:rPr>
-          <w:i/>
-          <w:iCs/>
+          <w:iCs/>
+          <w:i/>
         </w:rPr>
         <w:t xml:space="preserve">byte</w:t>
       </w:r>
@@ -1457,8 +1547,8 @@
       </w:r>
       <w:r>
         <w:rPr>
-          <w:i/>
-          <w:iCs/>
+          <w:iCs/>
+          <w:i/>
         </w:rPr>
         <w:t xml:space="preserve">quark</w:t>
       </w:r>
@@ -1466,8 +1556,8 @@
         <w:t xml:space="preserve">).</w:t>
       </w:r>
     </w:p>
-    <w:bookmarkEnd w:id="15"/>
-    <w:bookmarkStart w:id="16" w:name="X597b1910973e9043673eeee22ee60d9505ac0e6"/>
+    <w:bookmarkEnd w:id="26"/>
+    <w:bookmarkStart w:id="27" w:name="X597b1910973e9043673eeee22ee60d9505ac0e6"/>
     <w:p>
       <w:pPr>
         <w:pStyle w:val="Heading2"/>
@@ -1482,8 +1572,8 @@
       </w:pPr>
       <w:r>
         <w:rPr>
-          <w:b/>
-          <w:bCs/>
+          <w:bCs/>
+          <w:b/>
         </w:rPr>
         <w:t xml:space="preserve">Contra os in-silico trials (IST):</w:t>
       </w:r>
@@ -1498,8 +1588,8 @@
       </w:r>
       <w:r>
         <w:rPr>
-          <w:b/>
-          <w:bCs/>
+          <w:bCs/>
+          <w:b/>
         </w:rPr>
         <w:t xml:space="preserve">simulam o ensaio</w:t>
       </w:r>
@@ -1514,8 +1604,8 @@
       </w:r>
       <w:r>
         <w:rPr>
-          <w:b/>
-          <w:bCs/>
+          <w:bCs/>
+          <w:b/>
         </w:rPr>
         <w:t xml:space="preserve">simula a continuação</w:t>
       </w:r>
@@ -1526,7 +1616,13 @@
         <w:t xml:space="preserve"> </w:t>
       </w:r>
       <w:r>
-        <w:t xml:space="preserve">“o ensaio teria dado certo?”</w:t>
+        <w:t xml:space="preserve">“</w:t>
+      </w:r>
+      <w:r>
+        <w:t xml:space="preserve">o ensaio teria dado certo?</w:t>
+      </w:r>
+      <w:r>
+        <w:t xml:space="preserve">”</w:t>
       </w:r>
       <w:r>
         <w:t xml:space="preserve">; a etrização pergunta</w:t>
@@ -1535,7 +1631,13 @@
         <w:t xml:space="preserve"> </w:t>
       </w:r>
       <w:r>
-        <w:t xml:space="preserve">“o que se pode saber e decidir AGORA, com o dado publicado, sem gastar o ensaio?”</w:t>
+        <w:t xml:space="preserve">“</w:t>
+      </w:r>
+      <w:r>
+        <w:t xml:space="preserve">o que se pode saber e decidir AGORA, com o dado publicado, sem gastar o ensaio?</w:t>
+      </w:r>
+      <w:r>
+        <w:t xml:space="preserve">”</w:t>
       </w:r>
     </w:p>
     <w:p>
@@ -1544,8 +1646,8 @@
       </w:pPr>
       <w:r>
         <w:rPr>
-          <w:b/>
-          <w:bCs/>
+          <w:bCs/>
+          <w:b/>
         </w:rPr>
         <w:t xml:space="preserve">Contra a revisão sistemática/meta-análise:</w:t>
       </w:r>
@@ -1560,8 +1662,8 @@
       </w:r>
       <w:r>
         <w:rPr>
-          <w:b/>
-          <w:bCs/>
+          <w:bCs/>
+          <w:b/>
         </w:rPr>
         <w:t xml:space="preserve">resumem</w:t>
       </w:r>
@@ -1576,8 +1678,8 @@
       </w:r>
       <w:r>
         <w:rPr>
-          <w:b/>
-          <w:bCs/>
+          <w:bCs/>
+          <w:b/>
         </w:rPr>
         <w:t xml:space="preserve">deriva</w:t>
       </w:r>
@@ -1592,8 +1694,8 @@
       </w:r>
       <w:r>
         <w:rPr>
-          <w:b/>
-          <w:bCs/>
+          <w:bCs/>
+          <w:b/>
         </w:rPr>
         <w:t xml:space="preserve">produz previsões novas</w:t>
       </w:r>
@@ -1610,8 +1712,8 @@
       </w:pPr>
       <w:r>
         <w:rPr>
-          <w:b/>
-          <w:bCs/>
+          <w:bCs/>
+          <w:b/>
         </w:rPr>
         <w:t xml:space="preserve">Contra a física teórica informal:</w:t>
       </w:r>
@@ -1629,9 +1731,9 @@
         </w:pict>
       </w:r>
     </w:p>
-    <w:bookmarkEnd w:id="16"/>
-    <w:bookmarkEnd w:id="17"/>
-    <w:bookmarkStart w:id="21" w:name="X39d7349ea61c19cf668b35d66ed99ff8ee05190"/>
+    <w:bookmarkEnd w:id="27"/>
+    <w:bookmarkEnd w:id="28"/>
+    <w:bookmarkStart w:id="32" w:name="X39d7349ea61c19cf668b35d66ed99ff8ee05190"/>
     <w:p>
       <w:pPr>
         <w:pStyle w:val="Heading1"/>
@@ -1646,13 +1748,13 @@
       </w:pPr>
       <w:r>
         <w:rPr>
-          <w:i/>
-          <w:iCs/>
+          <w:iCs/>
+          <w:i/>
         </w:rPr>
         <w:t xml:space="preserve">Função: estabelecer, em uma página auditável, que o fundamento (Parte 3) e a aplicação (Partes 1–2) assentam nos MESMOS dados reais — e declarar a cronologia honesta que o anti-hindsight exige.</w:t>
       </w:r>
     </w:p>
-    <w:bookmarkStart w:id="18" w:name="a-mesma-base-sob-os-dois-módulos"/>
+    <w:bookmarkStart w:id="29" w:name="a-mesma-base-sob-os-dois-módulos"/>
     <w:p>
       <w:pPr>
         <w:pStyle w:val="Heading2"/>
@@ -1673,8 +1775,8 @@
       </w:r>
       <w:r>
         <w:rPr>
-          <w:b/>
-          <w:bCs/>
+          <w:bCs/>
+          <w:b/>
         </w:rPr>
         <w:t xml:space="preserve">kernel murino publicado</w:t>
       </w:r>
@@ -1689,8 +1791,8 @@
       </w:r>
       <w:r>
         <w:rPr>
-          <w:b/>
-          <w:bCs/>
+          <w:bCs/>
+          <w:b/>
         </w:rPr>
         <w:t xml:space="preserve">âncoras de relógio humano</w:t>
       </w:r>
@@ -1705,8 +1807,8 @@
       </w:r>
       <w:r>
         <w:rPr>
-          <w:b/>
-          <w:bCs/>
+          <w:bCs/>
+          <w:b/>
         </w:rPr>
         <w:t xml:space="preserve">motor humanizado auto-testado</w:t>
       </w:r>
@@ -1721,8 +1823,8 @@
       </w:r>
       <w:r>
         <w:rPr>
-          <w:b/>
-          <w:bCs/>
+          <w:bCs/>
+          <w:b/>
         </w:rPr>
         <w:t xml:space="preserve">parâmetros de transporte humano in-vivo</w:t>
       </w:r>
@@ -1737,8 +1839,8 @@
       </w:r>
       <w:r>
         <w:rPr>
-          <w:b/>
-          <w:bCs/>
+          <w:bCs/>
+          <w:b/>
         </w:rPr>
         <w:t xml:space="preserve">sequências PrP próprias verificadas na NCBI</w:t>
       </w:r>
@@ -1749,8 +1851,8 @@
         <w:t xml:space="preserve">(P04156 e ortólogos; matriz BLOSUM62; P023) — das quais se computou a massa molecular usada na dose (22,83 kDa [claim:N060-fato] [evidence:E058]).</w:t>
       </w:r>
     </w:p>
-    <w:bookmarkEnd w:id="18"/>
-    <w:bookmarkStart w:id="19" w:name="X0739bf89e8c85217707bab0c8aa9cefb0227a7c"/>
+    <w:bookmarkEnd w:id="29"/>
+    <w:bookmarkStart w:id="30" w:name="X0739bf89e8c85217707bab0c8aa9cefb0227a7c"/>
     <w:p>
       <w:pPr>
         <w:pStyle w:val="Heading2"/>
@@ -1771,8 +1873,8 @@
       </w:r>
       <w:r>
         <w:rPr>
-          <w:b/>
-          <w:bCs/>
+          <w:bCs/>
+          <w:b/>
         </w:rPr>
         <w:t xml:space="preserve">nasceu ANTES</w:t>
       </w:r>
@@ -1787,8 +1889,8 @@
       </w:r>
       <w:r>
         <w:rPr>
-          <w:b/>
-          <w:bCs/>
+          <w:bCs/>
+          <w:b/>
         </w:rPr>
         <w:t xml:space="preserve">v1.0 de 26/08</w:t>
       </w:r>
@@ -1800,8 +1902,8 @@
       </w:r>
       <w:r>
         <w:rPr>
-          <w:b/>
-          <w:bCs/>
+          <w:bCs/>
+          <w:b/>
         </w:rPr>
         <w:t xml:space="preserve">não gerou o desenho</w:t>
       </w:r>
@@ -1816,8 +1918,8 @@
       </w:r>
       <w:r>
         <w:rPr>
-          <w:b/>
-          <w:bCs/>
+          <w:bCs/>
+          <w:b/>
         </w:rPr>
         <w:t xml:space="preserve">fundamenta a transferência do desenho e estende sua regra de dose</w:t>
       </w:r>
@@ -1837,8 +1939,8 @@
       </w:r>
       <w:r>
         <w:rPr>
-          <w:b/>
-          <w:bCs/>
+          <w:bCs/>
+          <w:b/>
         </w:rPr>
         <w:t xml:space="preserve">compartilham a mesma base de dados reais</w:t>
       </w:r>
@@ -1850,8 +1952,8 @@
       </w:r>
       <w:r>
         <w:rPr>
-          <w:b/>
-          <w:bCs/>
+          <w:bCs/>
+          <w:b/>
         </w:rPr>
         <w:t xml:space="preserve">sobrevive à troca de espécie</w:t>
       </w:r>
@@ -1866,8 +1968,8 @@
       </w:r>
       <w:r>
         <w:rPr>
-          <w:b/>
-          <w:bCs/>
+          <w:bCs/>
+          <w:b/>
         </w:rPr>
         <w:t xml:space="preserve">deriva a regra de titulação κ_req↔Kt que generaliza a dose</w:t>
       </w:r>
@@ -1882,8 +1984,8 @@
       </w:r>
       <w:r>
         <w:rPr>
-          <w:b/>
-          <w:bCs/>
+          <w:bCs/>
+          <w:b/>
         </w:rPr>
         <w:t xml:space="preserve">camada de validade-de-transferência e generalização-de-dose</w:t>
       </w:r>
@@ -1897,7 +1999,13 @@
         <w:t xml:space="preserve"> </w:t>
       </w:r>
       <w:r>
-        <w:t xml:space="preserve">“emerge”</w:t>
+        <w:t xml:space="preserve">“</w:t>
+      </w:r>
+      <w:r>
+        <w:t xml:space="preserve">emerge</w:t>
+      </w:r>
+      <w:r>
+        <w:t xml:space="preserve">”</w:t>
       </w:r>
       <w:r>
         <w:t xml:space="preserve"> </w:t>
@@ -1906,8 +2014,8 @@
         <w:t xml:space="preserve">do fundamento no sentido lógico-pedagógico, com a precedência histórica declarada (predições travadas ANTES: anti-hindsight preservado e exibido como força).</w:t>
       </w:r>
     </w:p>
-    <w:bookmarkEnd w:id="19"/>
-    <w:bookmarkStart w:id="20" w:name="Xae92807abdfd4604d91ffbc2a5b66993b66b046"/>
+    <w:bookmarkEnd w:id="30"/>
+    <w:bookmarkStart w:id="31" w:name="Xae92807abdfd4604d91ffbc2a5b66993b66b046"/>
     <w:p>
       <w:pPr>
         <w:pStyle w:val="Heading2"/>
@@ -1920,8 +2028,8 @@
       <w:tblPr>
         <w:tblStyle w:val="Table"/>
         <w:tblW w:type="pct" w:w="5000"/>
-        <w:tblLayout w:type="fixed"/>
         <w:tblLook w:firstRow="1" w:lastRow="0" w:firstColumn="0" w:lastColumn="0" w:noHBand="0" w:noVBand="0" w:val="0020"/>
+        <w:jc w:val="start"/>
       </w:tblPr>
       <w:tblGrid>
         <w:gridCol w:w="1980"/>
@@ -1931,13 +2039,14 @@
       </w:tblGrid>
       <w:tr>
         <w:trPr>
-          <w:tblHeader w:val="on"/>
+          <w:tblHeader w:val="true"/>
         </w:trPr>
         <w:tc>
           <w:tcPr/>
           <w:p>
             <w:pPr>
               <w:pStyle w:val="Compact"/>
+              <w:jc w:val="left"/>
             </w:pPr>
             <w:r>
               <w:t xml:space="preserve">Verificação</w:t>
@@ -1949,6 +2058,7 @@
           <w:p>
             <w:pPr>
               <w:pStyle w:val="Compact"/>
+              <w:jc w:val="left"/>
             </w:pPr>
             <w:r>
               <w:t xml:space="preserve">Valor (registro)</w:t>
@@ -1960,6 +2070,7 @@
           <w:p>
             <w:pPr>
               <w:pStyle w:val="Compact"/>
+              <w:jc w:val="left"/>
             </w:pPr>
             <w:r>
               <w:t xml:space="preserve">Confronto</w:t>
@@ -1971,6 +2082,7 @@
           <w:p>
             <w:pPr>
               <w:pStyle w:val="Compact"/>
+              <w:jc w:val="left"/>
             </w:pPr>
             <w:r>
               <w:t xml:space="preserve">Veredito</w:t>
@@ -1984,6 +2096,7 @@
           <w:p>
             <w:pPr>
               <w:pStyle w:val="Compact"/>
+              <w:jc w:val="left"/>
             </w:pPr>
             <w:r>
               <w:t xml:space="preserve">θ*=0,333 (v1.0) ∈ banda central multi-espécie?</w:t>
@@ -1995,6 +2108,7 @@
           <w:p>
             <w:pPr>
               <w:pStyle w:val="Compact"/>
+              <w:jc w:val="left"/>
             </w:pPr>
             <w:r>
               <w:t xml:space="preserve">Cenário B =</w:t>
@@ -2004,8 +2118,8 @@
             </w:r>
             <w:r>
               <w:rPr>
+                <w:bCs/>
                 <w:b/>
-                <w:bCs/>
               </w:rPr>
               <w:t xml:space="preserve">0,333–0,400</w:t>
             </w:r>
@@ -2022,6 +2136,7 @@
           <w:p>
             <w:pPr>
               <w:pStyle w:val="Compact"/>
+              <w:jc w:val="left"/>
             </w:pPr>
             <w:r>
               <w:t xml:space="preserve">o limiar travado é o</w:t>
@@ -2031,8 +2146,8 @@
             </w:r>
             <w:r>
               <w:rPr>
+                <w:bCs/>
                 <w:b/>
-                <w:bCs/>
               </w:rPr>
               <w:t xml:space="preserve">piso exato</w:t>
             </w:r>
@@ -2049,6 +2164,7 @@
           <w:p>
             <w:pPr>
               <w:pStyle w:val="Compact"/>
+              <w:jc w:val="left"/>
             </w:pPr>
             <w:r>
               <w:t xml:space="preserve">✅ consistente</w:t>
@@ -2062,6 +2178,7 @@
           <w:p>
             <w:pPr>
               <w:pStyle w:val="Compact"/>
+              <w:jc w:val="left"/>
             </w:pPr>
             <w:r>
               <w:t xml:space="preserve">A dose do desenho (κ=2) contém o humano?</w:t>
@@ -2073,6 +2190,7 @@
           <w:p>
             <w:pPr>
               <w:pStyle w:val="Compact"/>
+              <w:jc w:val="left"/>
             </w:pPr>
             <w:r>
               <w:t xml:space="preserve">humano: κ_min=1,5 (Kt≤1) e</w:t>
@@ -2082,8 +2200,8 @@
             </w:r>
             <w:r>
               <w:rPr>
+                <w:bCs/>
                 <w:b/>
-                <w:bCs/>
               </w:rPr>
               <w:t xml:space="preserve">κ_min=2,0 (Kt=2)</w:t>
             </w:r>
@@ -2094,6 +2212,7 @@
           <w:p>
             <w:pPr>
               <w:pStyle w:val="Compact"/>
+              <w:jc w:val="left"/>
             </w:pPr>
             <w:r>
               <w:t xml:space="preserve">κ=2 = κ_min na banda-hi herdada</w:t>
@@ -2105,6 +2224,7 @@
           <w:p>
             <w:pPr>
               <w:pStyle w:val="Compact"/>
+              <w:jc w:val="left"/>
             </w:pPr>
             <w:r>
               <w:t xml:space="preserve">✅ contém até Kt≈2 (ressalva de horizonte, §3.4)</w:t>
@@ -2118,6 +2238,7 @@
           <w:p>
             <w:pPr>
               <w:pStyle w:val="Compact"/>
+              <w:jc w:val="left"/>
             </w:pPr>
             <w:r>
               <w:t xml:space="preserve">A titulação estende a dose?</w:t>
@@ -2129,6 +2250,7 @@
           <w:p>
             <w:pPr>
               <w:pStyle w:val="Compact"/>
+              <w:jc w:val="left"/>
             </w:pPr>
             <w:r>
               <w:t xml:space="preserve">κ_req: Kt 1→1,5 · 2→2 · 3→3 ·</w:t>
@@ -2138,8 +2260,8 @@
             </w:r>
             <w:r>
               <w:rPr>
+                <w:bCs/>
                 <w:b/>
-                <w:bCs/>
               </w:rPr>
               <w:t xml:space="preserve">4→8</w:t>
             </w:r>
@@ -2156,6 +2278,7 @@
           <w:p>
             <w:pPr>
               <w:pStyle w:val="Compact"/>
+              <w:jc w:val="left"/>
             </w:pPr>
             <w:r>
               <w:t xml:space="preserve">o desenho fixava κ=2; a titulação ajusta por cinética [claim:C057]</w:t>
@@ -2167,6 +2290,7 @@
           <w:p>
             <w:pPr>
               <w:pStyle w:val="Compact"/>
+              <w:jc w:val="left"/>
             </w:pPr>
             <w:r>
               <w:t xml:space="preserve">✅ generalização genuína</w:t>
@@ -2180,6 +2304,7 @@
           <w:p>
             <w:pPr>
               <w:pStyle w:val="Compact"/>
+              <w:jc w:val="left"/>
             </w:pPr>
             <w:r>
               <w:t xml:space="preserve">A decomposição de sensibilidade sustenta a base?</w:t>
@@ -2191,6 +2316,7 @@
           <w:p>
             <w:pPr>
               <w:pStyle w:val="Compact"/>
+              <w:jc w:val="left"/>
             </w:pPr>
             <w:r>
               <w:t xml:space="preserve">só Kt move contenção e relógio (Kr/Kc ≤3%)</w:t>
@@ -2202,6 +2328,7 @@
           <w:p>
             <w:pPr>
               <w:pStyle w:val="Compact"/>
+              <w:jc w:val="left"/>
             </w:pPr>
             <w:r>
               <w:t xml:space="preserve">a parametrização por espécie reduz-se a Kt — validade da simplificação (F-43)</w:t>
@@ -2213,6 +2340,7 @@
           <w:p>
             <w:pPr>
               <w:pStyle w:val="Compact"/>
+              <w:jc w:val="left"/>
             </w:pPr>
             <w:r>
               <w:t xml:space="preserve">✅</w:t>
@@ -2226,6 +2354,7 @@
           <w:p>
             <w:pPr>
               <w:pStyle w:val="Compact"/>
+              <w:jc w:val="left"/>
             </w:pPr>
             <w:r>
               <w:t xml:space="preserve">Predição pré-registrada do hamster</w:t>
@@ -2237,6 +2366,7 @@
           <w:p>
             <w:pPr>
               <w:pStyle w:val="Compact"/>
+              <w:jc w:val="left"/>
             </w:pPr>
             <w:r>
               <w:t xml:space="preserve">REFUTADA sob a definição P-024 (0,659 mm em κ=2/Kt=2)</w:t>
@@ -2248,6 +2378,7 @@
           <w:p>
             <w:pPr>
               <w:pStyle w:val="Compact"/>
+              <w:jc w:val="left"/>
             </w:pPr>
             <w:r>
               <w:t xml:space="preserve">reportada como está; horizonte declarado em toda citação [claim:C056]</w:t>
@@ -2259,6 +2390,7 @@
           <w:p>
             <w:pPr>
               <w:pStyle w:val="Compact"/>
+              <w:jc w:val="left"/>
             </w:pPr>
             <w:r>
               <w:t xml:space="preserve">✅ honestidade exibida</w:t>
@@ -2274,9 +2406,9 @@
         </w:pict>
       </w:r>
     </w:p>
-    <w:bookmarkEnd w:id="20"/>
-    <w:bookmarkEnd w:id="21"/>
-    <w:bookmarkStart w:id="26" w:name="Xc5d13d9ce5859ad1bf9d5d2489886980a3100b0"/>
+    <w:bookmarkEnd w:id="31"/>
+    <w:bookmarkEnd w:id="32"/>
+    <w:bookmarkStart w:id="37" w:name="Xc5d13d9ce5859ad1bf9d5d2489886980a3100b0"/>
     <w:p>
       <w:pPr>
         <w:pStyle w:val="Heading1"/>
@@ -2291,41 +2423,55 @@
       </w:pPr>
       <w:r>
         <w:rPr>
-          <w:i/>
-          <w:iCs/>
+          <w:iCs/>
+          <w:i/>
         </w:rPr>
         <w:t xml:space="preserve">Em linguagem clínica: perguntamos se a</w:t>
       </w:r>
       <w:r>
         <w:rPr>
-          <w:i/>
-          <w:iCs/>
-        </w:rPr>
-        <w:t xml:space="preserve"> </w:t>
-      </w:r>
-      <w:r>
-        <w:rPr>
-          <w:i/>
-          <w:iCs/>
-        </w:rPr>
-        <w:t xml:space="preserve">“dose”</w:t>
-      </w:r>
-      <w:r>
-        <w:rPr>
-          <w:i/>
-          <w:iCs/>
-        </w:rPr>
-        <w:t xml:space="preserve"> </w:t>
-      </w:r>
-      <w:r>
-        <w:rPr>
-          <w:i/>
-          <w:iCs/>
+          <w:iCs/>
+          <w:i/>
+        </w:rPr>
+        <w:t xml:space="preserve"> </w:t>
+      </w:r>
+      <w:r>
+        <w:rPr>
+          <w:iCs/>
+          <w:i/>
+        </w:rPr>
+        <w:t xml:space="preserve">“</w:t>
+      </w:r>
+      <w:r>
+        <w:rPr>
+          <w:iCs/>
+          <w:i/>
+        </w:rPr>
+        <w:t xml:space="preserve">dose</w:t>
+      </w:r>
+      <w:r>
+        <w:rPr>
+          <w:iCs/>
+          <w:i/>
+        </w:rPr>
+        <w:t xml:space="preserve">”</w:t>
+      </w:r>
+      <w:r>
+        <w:rPr>
+          <w:iCs/>
+          <w:i/>
+        </w:rPr>
+        <w:t xml:space="preserve"> </w:t>
+      </w:r>
+      <w:r>
+        <w:rPr>
+          <w:iCs/>
+          <w:i/>
         </w:rPr>
         <w:t xml:space="preserve">que contém o príon num rato serviria num hamster, num humano, num vole — espécies cujas doenças priônicas correm em velocidades muito diferentes. A resposta (Cenário B): no meio da faixa de velocidade, a dose-limiar é praticamente a mesma (θ* 0,333–0,400); nos extremos rápidos exige-se mais dose, de forma previsível (regra de titulação) — e o número só é comparável quando se declara por quanto tempo se observa (horizonte). Ver Figura 4.</w:t>
       </w:r>
     </w:p>
-    <w:bookmarkStart w:id="22" w:name="X570fd1e9a733c55ac1f062acf66cf544dbea580"/>
+    <w:bookmarkStart w:id="33" w:name="X570fd1e9a733c55ac1f062acf66cf544dbea580"/>
     <w:p>
       <w:pPr>
         <w:pStyle w:val="Heading2"/>
@@ -2346,8 +2492,8 @@
       </w:r>
       <w:r>
         <w:rPr>
-          <w:b/>
-          <w:bCs/>
+          <w:bCs/>
+          <w:b/>
         </w:rPr>
         <w:t xml:space="preserve">apenas a classe Kt (autocatálise/templating) governa contenção e relógio</w:t>
       </w:r>
@@ -2358,8 +2504,8 @@
         <w:t xml:space="preserve">(Kr/Kc ±50% mudam o raio ≤3%) — seguindo-se a parametrização por espécie em bandas com proveniência (sequências PrP verificadas na NCBI; matriz de identidade BLOSUM62; correlação cinética localizada no loop β2-α2 e no nível de expressão — não na identidade global) e a execução multi-espécie em matrix computacional com definições operacionais pré-registradas antes de qualquer execução.</w:t>
       </w:r>
     </w:p>
-    <w:bookmarkEnd w:id="22"/>
-    <w:bookmarkStart w:id="23" w:name="cenário-b-sim"/>
+    <w:bookmarkEnd w:id="33"/>
+    <w:bookmarkStart w:id="34" w:name="cenário-b-sim"/>
     <w:p>
       <w:pPr>
         <w:pStyle w:val="Heading2"/>
@@ -2380,8 +2526,8 @@
       </w:r>
       <w:r>
         <w:rPr>
-          <w:b/>
-          <w:bCs/>
+          <w:bCs/>
+          <w:b/>
         </w:rPr>
         <w:t xml:space="preserve">0,333–0,400</w:t>
       </w:r>
@@ -2396,8 +2542,8 @@
       </w:r>
       <w:r>
         <w:rPr>
-          <w:i/>
-          <w:iCs/>
+          <w:iCs/>
+          <w:i/>
         </w:rPr>
         <w:t xml:space="preserve">aproximadamente conservado</w:t>
       </w:r>
@@ -2405,8 +2551,8 @@
         <w:t xml:space="preserve">), com degradação monotônica nos extremos de cinética: Kt=4 exige κ=8 (θ*=0,111) [claim:C055] [evidence:E032].</w:t>
       </w:r>
     </w:p>
-    <w:bookmarkEnd w:id="23"/>
-    <w:bookmarkStart w:id="24" w:name="regra-de-titulação-emergente"/>
+    <w:bookmarkEnd w:id="34"/>
+    <w:bookmarkStart w:id="35" w:name="regra-de-titulação-emergente"/>
     <w:p>
       <w:pPr>
         <w:pStyle w:val="Heading2"/>
@@ -2424,8 +2570,8 @@
       </w:r>
       <w:r>
         <w:rPr>
-          <w:b/>
-          <w:bCs/>
+          <w:bCs/>
+          <w:b/>
         </w:rPr>
         <w:t xml:space="preserve">1→1,5 · 2→2 · 3→3 · 4→8</w:t>
       </w:r>
@@ -2440,8 +2586,8 @@
       </w:r>
       <w:r>
         <w:rPr>
-          <w:b/>
-          <w:bCs/>
+          <w:bCs/>
+          <w:b/>
         </w:rPr>
         <w:t xml:space="preserve">titulada à cinética, não fixada universalmente</w:t>
       </w:r>
@@ -2452,8 +2598,8 @@
         <w:t xml:space="preserve">[claim:C057] [evidence:E032]. Esta regra é a que o capítulo seguinte converte em massa calculável.</w:t>
       </w:r>
     </w:p>
-    <w:bookmarkEnd w:id="24"/>
-    <w:bookmarkStart w:id="25" w:name="Xda6db144fe9d64a0c688ea731a5f11e65c4d4bd"/>
+    <w:bookmarkEnd w:id="35"/>
+    <w:bookmarkStart w:id="36" w:name="Xda6db144fe9d64a0c688ea731a5f11e65c4d4bd"/>
     <w:p>
       <w:pPr>
         <w:pStyle w:val="Heading2"/>
@@ -2474,8 +2620,8 @@
       </w:r>
       <w:r>
         <w:rPr>
-          <w:b/>
-          <w:bCs/>
+          <w:bCs/>
+          <w:b/>
         </w:rPr>
         <w:t xml:space="preserve">contém</w:t>
       </w:r>
@@ -2490,8 +2636,8 @@
       </w:r>
       <w:r>
         <w:rPr>
-          <w:b/>
-          <w:bCs/>
+          <w:bCs/>
+          <w:b/>
         </w:rPr>
         <w:t xml:space="preserve">escapa</w:t>
       </w:r>
@@ -2506,8 +2652,8 @@
       </w:r>
       <w:r>
         <w:rPr>
-          <w:b/>
-          <w:bCs/>
+          <w:bCs/>
+          <w:b/>
         </w:rPr>
         <w:t xml:space="preserve">refutada sob a definição P-024</w:t>
       </w:r>
@@ -2522,8 +2668,8 @@
       <w:tblPr>
         <w:tblStyle w:val="FigureTable"/>
         <w:tblW w:type="auto" w:w="0"/>
+        <w:tblLook w:firstRow="0" w:lastRow="0" w:firstColumn="0" w:lastColumn="0"/>
         <w:jc w:val="center"/>
-        <w:tblLook w:firstRow="0" w:lastRow="0" w:firstColumn="0" w:lastColumn="0"/>
       </w:tblPr>
       <w:tblGrid>
         <w:gridCol w:w="7920"/>
@@ -2557,66 +2703,66 @@
       </w:pPr>
       <w:r>
         <w:rPr>
-          <w:i/>
-          <w:iCs/>
+          <w:iCs/>
+          <w:i/>
         </w:rPr>
         <w:t xml:space="preserve">Figura 4 (auditável:</w:t>
       </w:r>
       <w:r>
         <w:rPr>
-          <w:i/>
-          <w:iCs/>
+          <w:iCs/>
+          <w:i/>
         </w:rPr>
         <w:t xml:space="preserve"> </w:t>
       </w:r>
       <w:r>
         <w:rPr>
           <w:rStyle w:val="VerbatimChar"/>
-          <w:i/>
-          <w:iCs/>
+          <w:iCs/>
+          <w:i/>
         </w:rPr>
         <w:t xml:space="preserve">experiments/xspecies/make_fig4_thetaspecies.py</w:t>
       </w:r>
       <w:r>
         <w:rPr>
-          <w:i/>
-          <w:iCs/>
-        </w:rPr>
-        <w:t xml:space="preserve"> </w:t>
-      </w:r>
-      <w:r>
-        <w:rPr>
-          <w:i/>
-          <w:iCs/>
+          <w:iCs/>
+          <w:i/>
+        </w:rPr>
+        <w:t xml:space="preserve"> </w:t>
+      </w:r>
+      <w:r>
+        <w:rPr>
+          <w:iCs/>
+          <w:i/>
         </w:rPr>
         <w:t xml:space="preserve">lê somente os JSONs p024; regenerável no CI). Proveniência integral: N-fatos N055–N059; canon F-43/F-44; JSONs</w:t>
       </w:r>
       <w:r>
         <w:rPr>
-          <w:i/>
-          <w:iCs/>
+          <w:iCs/>
+          <w:i/>
         </w:rPr>
         <w:t xml:space="preserve"> </w:t>
       </w:r>
       <w:r>
         <w:rPr>
           <w:rStyle w:val="VerbatimChar"/>
-          <w:i/>
-          <w:iCs/>
+          <w:iCs/>
+          <w:i/>
         </w:rPr>
         <w:t xml:space="preserve">experiments/xspecies/p024_{mouse,human,hamster,vole}.json</w:t>
       </w:r>
       <w:r>
         <w:rPr>
-          <w:i/>
-          <w:iCs/>
-        </w:rPr>
-        <w:t xml:space="preserve"> </w:t>
-      </w:r>
-      <w:r>
-        <w:rPr>
-          <w:i/>
-          <w:iCs/>
+          <w:iCs/>
+          <w:i/>
+        </w:rPr>
+        <w:t xml:space="preserve"> </w:t>
+      </w:r>
+      <w:r>
+        <w:rPr>
+          <w:iCs/>
+          <w:i/>
         </w:rPr>
         <w:t xml:space="preserve">(execução cloud 4/4, C0 exato por job).</w:t>
       </w:r>
@@ -2628,9 +2774,9 @@
         </w:pict>
       </w:r>
     </w:p>
-    <w:bookmarkEnd w:id="25"/>
-    <w:bookmarkEnd w:id="26"/>
-    <w:bookmarkStart w:id="32" w:name="X2d5de12b5dcc61888862742011e4b28136cd3fe"/>
+    <w:bookmarkEnd w:id="36"/>
+    <w:bookmarkEnd w:id="37"/>
+    <w:bookmarkStart w:id="43" w:name="X2d5de12b5dcc61888862742011e4b28136cd3fe"/>
     <w:p>
       <w:pPr>
         <w:pStyle w:val="Heading1"/>
@@ -2645,36 +2791,36 @@
       </w:pPr>
       <w:r>
         <w:rPr>
-          <w:i/>
-          <w:iCs/>
+          <w:iCs/>
+          <w:i/>
         </w:rPr>
         <w:t xml:space="preserve">Em linguagem clínica: com o fundamento validado (Cap. 3), o desenho se completa — onde depositar (anel 8–12 mm), com que malha, a que intervalo (≤7 d), e agora:</w:t>
       </w:r>
       <w:r>
         <w:rPr>
-          <w:i/>
-          <w:iCs/>
-        </w:rPr>
-        <w:t xml:space="preserve"> </w:t>
-      </w:r>
-      <w:r>
-        <w:rPr>
-          <w:b/>
-          <w:bCs/>
-          <w:i/>
-          <w:iCs/>
+          <w:iCs/>
+          <w:i/>
+        </w:rPr>
+        <w:t xml:space="preserve"> </w:t>
+      </w:r>
+      <w:r>
+        <w:rPr>
+          <w:bCs/>
+          <w:b/>
+          <w:iCs/>
+          <w:i/>
         </w:rPr>
         <w:t xml:space="preserve">quanta proteína por depósito</w:t>
       </w:r>
       <w:r>
         <w:rPr>
-          <w:i/>
-          <w:iCs/>
+          <w:iCs/>
+          <w:i/>
         </w:rPr>
         <w:t xml:space="preserve">, como banda calculada com a incerteza declarada — não como número único. A dose permanece prognóstico [SIM] até o ensaio G0; o que este capítulo entrega é o prognóstico quantitativo do braço discriminador A6.</w:t>
       </w:r>
     </w:p>
-    <w:bookmarkStart w:id="27" w:name="transporte-três-regras-falseáveis-sim"/>
+    <w:bookmarkStart w:id="38" w:name="transporte-três-regras-falseáveis-sim"/>
     <w:p>
       <w:pPr>
         <w:pStyle w:val="Heading2"/>
@@ -2693,16 +2839,16 @@
     </w:p>
     <w:p>
       <w:pPr>
-        <w:pStyle w:val="Compact"/>
         <w:numPr>
           <w:ilvl w:val="0"/>
           <w:numId w:val="1002"/>
         </w:numPr>
-      </w:pPr>
-      <w:r>
-        <w:rPr>
-          <w:b/>
-          <w:bCs/>
+        <w:pStyle w:val="Compact"/>
+      </w:pPr>
+      <w:r>
+        <w:rPr>
+          <w:bCs/>
+          <w:b/>
         </w:rPr>
         <w:t xml:space="preserve">Anel de contenção</w:t>
       </w:r>
@@ -2714,8 +2860,8 @@
       </w:r>
       <w:r>
         <w:rPr>
-          <w:b/>
-          <w:bCs/>
+          <w:bCs/>
+          <w:b/>
         </w:rPr>
         <w:t xml:space="preserve">8–12 mm</w:t>
       </w:r>
@@ -2728,16 +2874,16 @@
     </w:p>
     <w:p>
       <w:pPr>
-        <w:pStyle w:val="Compact"/>
         <w:numPr>
           <w:ilvl w:val="0"/>
           <w:numId w:val="1002"/>
         </w:numPr>
-      </w:pPr>
-      <w:r>
-        <w:rPr>
-          <w:b/>
-          <w:bCs/>
+        <w:pStyle w:val="Compact"/>
+      </w:pPr>
+      <w:r>
+        <w:rPr>
+          <w:bCs/>
+          <w:b/>
         </w:rPr>
         <w:t xml:space="preserve">Malha do veículo</w:t>
       </w:r>
@@ -2747,16 +2893,16 @@
     </w:p>
     <w:p>
       <w:pPr>
-        <w:pStyle w:val="Compact"/>
         <w:numPr>
           <w:ilvl w:val="0"/>
           <w:numId w:val="1002"/>
         </w:numPr>
-      </w:pPr>
-      <w:r>
-        <w:rPr>
-          <w:b/>
-          <w:bCs/>
+        <w:pStyle w:val="Compact"/>
+      </w:pPr>
+      <w:r>
+        <w:rPr>
+          <w:bCs/>
+          <w:b/>
         </w:rPr>
         <w:t xml:space="preserve">Redose</w:t>
       </w:r>
@@ -2768,8 +2914,8 @@
       </w:r>
       <w:r>
         <w:rPr>
-          <w:b/>
-          <w:bCs/>
+          <w:bCs/>
+          <w:b/>
         </w:rPr>
         <w:t xml:space="preserve">≤7 dias</w:t>
       </w:r>
@@ -2780,8 +2926,8 @@
         <w:t xml:space="preserve">para mRNA/LNP (trough ≥30–56%; meia-vida de PrP 4,8–6,4 d [evidence:E039]) [claim:C035] [evidence:E030, E019].</w:t>
       </w:r>
     </w:p>
-    <w:bookmarkEnd w:id="27"/>
-    <w:bookmarkStart w:id="28" w:name="X1090e93016871ec8ac8b3a2414ef25c0537541f"/>
+    <w:bookmarkEnd w:id="38"/>
+    <w:bookmarkStart w:id="39" w:name="X1090e93016871ec8ac8b3a2414ef25c0537541f"/>
     <w:p>
       <w:pPr>
         <w:pStyle w:val="Heading2"/>
@@ -2802,8 +2948,8 @@
       </w:r>
       <w:r>
         <w:rPr>
-          <w:b/>
-          <w:bCs/>
+          <w:bCs/>
+          <w:b/>
         </w:rPr>
         <w:t xml:space="preserve">θ*=0,333</w:t>
       </w:r>
@@ -2818,8 +2964,8 @@
       </w:r>
       <w:r>
         <w:rPr>
-          <w:b/>
-          <w:bCs/>
+          <w:bCs/>
+          <w:b/>
         </w:rPr>
         <w:t xml:space="preserve">dentro da banda humana herdada</w:t>
       </w:r>
@@ -2842,8 +2988,8 @@
       </w:r>
       <w:r>
         <w:rPr>
-          <w:b/>
-          <w:bCs/>
+          <w:bCs/>
+          <w:b/>
         </w:rPr>
         <w:t xml:space="preserve">quanto vale κ em massa?</w:t>
       </w:r>
@@ -2858,8 +3004,8 @@
       </w:r>
       <w:r>
         <w:rPr>
-          <w:b/>
-          <w:bCs/>
+          <w:bCs/>
+          <w:b/>
         </w:rPr>
         <w:t xml:space="preserve">banda</w:t>
       </w:r>
@@ -2870,8 +3016,8 @@
         <w:t xml:space="preserve">— com critérios de aceitação pré-registrados antes de qualquer computação (protocolo garantista: toda célula da cadeia com unidade+fonte; banda sempre ≥2 extremos; a largura da banda dominada pelo elo κ↔µM é resultado válido e esperado; saída de planejamento, jamais prescrição).</w:t>
       </w:r>
     </w:p>
-    <w:bookmarkEnd w:id="28"/>
-    <w:bookmarkStart w:id="29" w:name="X83697a1cfdb9267535534a5abbbfdebdf557ab1"/>
+    <w:bookmarkEnd w:id="39"/>
+    <w:bookmarkStart w:id="40" w:name="X83697a1cfdb9267535534a5abbbfdebdf557ab1"/>
     <w:p>
       <w:pPr>
         <w:pStyle w:val="Heading2"/>
@@ -2886,30 +3032,30 @@
       </w:pPr>
       <w:r>
         <w:rPr>
-          <w:b/>
-          <w:bCs/>
+          <w:bCs/>
+          <w:b/>
         </w:rPr>
         <w:t xml:space="preserve">Cadeia dimensional (todas as células com unidade+fonte; JSON canônico</w:t>
       </w:r>
       <w:r>
         <w:rPr>
-          <w:b/>
-          <w:bCs/>
+          <w:bCs/>
+          <w:b/>
         </w:rPr>
         <w:t xml:space="preserve"> </w:t>
       </w:r>
       <w:r>
         <w:rPr>
           <w:rStyle w:val="VerbatimChar"/>
-          <w:b/>
-          <w:bCs/>
+          <w:bCs/>
+          <w:b/>
         </w:rPr>
         <w:t xml:space="preserve">experiments/m31/m31_u1u2.json</w:t>
       </w:r>
       <w:r>
         <w:rPr>
-          <w:b/>
-          <w:bCs/>
+          <w:bCs/>
+          <w:b/>
         </w:rPr>
         <w:t xml:space="preserve">):</w:t>
       </w:r>
@@ -2924,8 +3070,8 @@
       </w:r>
       <w:r>
         <w:rPr>
-          <w:b/>
-          <w:bCs/>
+          <w:bCs/>
+          <w:b/>
         </w:rPr>
         <w:t xml:space="preserve">0,071–1,0 µM</w:t>
       </w:r>
@@ -2934,8 +3080,8 @@
       </w:r>
       <w:r>
         <w:rPr>
-          <w:b/>
-          <w:bCs/>
+          <w:bCs/>
+          <w:b/>
         </w:rPr>
         <w:t xml:space="preserve">22,83 kDa</w:t>
       </w:r>
@@ -2949,8 +3095,8 @@
       </w:pPr>
       <w:r>
         <w:rPr>
-          <w:b/>
-          <w:bCs/>
+          <w:bCs/>
+          <w:b/>
         </w:rPr>
         <w:t xml:space="preserve">Escada de dose por banda-Kt do hospedeiro:</w:t>
       </w:r>
@@ -2959,8 +3105,8 @@
       <w:tblPr>
         <w:tblStyle w:val="Table"/>
         <w:tblW w:type="pct" w:w="5000"/>
-        <w:tblLayout w:type="fixed"/>
         <w:tblLook w:firstRow="1" w:lastRow="0" w:firstColumn="0" w:lastColumn="0" w:noHBand="0" w:noVBand="0" w:val="0020"/>
+        <w:jc w:val="start"/>
       </w:tblPr>
       <w:tblGrid>
         <w:gridCol w:w="1584"/>
@@ -2971,13 +3117,14 @@
       </w:tblGrid>
       <w:tr>
         <w:trPr>
-          <w:tblHeader w:val="on"/>
+          <w:tblHeader w:val="true"/>
         </w:trPr>
         <w:tc>
           <w:tcPr/>
           <w:p>
             <w:pPr>
               <w:pStyle w:val="Compact"/>
+              <w:jc w:val="left"/>
             </w:pPr>
             <w:r>
               <w:t xml:space="preserve">Banda-Kt</w:t>
@@ -2989,6 +3136,7 @@
           <w:p>
             <w:pPr>
               <w:pStyle w:val="Compact"/>
+              <w:jc w:val="left"/>
             </w:pPr>
             <w:r>
               <w:t xml:space="preserve">κ_req</w:t>
@@ -3000,6 +3148,7 @@
           <w:p>
             <w:pPr>
               <w:pStyle w:val="Compact"/>
+              <w:jc w:val="left"/>
             </w:pPr>
             <w:r>
               <w:t xml:space="preserve">c no pico (µM)</w:t>
@@ -3011,6 +3160,7 @@
           <w:p>
             <w:pPr>
               <w:pStyle w:val="Compact"/>
+              <w:jc w:val="left"/>
             </w:pPr>
             <w:r>
               <w:t xml:space="preserve">µg V127ΔGPI/depósito</w:t>
@@ -3022,6 +3172,7 @@
           <w:p>
             <w:pPr>
               <w:pStyle w:val="Compact"/>
+              <w:jc w:val="left"/>
             </w:pPr>
             <w:r>
               <w:t xml:space="preserve">Redose</w:t>
@@ -3035,6 +3186,7 @@
           <w:p>
             <w:pPr>
               <w:pStyle w:val="Compact"/>
+              <w:jc w:val="left"/>
             </w:pPr>
             <w:r>
               <w:t xml:space="preserve">Kt 1</w:t>
@@ -3046,6 +3198,7 @@
           <w:p>
             <w:pPr>
               <w:pStyle w:val="Compact"/>
+              <w:jc w:val="left"/>
             </w:pPr>
             <w:r>
               <w:t xml:space="preserve">1,5</w:t>
@@ -3057,6 +3210,7 @@
           <w:p>
             <w:pPr>
               <w:pStyle w:val="Compact"/>
+              <w:jc w:val="left"/>
             </w:pPr>
             <w:r>
               <w:t xml:space="preserve">0,11–1,5</w:t>
@@ -3068,6 +3222,7 @@
           <w:p>
             <w:pPr>
               <w:pStyle w:val="Compact"/>
+              <w:jc w:val="left"/>
             </w:pPr>
             <w:r>
               <w:t xml:space="preserve">0,0–1,9</w:t>
@@ -3079,6 +3234,7 @@
           <w:p>
             <w:pPr>
               <w:pStyle w:val="Compact"/>
+              <w:jc w:val="left"/>
             </w:pPr>
             <w:r>
               <w:t xml:space="preserve">≤7 d</w:t>
@@ -3092,11 +3248,12 @@
           <w:p>
             <w:pPr>
               <w:pStyle w:val="Compact"/>
+              <w:jc w:val="left"/>
             </w:pPr>
             <w:r>
               <w:rPr>
+                <w:bCs/>
                 <w:b/>
-                <w:bCs/>
               </w:rPr>
               <w:t xml:space="preserve">Kt 2 (humano central)</w:t>
             </w:r>
@@ -3107,11 +3264,12 @@
           <w:p>
             <w:pPr>
               <w:pStyle w:val="Compact"/>
+              <w:jc w:val="left"/>
             </w:pPr>
             <w:r>
               <w:rPr>
+                <w:bCs/>
                 <w:b/>
-                <w:bCs/>
               </w:rPr>
               <w:t xml:space="preserve">2</w:t>
             </w:r>
@@ -3122,11 +3280,12 @@
           <w:p>
             <w:pPr>
               <w:pStyle w:val="Compact"/>
+              <w:jc w:val="left"/>
             </w:pPr>
             <w:r>
               <w:rPr>
+                <w:bCs/>
                 <w:b/>
-                <w:bCs/>
               </w:rPr>
               <w:t xml:space="preserve">0,14–2,0</w:t>
             </w:r>
@@ -3137,11 +3296,12 @@
           <w:p>
             <w:pPr>
               <w:pStyle w:val="Compact"/>
+              <w:jc w:val="left"/>
             </w:pPr>
             <w:r>
               <w:rPr>
+                <w:bCs/>
                 <w:b/>
-                <w:bCs/>
               </w:rPr>
               <w:t xml:space="preserve">0,0–2,6</w:t>
             </w:r>
@@ -3152,11 +3312,12 @@
           <w:p>
             <w:pPr>
               <w:pStyle w:val="Compact"/>
+              <w:jc w:val="left"/>
             </w:pPr>
             <w:r>
               <w:rPr>
+                <w:bCs/>
                 <w:b/>
-                <w:bCs/>
               </w:rPr>
               <w:t xml:space="preserve">≤7 d</w:t>
             </w:r>
@@ -3169,6 +3330,7 @@
           <w:p>
             <w:pPr>
               <w:pStyle w:val="Compact"/>
+              <w:jc w:val="left"/>
             </w:pPr>
             <w:r>
               <w:t xml:space="preserve">Kt 3</w:t>
@@ -3180,6 +3342,7 @@
           <w:p>
             <w:pPr>
               <w:pStyle w:val="Compact"/>
+              <w:jc w:val="left"/>
             </w:pPr>
             <w:r>
               <w:t xml:space="preserve">3</w:t>
@@ -3191,6 +3354,7 @@
           <w:p>
             <w:pPr>
               <w:pStyle w:val="Compact"/>
+              <w:jc w:val="left"/>
             </w:pPr>
             <w:r>
               <w:t xml:space="preserve">0,21–3,0</w:t>
@@ -3202,6 +3366,7 @@
           <w:p>
             <w:pPr>
               <w:pStyle w:val="Compact"/>
+              <w:jc w:val="left"/>
             </w:pPr>
             <w:r>
               <w:t xml:space="preserve">0,1–3,9</w:t>
@@ -3213,6 +3378,7 @@
           <w:p>
             <w:pPr>
               <w:pStyle w:val="Compact"/>
+              <w:jc w:val="left"/>
             </w:pPr>
             <w:r>
               <w:t xml:space="preserve">≤7 d</w:t>
@@ -3226,6 +3392,7 @@
           <w:p>
             <w:pPr>
               <w:pStyle w:val="Compact"/>
+              <w:jc w:val="left"/>
             </w:pPr>
             <w:r>
               <w:t xml:space="preserve">Kt 4 (pior caso declarado)</w:t>
@@ -3237,6 +3404,7 @@
           <w:p>
             <w:pPr>
               <w:pStyle w:val="Compact"/>
+              <w:jc w:val="left"/>
             </w:pPr>
             <w:r>
               <w:t xml:space="preserve">8</w:t>
@@ -3248,6 +3416,7 @@
           <w:p>
             <w:pPr>
               <w:pStyle w:val="Compact"/>
+              <w:jc w:val="left"/>
             </w:pPr>
             <w:r>
               <w:t xml:space="preserve">0,57–8,0</w:t>
@@ -3259,6 +3428,7 @@
           <w:p>
             <w:pPr>
               <w:pStyle w:val="Compact"/>
+              <w:jc w:val="left"/>
             </w:pPr>
             <w:r>
               <w:t xml:space="preserve">0,2–10,3</w:t>
@@ -3270,6 +3440,7 @@
           <w:p>
             <w:pPr>
               <w:pStyle w:val="Compact"/>
+              <w:jc w:val="left"/>
             </w:pPr>
             <w:r>
               <w:t xml:space="preserve">≤7 d</w:t>
@@ -3290,8 +3461,8 @@
       </w:r>
       <w:r>
         <w:rPr>
-          <w:b/>
-          <w:bCs/>
+          <w:bCs/>
+          <w:b/>
         </w:rPr>
         <w:t xml:space="preserve">0,0–2,6 µg de V127ΔGPI por depósito</w:t>
       </w:r>
@@ -3308,8 +3479,8 @@
       </w:pPr>
       <w:r>
         <w:rPr>
-          <w:b/>
-          <w:bCs/>
+          <w:bCs/>
+          <w:b/>
         </w:rPr>
         <w:t xml:space="preserve">A largura da banda é o achado.</w:t>
       </w:r>
@@ -3321,8 +3492,8 @@
       </w:r>
       <w:r>
         <w:rPr>
-          <w:b/>
-          <w:bCs/>
+          <w:bCs/>
+          <w:b/>
         </w:rPr>
         <w:t xml:space="preserve">53× em todos os degraus</w:t>
       </w:r>
@@ -3337,8 +3508,8 @@
       </w:r>
       <w:r>
         <w:rPr>
-          <w:b/>
-          <w:bCs/>
+          <w:bCs/>
+          <w:b/>
         </w:rPr>
         <w:t xml:space="preserve">14× do proxy de Kd</w:t>
       </w:r>
@@ -3353,8 +3524,8 @@
       </w:r>
       <w:r>
         <w:rPr>
-          <w:b/>
-          <w:bCs/>
+          <w:bCs/>
+          <w:b/>
         </w:rPr>
         <w:t xml:space="preserve">3,7× do volume do halo</w:t>
       </w:r>
@@ -3369,8 +3540,8 @@
       </w:r>
       <w:r>
         <w:rPr>
-          <w:b/>
-          <w:bCs/>
+          <w:bCs/>
+          <w:b/>
         </w:rPr>
         <w:t xml:space="preserve">quantificação honesta do que o ensaio G0-A6 fecha</w:t>
       </w:r>
@@ -3385,8 +3556,8 @@
       </w:r>
       <w:r>
         <w:rPr>
-          <w:b/>
-          <w:bCs/>
+          <w:bCs/>
+          <w:b/>
         </w:rPr>
         <w:t xml:space="preserve">não prescrição</w:t>
       </w:r>
@@ -3398,8 +3569,8 @@
       <w:tblPr>
         <w:tblStyle w:val="FigureTable"/>
         <w:tblW w:type="auto" w:w="0"/>
+        <w:tblLook w:firstRow="0" w:lastRow="0" w:firstColumn="0" w:lastColumn="0"/>
         <w:jc w:val="center"/>
-        <w:tblLook w:firstRow="0" w:lastRow="0" w:firstColumn="0" w:lastColumn="0"/>
       </w:tblPr>
       <w:tblGrid>
         <w:gridCol w:w="7920"/>
@@ -3433,59 +3604,59 @@
       </w:pPr>
       <w:r>
         <w:rPr>
-          <w:i/>
-          <w:iCs/>
+          <w:iCs/>
+          <w:i/>
         </w:rPr>
         <w:t xml:space="preserve">Figura 5 (auditável:</w:t>
       </w:r>
       <w:r>
         <w:rPr>
-          <w:i/>
-          <w:iCs/>
+          <w:iCs/>
+          <w:i/>
         </w:rPr>
         <w:t xml:space="preserve"> </w:t>
       </w:r>
       <w:r>
         <w:rPr>
           <w:rStyle w:val="VerbatimChar"/>
-          <w:i/>
-          <w:iCs/>
+          <w:iCs/>
+          <w:i/>
         </w:rPr>
         <w:t xml:space="preserve">experiments/m31/make_fig5_doseladder.py</w:t>
       </w:r>
       <w:r>
         <w:rPr>
-          <w:i/>
-          <w:iCs/>
-        </w:rPr>
-        <w:t xml:space="preserve"> </w:t>
-      </w:r>
-      <w:r>
-        <w:rPr>
-          <w:i/>
-          <w:iCs/>
+          <w:iCs/>
+          <w:i/>
+        </w:rPr>
+        <w:t xml:space="preserve"> </w:t>
+      </w:r>
+      <w:r>
+        <w:rPr>
+          <w:iCs/>
+          <w:i/>
         </w:rPr>
         <w:t xml:space="preserve">lê somente</w:t>
       </w:r>
       <w:r>
         <w:rPr>
-          <w:i/>
-          <w:iCs/>
+          <w:iCs/>
+          <w:i/>
         </w:rPr>
         <w:t xml:space="preserve"> </w:t>
       </w:r>
       <w:r>
         <w:rPr>
           <w:rStyle w:val="VerbatimChar"/>
-          <w:i/>
-          <w:iCs/>
+          <w:iCs/>
+          <w:i/>
         </w:rPr>
         <w:t xml:space="preserve">m31_u1u2.json</w:t>
       </w:r>
       <w:r>
         <w:rPr>
-          <w:i/>
-          <w:iCs/>
+          <w:iCs/>
+          <w:i/>
         </w:rPr>
         <w:t xml:space="preserve">; regenerável no CI). Barras = banda [otimista, pior-caso]; hachura = pior caso declarado κ=8 (C057); faixa azul = banda humana Kt {0,5–2}; largura ≈53× constante (κ cancela) — a largura É o achado até G0-A6. Tier [SIM]-planejamento no título da figura.</w:t>
       </w:r>
@@ -3496,8 +3667,8 @@
       </w:pPr>
       <w:r>
         <w:rPr>
-          <w:b/>
-          <w:bCs/>
+          <w:bCs/>
+          <w:b/>
         </w:rPr>
         <w:t xml:space="preserve">Por que A6 é o vetor-primário da dose:</w:t>
       </w:r>
@@ -3512,8 +3683,8 @@
       </w:r>
       <w:r>
         <w:rPr>
-          <w:b/>
-          <w:bCs/>
+          <w:bCs/>
+          <w:b/>
         </w:rPr>
         <w:t xml:space="preserve">dose conhecível de saída</w:t>
       </w:r>
@@ -3524,8 +3695,8 @@
         <w:t xml:space="preserve">— é o braço discriminador que fecha κ↔µM e testa a forma funcional do capping (primeira potência vs quadrática, travada na colheita [SIM] da Parte 1) [claim:C051] [evidence:E032, E033]. A5 e A7 herdam a cadeia como derivadas.</w:t>
       </w:r>
     </w:p>
-    <w:bookmarkEnd w:id="29"/>
-    <w:bookmarkStart w:id="30" w:name="X05c6eb20d73987d9245228a1d105d12c09d3a5e"/>
+    <w:bookmarkEnd w:id="40"/>
+    <w:bookmarkStart w:id="41" w:name="X05c6eb20d73987d9245228a1d105d12c09d3a5e"/>
     <w:p>
       <w:pPr>
         <w:pStyle w:val="Heading2"/>
@@ -3546,8 +3717,8 @@
       </w:r>
       <w:r>
         <w:rPr>
-          <w:b/>
-          <w:bCs/>
+          <w:bCs/>
+          <w:b/>
         </w:rPr>
         <w:t xml:space="preserve">exatamente o que o dado informa</w:t>
       </w:r>
@@ -3558,8 +3729,8 @@
         <w:t xml:space="preserve">[claim:C046, C051, C052, C053]. Os dez itens de freeze F1–F10 com GATE-F de liberação estão no Apêndice C; a especificação integral no registro.</w:t>
       </w:r>
     </w:p>
-    <w:bookmarkEnd w:id="30"/>
-    <w:bookmarkStart w:id="31" w:name="custo-cotação"/>
+    <w:bookmarkEnd w:id="41"/>
+    <w:bookmarkStart w:id="42" w:name="custo-cotação"/>
     <w:p>
       <w:pPr>
         <w:pStyle w:val="Heading2"/>
@@ -3583,9 +3754,9 @@
         </w:pict>
       </w:r>
     </w:p>
-    <w:bookmarkEnd w:id="31"/>
-    <w:bookmarkEnd w:id="32"/>
-    <w:bookmarkStart w:id="37" w:name="X885904e5764381ea365ecb3b28d29c47fdca7f4"/>
+    <w:bookmarkEnd w:id="42"/>
+    <w:bookmarkEnd w:id="43"/>
+    <w:bookmarkStart w:id="48" w:name="X885904e5764381ea365ecb3b28d29c47fdca7f4"/>
     <w:p>
       <w:pPr>
         <w:pStyle w:val="Heading1"/>
@@ -3594,7 +3765,7 @@
         <w:t xml:space="preserve">CAPÍTULO 5 — MÉTODOS: A ETRIZAÇÃO FORMALIZADA</w:t>
       </w:r>
     </w:p>
-    <w:bookmarkStart w:id="33" w:name="X8b6dc00826d26841001b04930f734d2564b5f6f"/>
+    <w:bookmarkStart w:id="44" w:name="X8b6dc00826d26841001b04930f734d2564b5f6f"/>
     <w:p>
       <w:pPr>
         <w:pStyle w:val="Heading2"/>
@@ -3615,8 +3786,8 @@
       </w:r>
       <w:r>
         <w:rPr>
-          <w:b/>
-          <w:bCs/>
+          <w:bCs/>
+          <w:b/>
         </w:rPr>
         <w:t xml:space="preserve">parametrização</w:t>
       </w:r>
@@ -3631,8 +3802,8 @@
       </w:r>
       <w:r>
         <w:rPr>
-          <w:b/>
-          <w:bCs/>
+          <w:bCs/>
+          <w:b/>
         </w:rPr>
         <w:t xml:space="preserve">tese etrizada</w:t>
       </w:r>
@@ -3647,8 +3818,8 @@
       </w:r>
       <w:r>
         <w:rPr>
-          <w:b/>
-          <w:bCs/>
+          <w:bCs/>
+          <w:b/>
         </w:rPr>
         <w:t xml:space="preserve">é simulação, e é dito que é</w:t>
       </w:r>
@@ -3660,8 +3831,8 @@
       </w:r>
       <w:r>
         <w:rPr>
-          <w:b/>
-          <w:bCs/>
+          <w:bCs/>
+          <w:b/>
         </w:rPr>
         <w:t xml:space="preserve">se dados reais exibirem resultados análogos aos simulados, os passos seguintes já terão sido dados</w:t>
       </w:r>
@@ -3676,8 +3847,8 @@
       <w:tblPr>
         <w:tblStyle w:val="Table"/>
         <w:tblW w:type="pct" w:w="5000"/>
-        <w:tblLayout w:type="fixed"/>
         <w:tblLook w:firstRow="1" w:lastRow="0" w:firstColumn="0" w:lastColumn="0" w:noHBand="0" w:noVBand="0" w:val="0020"/>
+        <w:jc w:val="start"/>
       </w:tblPr>
       <w:tblGrid>
         <w:gridCol w:w="1320"/>
@@ -3689,13 +3860,14 @@
       </w:tblGrid>
       <w:tr>
         <w:trPr>
-          <w:tblHeader w:val="on"/>
+          <w:tblHeader w:val="true"/>
         </w:trPr>
         <w:tc>
           <w:tcPr/>
           <w:p>
             <w:pPr>
               <w:pStyle w:val="Compact"/>
+              <w:jc w:val="left"/>
             </w:pPr>
             <w:r>
               <w:t xml:space="preserve">Passo</w:t>
@@ -3707,6 +3879,7 @@
           <w:p>
             <w:pPr>
               <w:pStyle w:val="Compact"/>
+              <w:jc w:val="left"/>
             </w:pPr>
             <w:r>
               <w:t xml:space="preserve">Nome</w:t>
@@ -3718,6 +3891,7 @@
           <w:p>
             <w:pPr>
               <w:pStyle w:val="Compact"/>
+              <w:jc w:val="left"/>
             </w:pPr>
             <w:r>
               <w:t xml:space="preserve">Entrada</w:t>
@@ -3729,6 +3903,7 @@
           <w:p>
             <w:pPr>
               <w:pStyle w:val="Compact"/>
+              <w:jc w:val="left"/>
             </w:pPr>
             <w:r>
               <w:t xml:space="preserve">Procedimento</w:t>
@@ -3740,6 +3915,7 @@
           <w:p>
             <w:pPr>
               <w:pStyle w:val="Compact"/>
+              <w:jc w:val="left"/>
             </w:pPr>
             <w:r>
               <w:t xml:space="preserve">Saída</w:t>
@@ -3751,6 +3927,7 @@
           <w:p>
             <w:pPr>
               <w:pStyle w:val="Compact"/>
+              <w:jc w:val="left"/>
             </w:pPr>
             <w:r>
               <w:t xml:space="preserve">Garantia</w:t>
@@ -3764,6 +3941,7 @@
           <w:p>
             <w:pPr>
               <w:pStyle w:val="Compact"/>
+              <w:jc w:val="left"/>
             </w:pPr>
             <w:r>
               <w:t xml:space="preserve">P0</w:t>
@@ -3775,6 +3953,7 @@
           <w:p>
             <w:pPr>
               <w:pStyle w:val="Compact"/>
+              <w:jc w:val="left"/>
             </w:pPr>
             <w:r>
               <w:t xml:space="preserve">identificação</w:t>
@@ -3786,6 +3965,7 @@
           <w:p>
             <w:pPr>
               <w:pStyle w:val="Compact"/>
+              <w:jc w:val="left"/>
             </w:pPr>
             <w:r>
               <w:t xml:space="preserve">pergunta focal</w:t>
@@ -3797,6 +3977,7 @@
           <w:p>
             <w:pPr>
               <w:pStyle w:val="Compact"/>
+              <w:jc w:val="left"/>
             </w:pPr>
             <w:r>
               <w:t xml:space="preserve">SLR auditada de dados publicados validados</w:t>
@@ -3808,6 +3989,7 @@
           <w:p>
             <w:pPr>
               <w:pStyle w:val="Compact"/>
+              <w:jc w:val="left"/>
             </w:pPr>
             <w:r>
               <w:t xml:space="preserve">base E-registrada (58 fontes)</w:t>
@@ -3819,6 +4001,7 @@
           <w:p>
             <w:pPr>
               <w:pStyle w:val="Compact"/>
+              <w:jc w:val="left"/>
             </w:pPr>
             <w:r>
               <w:t xml:space="preserve">linhagem completa (§5.3)</w:t>
@@ -3832,6 +4015,7 @@
           <w:p>
             <w:pPr>
               <w:pStyle w:val="Compact"/>
+              <w:jc w:val="left"/>
             </w:pPr>
             <w:r>
               <w:t xml:space="preserve">P1</w:t>
@@ -3843,6 +4027,7 @@
           <w:p>
             <w:pPr>
               <w:pStyle w:val="Compact"/>
+              <w:jc w:val="left"/>
             </w:pPr>
             <w:r>
               <w:t xml:space="preserve">parametrização</w:t>
@@ -3854,6 +4039,7 @@
           <w:p>
             <w:pPr>
               <w:pStyle w:val="Compact"/>
+              <w:jc w:val="left"/>
             </w:pPr>
             <w:r>
               <w:t xml:space="preserve">base E-registrada</w:t>
@@ -3865,6 +4051,7 @@
           <w:p>
             <w:pPr>
               <w:pStyle w:val="Compact"/>
+              <w:jc w:val="left"/>
             </w:pPr>
             <w:r>
               <w:t xml:space="preserve">derivação física/estatística com proveniência por parâmetro</w:t>
@@ -3876,6 +4063,7 @@
           <w:p>
             <w:pPr>
               <w:pStyle w:val="Compact"/>
+              <w:jc w:val="left"/>
             </w:pPr>
             <w:r>
               <w:t xml:space="preserve">modelos parametrizados</w:t>
@@ -3887,6 +4075,7 @@
           <w:p>
             <w:pPr>
               <w:pStyle w:val="Compact"/>
+              <w:jc w:val="left"/>
             </w:pPr>
             <w:r>
               <w:t xml:space="preserve">cada número amarra a fonte</w:t>
@@ -3900,6 +4089,7 @@
           <w:p>
             <w:pPr>
               <w:pStyle w:val="Compact"/>
+              <w:jc w:val="left"/>
             </w:pPr>
             <w:r>
               <w:t xml:space="preserve">P2</w:t>
@@ -3911,6 +4101,7 @@
           <w:p>
             <w:pPr>
               <w:pStyle w:val="Compact"/>
+              <w:jc w:val="left"/>
             </w:pPr>
             <w:r>
               <w:t xml:space="preserve">execução</w:t>
@@ -3922,6 +4113,7 @@
           <w:p>
             <w:pPr>
               <w:pStyle w:val="Compact"/>
+              <w:jc w:val="left"/>
             </w:pPr>
             <w:r>
               <w:t xml:space="preserve">modelos</w:t>
@@ -3933,6 +4125,7 @@
           <w:p>
             <w:pPr>
               <w:pStyle w:val="Compact"/>
+              <w:jc w:val="left"/>
             </w:pPr>
             <w:r>
               <w:t xml:space="preserve">motores determinísticos, código aberto, self-tests</w:t>
@@ -3944,6 +4137,7 @@
           <w:p>
             <w:pPr>
               <w:pStyle w:val="Compact"/>
+              <w:jc w:val="left"/>
             </w:pPr>
             <w:r>
               <w:t xml:space="preserve">runs arquivados [SIM]</w:t>
@@ -3955,6 +4149,7 @@
           <w:p>
             <w:pPr>
               <w:pStyle w:val="Compact"/>
+              <w:jc w:val="left"/>
             </w:pPr>
             <w:r>
               <w:t xml:space="preserve">reprodução entre ambientes</w:t>
@@ -3968,6 +4163,7 @@
           <w:p>
             <w:pPr>
               <w:pStyle w:val="Compact"/>
+              <w:jc w:val="left"/>
             </w:pPr>
             <w:r>
               <w:t xml:space="preserve">P3</w:t>
@@ -3979,6 +4175,7 @@
           <w:p>
             <w:pPr>
               <w:pStyle w:val="Compact"/>
+              <w:jc w:val="left"/>
             </w:pPr>
             <w:r>
               <w:t xml:space="preserve">colheita</w:t>
@@ -3990,6 +4187,7 @@
           <w:p>
             <w:pPr>
               <w:pStyle w:val="Compact"/>
+              <w:jc w:val="left"/>
             </w:pPr>
             <w:r>
               <w:t xml:space="preserve">runs</w:t>
@@ -4001,6 +4199,7 @@
           <w:p>
             <w:pPr>
               <w:pStyle w:val="Compact"/>
+              <w:jc w:val="left"/>
             </w:pPr>
             <w:r>
               <w:t xml:space="preserve">critérios de aceitação pré-declarados</w:t>
@@ -4012,6 +4211,7 @@
           <w:p>
             <w:pPr>
               <w:pStyle w:val="Compact"/>
+              <w:jc w:val="left"/>
             </w:pPr>
             <w:r>
               <w:t xml:space="preserve">resultados [SIM] + margens</w:t>
@@ -4023,6 +4223,7 @@
           <w:p>
             <w:pPr>
               <w:pStyle w:val="Compact"/>
+              <w:jc w:val="left"/>
             </w:pPr>
             <w:r>
               <w:t xml:space="preserve">veredito sem meta móvel</w:t>
@@ -4036,6 +4237,7 @@
           <w:p>
             <w:pPr>
               <w:pStyle w:val="Compact"/>
+              <w:jc w:val="left"/>
             </w:pPr>
             <w:r>
               <w:t xml:space="preserve">P4</w:t>
@@ -4047,6 +4249,7 @@
           <w:p>
             <w:pPr>
               <w:pStyle w:val="Compact"/>
+              <w:jc w:val="left"/>
             </w:pPr>
             <w:r>
               <w:t xml:space="preserve">prognóstico</w:t>
@@ -4058,6 +4261,7 @@
           <w:p>
             <w:pPr>
               <w:pStyle w:val="Compact"/>
+              <w:jc w:val="left"/>
             </w:pPr>
             <w:r>
               <w:t xml:space="preserve">resultados</w:t>
@@ -4069,6 +4273,7 @@
           <w:p>
             <w:pPr>
               <w:pStyle w:val="Compact"/>
+              <w:jc w:val="left"/>
             </w:pPr>
             <w:r>
               <w:t xml:space="preserve">predições travadas por release antes de qualquer medição</w:t>
@@ -4080,6 +4285,7 @@
           <w:p>
             <w:pPr>
               <w:pStyle w:val="Compact"/>
+              <w:jc w:val="left"/>
             </w:pPr>
             <w:r>
               <w:t xml:space="preserve">limiares/tabela-decisão</w:t>
@@ -4091,6 +4297,7 @@
           <w:p>
             <w:pPr>
               <w:pStyle w:val="Compact"/>
+              <w:jc w:val="left"/>
             </w:pPr>
             <w:r>
               <w:t xml:space="preserve">âncora anti-hindsight</w:t>
@@ -4104,6 +4311,7 @@
           <w:p>
             <w:pPr>
               <w:pStyle w:val="Compact"/>
+              <w:jc w:val="left"/>
             </w:pPr>
             <w:r>
               <w:t xml:space="preserve">P5</w:t>
@@ -4115,6 +4323,7 @@
           <w:p>
             <w:pPr>
               <w:pStyle w:val="Compact"/>
+              <w:jc w:val="left"/>
             </w:pPr>
             <w:r>
               <w:t xml:space="preserve">pesquisa derivada</w:t>
@@ -4126,6 +4335,7 @@
           <w:p>
             <w:pPr>
               <w:pStyle w:val="Compact"/>
+              <w:jc w:val="left"/>
             </w:pPr>
             <w:r>
               <w:t xml:space="preserve">valores razoáveis</w:t>
@@ -4137,6 +4347,7 @@
           <w:p>
             <w:pPr>
               <w:pStyle w:val="Compact"/>
+              <w:jc w:val="left"/>
             </w:pPr>
             <w:r>
               <w:t xml:space="preserve">novas perguntas derivam imediatamente</w:t>
@@ -4148,6 +4359,7 @@
           <w:p>
             <w:pPr>
               <w:pStyle w:val="Compact"/>
+              <w:jc w:val="left"/>
             </w:pPr>
             <w:r>
               <w:t xml:space="preserve">agenda derivada [SIM]</w:t>
@@ -4159,6 +4371,7 @@
           <w:p>
             <w:pPr>
               <w:pStyle w:val="Compact"/>
+              <w:jc w:val="left"/>
             </w:pPr>
             <w:r>
               <w:t xml:space="preserve">geração, não espera</w:t>
@@ -4172,6 +4385,7 @@
           <w:p>
             <w:pPr>
               <w:pStyle w:val="Compact"/>
+              <w:jc w:val="left"/>
             </w:pPr>
             <w:r>
               <w:t xml:space="preserve">P6</w:t>
@@ -4183,6 +4397,7 @@
           <w:p>
             <w:pPr>
               <w:pStyle w:val="Compact"/>
+              <w:jc w:val="left"/>
             </w:pPr>
             <w:r>
               <w:t xml:space="preserve">confronto (opcional)</w:t>
@@ -4194,6 +4409,7 @@
           <w:p>
             <w:pPr>
               <w:pStyle w:val="Compact"/>
+              <w:jc w:val="left"/>
             </w:pPr>
             <w:r>
               <w:t xml:space="preserve">dados reais futuros, se análogos</w:t>
@@ -4205,6 +4421,7 @@
           <w:p>
             <w:pPr>
               <w:pStyle w:val="Compact"/>
+              <w:jc w:val="left"/>
             </w:pPr>
             <w:r>
               <w:t xml:space="preserve">comparação à âncora travada (nunca retreino)</w:t>
@@ -4216,6 +4433,7 @@
           <w:p>
             <w:pPr>
               <w:pStyle w:val="Compact"/>
+              <w:jc w:val="left"/>
             </w:pPr>
             <w:r>
               <w:t xml:space="preserve">passos seguintes já avançados</w:t>
@@ -4227,6 +4445,7 @@
           <w:p>
             <w:pPr>
               <w:pStyle w:val="Compact"/>
+              <w:jc w:val="left"/>
             </w:pPr>
             <w:r>
               <w:t xml:space="preserve">antecipação bancada</w:t>
@@ -4241,8 +4460,8 @@
       </w:pPr>
       <w:r>
         <w:rPr>
-          <w:b/>
-          <w:bCs/>
+          <w:bCs/>
+          <w:b/>
         </w:rPr>
         <w:t xml:space="preserve">Posição na família:</w:t>
       </w:r>
@@ -4257,8 +4476,8 @@
       </w:r>
       <w:r>
         <w:rPr>
-          <w:b/>
-          <w:bCs/>
+          <w:bCs/>
+          <w:b/>
         </w:rPr>
         <w:t xml:space="preserve">travar prognósticos antes da medição e declarar a simulação como simulação em cada saída</w:t>
       </w:r>
@@ -4269,8 +4488,8 @@
         <w:t xml:space="preserve">(tiers [SIM]/[ORGANOID]/[MOUSE]/[HUMAN] [claim:C047] [evidence:E032, E033]).</w:t>
       </w:r>
     </w:p>
-    <w:bookmarkEnd w:id="33"/>
-    <w:bookmarkStart w:id="34" w:name="formulação-matemática-com-proveniência"/>
+    <w:bookmarkEnd w:id="44"/>
+    <w:bookmarkStart w:id="45" w:name="formulação-matemática-com-proveniência"/>
     <w:p>
       <w:pPr>
         <w:pStyle w:val="Heading2"/>
@@ -4285,36 +4504,50 @@
       </w:pPr>
       <w:r>
         <w:rPr>
-          <w:i/>
-          <w:iCs/>
+          <w:iCs/>
+          <w:i/>
         </w:rPr>
         <w:t xml:space="preserve">Em linguagem clínica: as equações abaixo são o</w:t>
       </w:r>
       <w:r>
         <w:rPr>
-          <w:i/>
-          <w:iCs/>
-        </w:rPr>
-        <w:t xml:space="preserve"> </w:t>
-      </w:r>
-      <w:r>
-        <w:rPr>
-          <w:i/>
-          <w:iCs/>
-        </w:rPr>
-        <w:t xml:space="preserve">“rastreio farmacocinético”</w:t>
-      </w:r>
-      <w:r>
-        <w:rPr>
-          <w:i/>
-          <w:iCs/>
-        </w:rPr>
-        <w:t xml:space="preserve"> </w:t>
-      </w:r>
-      <w:r>
-        <w:rPr>
-          <w:i/>
-          <w:iCs/>
+          <w:iCs/>
+          <w:i/>
+        </w:rPr>
+        <w:t xml:space="preserve"> </w:t>
+      </w:r>
+      <w:r>
+        <w:rPr>
+          <w:iCs/>
+          <w:i/>
+        </w:rPr>
+        <w:t xml:space="preserve">“</w:t>
+      </w:r>
+      <w:r>
+        <w:rPr>
+          <w:iCs/>
+          <w:i/>
+        </w:rPr>
+        <w:t xml:space="preserve">rastreio farmacocinético</w:t>
+      </w:r>
+      <w:r>
+        <w:rPr>
+          <w:iCs/>
+          <w:i/>
+        </w:rPr>
+        <w:t xml:space="preserve">”</w:t>
+      </w:r>
+      <w:r>
+        <w:rPr>
+          <w:iCs/>
+          <w:i/>
+        </w:rPr>
+        <w:t xml:space="preserve"> </w:t>
+      </w:r>
+      <w:r>
+        <w:rPr>
+          <w:iCs/>
+          <w:i/>
         </w:rPr>
         <w:t xml:space="preserve">da proteína no cérebro — para onde difunde, quanto dura, quão forte compete com o príon. Se você entende isso e as Figuras 4–5, a matemática é opcional: ela formaliza o que já foi dito em palavras — cada equação carrega a citação de onde veio cada parâmetro.</w:t>
       </w:r>
@@ -4325,8 +4558,8 @@
       </w:pPr>
       <w:r>
         <w:rPr>
-          <w:b/>
-          <w:bCs/>
+          <w:bCs/>
+          <w:b/>
         </w:rPr>
         <w:t xml:space="preserve">Transporte (ADR) em meio poroso heterogêneo</w:t>
       </w:r>
@@ -4359,8 +4592,8 @@
       </w:pPr>
       <w:r>
         <w:rPr>
-          <w:b/>
-          <w:bCs/>
+          <w:bCs/>
+          <w:b/>
         </w:rPr>
         <w:t xml:space="preserve">Capping dominante-negativo e o limiar θ</w:t>
       </w:r>
@@ -4375,8 +4608,8 @@
       </w:r>
       <w:r>
         <w:rPr>
-          <w:b/>
-          <w:bCs/>
+          <w:bCs/>
+          <w:b/>
         </w:rPr>
         <w:t xml:space="preserve">θ ≡ (1 + κ·c_pico)⁻¹ ∈ (0,1]</w:t>
       </w:r>
@@ -4393,8 +4626,8 @@
       </w:pPr>
       <w:r>
         <w:rPr>
-          <w:b/>
-          <w:bCs/>
+          <w:bCs/>
+          <w:b/>
         </w:rPr>
         <w:t xml:space="preserve">Relógio humanizado</w:t>
       </w:r>
@@ -4411,8 +4644,8 @@
       </w:pPr>
       <w:r>
         <w:rPr>
-          <w:b/>
-          <w:bCs/>
+          <w:bCs/>
+          <w:b/>
         </w:rPr>
         <w:t xml:space="preserve">Estimador θ_obs</w:t>
       </w:r>
@@ -4420,8 +4653,8 @@
         <w:t xml:space="preserve">: features (raio R, log-razão de biomassa); κ̂ vizinho-mais-próximo na grade κ∈{1,5–8}; θ̂=1/(1+κ̂); regime por braço (mediana, n=8, IC bootstrap 90%). Veredito pré-declarado: ADEQUADO na fronteira de decisão (cobertura 3/3; bias −0,008 em κ=2); v1.1 interpolada testada e rejeitada [claim:C052] [evidence:E032, E033].</w:t>
       </w:r>
     </w:p>
-    <w:bookmarkEnd w:id="34"/>
-    <w:bookmarkStart w:id="35" w:name="base-de-validade-mandatória"/>
+    <w:bookmarkEnd w:id="45"/>
+    <w:bookmarkStart w:id="46" w:name="base-de-validade-mandatória"/>
     <w:p>
       <w:pPr>
         <w:pStyle w:val="Heading2"/>
@@ -4436,8 +4669,8 @@
       </w:pPr>
       <w:r>
         <w:rPr>
-          <w:b/>
-          <w:bCs/>
+          <w:bCs/>
+          <w:b/>
         </w:rPr>
         <w:t xml:space="preserve">Declaração tríade:</w:t>
       </w:r>
@@ -4452,8 +4685,8 @@
       </w:r>
       <w:r>
         <w:rPr>
-          <w:b/>
-          <w:bCs/>
+          <w:bCs/>
+          <w:b/>
         </w:rPr>
         <w:t xml:space="preserve">baseada em simulação computacional e NÃO SUBSTITUI a validação de laboratório</w:t>
       </w:r>
@@ -4468,8 +4701,8 @@
       </w:r>
       <w:r>
         <w:rPr>
-          <w:b/>
-          <w:bCs/>
+          <w:bCs/>
+          <w:b/>
         </w:rPr>
         <w:t xml:space="preserve">convertido para o ambiente computacional</w:t>
       </w:r>
@@ -4481,8 +4714,8 @@
       <w:tblPr>
         <w:tblStyle w:val="Table"/>
         <w:tblW w:type="pct" w:w="5000"/>
-        <w:tblLayout w:type="fixed"/>
         <w:tblLook w:firstRow="1" w:lastRow="0" w:firstColumn="0" w:lastColumn="0" w:noHBand="0" w:noVBand="0" w:val="0020"/>
+        <w:jc w:val="start"/>
       </w:tblPr>
       <w:tblGrid>
         <w:gridCol w:w="1131"/>
@@ -4495,13 +4728,14 @@
       </w:tblGrid>
       <w:tr>
         <w:trPr>
-          <w:tblHeader w:val="on"/>
+          <w:tblHeader w:val="true"/>
         </w:trPr>
         <w:tc>
           <w:tcPr/>
           <w:p>
             <w:pPr>
               <w:pStyle w:val="Compact"/>
+              <w:jc w:val="left"/>
             </w:pPr>
             <w:r>
               <w:t xml:space="preserve">Dado</w:t>
@@ -4513,6 +4747,7 @@
           <w:p>
             <w:pPr>
               <w:pStyle w:val="Compact"/>
+              <w:jc w:val="left"/>
             </w:pPr>
             <w:r>
               <w:t xml:space="preserve">Primário</w:t>
@@ -4524,6 +4759,7 @@
           <w:p>
             <w:pPr>
               <w:pStyle w:val="Compact"/>
+              <w:jc w:val="left"/>
             </w:pPr>
             <w:r>
               <w:t xml:space="preserve">Espécie/sistema</w:t>
@@ -4535,6 +4771,7 @@
           <w:p>
             <w:pPr>
               <w:pStyle w:val="Compact"/>
+              <w:jc w:val="left"/>
             </w:pPr>
             <w:r>
               <w:t xml:space="preserve">Cruzamento independente</w:t>
@@ -4546,6 +4783,7 @@
           <w:p>
             <w:pPr>
               <w:pStyle w:val="Compact"/>
+              <w:jc w:val="left"/>
             </w:pPr>
             <w:r>
               <w:t xml:space="preserve">Código</w:t>
@@ -4557,6 +4795,7 @@
           <w:p>
             <w:pPr>
               <w:pStyle w:val="Compact"/>
+              <w:jc w:val="left"/>
             </w:pPr>
             <w:r>
               <w:t xml:space="preserve">Parametrização humana</w:t>
@@ -4568,6 +4807,7 @@
           <w:p>
             <w:pPr>
               <w:pStyle w:val="Compact"/>
+              <w:jc w:val="left"/>
             </w:pPr>
             <w:r>
               <w:t xml:space="preserve">Resultado [SIM]</w:t>
@@ -4581,6 +4821,7 @@
           <w:p>
             <w:pPr>
               <w:pStyle w:val="Compact"/>
+              <w:jc w:val="left"/>
             </w:pPr>
             <w:r>
               <w:t xml:space="preserve">Cinética de replicação</w:t>
@@ -4592,6 +4833,7 @@
           <w:p>
             <w:pPr>
               <w:pStyle w:val="Compact"/>
+              <w:jc w:val="left"/>
             </w:pPr>
             <w:r>
               <w:t xml:space="preserve">Fornara/Igel 2024 (aberto) [E009]</w:t>
@@ -4603,6 +4845,7 @@
           <w:p>
             <w:pPr>
               <w:pStyle w:val="Compact"/>
+              <w:jc w:val="left"/>
             </w:pPr>
             <w:r>
               <w:t xml:space="preserve">camundongo</w:t>
@@ -4614,6 +4857,7 @@
           <w:p>
             <w:pPr>
               <w:pStyle w:val="Compact"/>
+              <w:jc w:val="left"/>
             </w:pPr>
             <w:r>
               <w:t xml:space="preserve">Masel 1999 [E011]</w:t>
@@ -4625,6 +4869,7 @@
           <w:p>
             <w:pPr>
               <w:pStyle w:val="Compact"/>
+              <w:jc w:val="left"/>
             </w:pPr>
             <w:r>
               <w:t xml:space="preserve">kernel portado [claim:C013]</w:t>
@@ -4636,6 +4881,7 @@
           <w:p>
             <w:pPr>
               <w:pStyle w:val="Compact"/>
+              <w:jc w:val="left"/>
             </w:pPr>
             <w:r>
               <w:t xml:space="preserve">relógio às âncoras humanas</w:t>
@@ -4647,6 +4893,7 @@
           <w:p>
             <w:pPr>
               <w:pStyle w:val="Compact"/>
+              <w:jc w:val="left"/>
             </w:pPr>
             <w:r>
               <w:t xml:space="preserve">θ*=0,333 [C038]</w:t>
@@ -4660,6 +4907,7 @@
           <w:p>
             <w:pPr>
               <w:pStyle w:val="Compact"/>
+              <w:jc w:val="left"/>
             </w:pPr>
             <w:r>
               <w:t xml:space="preserve">Relógio/amplitude humanos</w:t>
@@ -4671,6 +4919,7 @@
           <w:p>
             <w:pPr>
               <w:pStyle w:val="Compact"/>
+              <w:jc w:val="left"/>
             </w:pPr>
             <w:r>
               <w:t xml:space="preserve">Groveman 2019 [E007]</w:t>
@@ -4682,6 +4931,7 @@
           <w:p>
             <w:pPr>
               <w:pStyle w:val="Compact"/>
+              <w:jc w:val="left"/>
             </w:pPr>
             <w:r>
               <w:t xml:space="preserve">organoide sCJD</w:t>
@@ -4693,6 +4943,7 @@
           <w:p>
             <w:pPr>
               <w:pStyle w:val="Compact"/>
+              <w:jc w:val="left"/>
             </w:pPr>
             <w:r>
               <w:t xml:space="preserve">Groveman 2021 [E008]; subtipos 2023</w:t>
@@ -4704,6 +4955,7 @@
           <w:p>
             <w:pPr>
               <w:pStyle w:val="Compact"/>
+              <w:jc w:val="left"/>
             </w:pPr>
             <w:r>
               <w:t xml:space="preserve">regressão 12,1 d; 144 d/unid [claim:C037]</w:t>
@@ -4715,6 +4967,7 @@
           <w:p>
             <w:pPr>
               <w:pStyle w:val="Compact"/>
+              <w:jc w:val="left"/>
             </w:pPr>
             <w:r>
               <w:t xml:space="preserve">direto</w:t>
@@ -4726,6 +4979,7 @@
           <w:p>
             <w:pPr>
               <w:pStyle w:val="Compact"/>
+              <w:jc w:val="left"/>
             </w:pPr>
             <w:r>
               <w:t xml:space="preserve">predição θ&lt;0,33 [C040]</w:t>
@@ -4739,6 +4993,7 @@
           <w:p>
             <w:pPr>
               <w:pStyle w:val="Compact"/>
+              <w:jc w:val="left"/>
             </w:pPr>
             <w:r>
               <w:t xml:space="preserve">Transporte intersticial</w:t>
@@ -4750,6 +5005,7 @@
           <w:p>
             <w:pPr>
               <w:pStyle w:val="Compact"/>
+              <w:jc w:val="left"/>
             </w:pPr>
             <w:r>
               <w:t xml:space="preserve">Thorne &amp; Nicholson 2006 [E010]</w:t>
@@ -4761,6 +5017,7 @@
           <w:p>
             <w:pPr>
               <w:pStyle w:val="Compact"/>
+              <w:jc w:val="left"/>
             </w:pPr>
             <w:r>
               <w:t xml:space="preserve">humano in-vivo</w:t>
@@ -4772,6 +5029,7 @@
           <w:p>
             <w:pPr>
               <w:pStyle w:val="Compact"/>
+              <w:jc w:val="left"/>
             </w:pPr>
             <w:r>
               <w:t xml:space="preserve">Stokes–Einstein</w:t>
@@ -4783,6 +5041,7 @@
           <w:p>
             <w:pPr>
               <w:pStyle w:val="Compact"/>
+              <w:jc w:val="left"/>
             </w:pPr>
             <w:r>
               <w:t xml:space="preserve">solver ADR auto-testado [claim:C032]</w:t>
@@ -4794,6 +5053,7 @@
           <w:p>
             <w:pPr>
               <w:pStyle w:val="Compact"/>
+              <w:jc w:val="left"/>
             </w:pPr>
             <w:r>
               <w:t xml:space="preserve">direto</w:t>
@@ -4805,6 +5065,7 @@
           <w:p>
             <w:pPr>
               <w:pStyle w:val="Compact"/>
+              <w:jc w:val="left"/>
             </w:pPr>
             <w:r>
               <w:t xml:space="preserve">regras 1–3 [C033-C035]</w:t>
@@ -4818,6 +5079,7 @@
           <w:p>
             <w:pPr>
               <w:pStyle w:val="Compact"/>
+              <w:jc w:val="left"/>
             </w:pPr>
             <w:r>
               <w:t xml:space="preserve">Agente V127 anchorless</w:t>
@@ -4829,6 +5091,7 @@
           <w:p>
             <w:pPr>
               <w:pStyle w:val="Compact"/>
+              <w:jc w:val="left"/>
             </w:pPr>
             <w:r>
               <w:t xml:space="preserve">Asante 2015 [E001] · Gatdula 2026 [E003] · Zerbes 2026 [E004]</w:t>
@@ -4840,6 +5103,7 @@
           <w:p>
             <w:pPr>
               <w:pStyle w:val="Compact"/>
+              <w:jc w:val="left"/>
             </w:pPr>
             <w:r>
               <w:t xml:space="preserve">população→camundongo→cultura→AAV</w:t>
@@ -4851,6 +5115,7 @@
           <w:p>
             <w:pPr>
               <w:pStyle w:val="Compact"/>
+              <w:jc w:val="left"/>
             </w:pPr>
             <w:r>
               <w:t xml:space="preserve">quatro níveis independentes</w:t>
@@ -4862,6 +5127,7 @@
           <w:p>
             <w:pPr>
               <w:pStyle w:val="Compact"/>
+              <w:jc w:val="left"/>
             </w:pPr>
             <w:r>
               <w:t xml:space="preserve">termo freeS</w:t>
@@ -4873,6 +5139,7 @@
           <w:p>
             <w:pPr>
               <w:pStyle w:val="Compact"/>
+              <w:jc w:val="left"/>
             </w:pPr>
             <w:r>
               <w:t xml:space="preserve">dose↔κ em banda (§4.3)</w:t>
@@ -4884,6 +5151,7 @@
           <w:p>
             <w:pPr>
               <w:pStyle w:val="Compact"/>
+              <w:jc w:val="left"/>
             </w:pPr>
             <w:r>
               <w:t xml:space="preserve">contenção κ=2 [C038]</w:t>
@@ -4897,6 +5165,7 @@
           <w:p>
             <w:pPr>
               <w:pStyle w:val="Compact"/>
+              <w:jc w:val="left"/>
             </w:pPr>
             <w:r>
               <w:t xml:space="preserve">Âncora κ↔µM (banda)</w:t>
@@ -4908,6 +5177,7 @@
           <w:p>
             <w:pPr>
               <w:pStyle w:val="Compact"/>
+              <w:jc w:val="left"/>
             </w:pPr>
             <w:r>
               <w:t xml:space="preserve">Chen 2010 SPR [E057] + âncora ilustrativa P1 §2.2</w:t>
@@ -4919,6 +5189,7 @@
           <w:p>
             <w:pPr>
               <w:pStyle w:val="Compact"/>
+              <w:jc w:val="left"/>
             </w:pPr>
             <w:r>
               <w:t xml:space="preserve">humano (Aβ42-PrP; PROXY declarado)</w:t>
@@ -4930,6 +5201,7 @@
           <w:p>
             <w:pPr>
               <w:pStyle w:val="Compact"/>
+              <w:jc w:val="left"/>
             </w:pPr>
             <w:r>
               <w:t xml:space="preserve">—</w:t>
@@ -4941,6 +5213,7 @@
           <w:p>
             <w:pPr>
               <w:pStyle w:val="Compact"/>
+              <w:jc w:val="left"/>
             </w:pPr>
             <w:r>
               <w:t xml:space="preserve">cadeia dimensional M3.1 [E058]</w:t>
@@ -4952,6 +5225,7 @@
           <w:p>
             <w:pPr>
               <w:pStyle w:val="Compact"/>
+              <w:jc w:val="left"/>
             </w:pPr>
             <w:r>
               <w:t xml:space="preserve">direto</w:t>
@@ -4963,6 +5237,7 @@
           <w:p>
             <w:pPr>
               <w:pStyle w:val="Compact"/>
+              <w:jc w:val="left"/>
             </w:pPr>
             <w:r>
               <w:t xml:space="preserve">banda A6 0,0–2,6 µg [C058-C060]</w:t>
@@ -4976,6 +5251,7 @@
           <w:p>
             <w:pPr>
               <w:pStyle w:val="Compact"/>
+              <w:jc w:val="left"/>
             </w:pPr>
             <w:r>
               <w:t xml:space="preserve">Prior de falhas clínicas</w:t>
@@ -4987,6 +5263,7 @@
           <w:p>
             <w:pPr>
               <w:pStyle w:val="Compact"/>
+              <w:jc w:val="left"/>
             </w:pPr>
             <w:r>
               <w:t xml:space="preserve">Geschwind 2013 · Haïk 2014 · Newman 2014 · Otto 2004 · Mead 2022 · Cheng 2015 [E034-E038, E022]</w:t>
@@ -4998,6 +5275,7 @@
           <w:p>
             <w:pPr>
               <w:pStyle w:val="Compact"/>
+              <w:jc w:val="left"/>
             </w:pPr>
             <w:r>
               <w:t xml:space="preserve">humano</w:t>
@@ -5009,6 +5287,7 @@
           <w:p>
             <w:pPr>
               <w:pStyle w:val="Compact"/>
+              <w:jc w:val="left"/>
             </w:pPr>
             <w:r>
               <w:t xml:space="preserve">registry-bound</w:t>
@@ -5020,6 +5299,7 @@
           <w:p>
             <w:pPr>
               <w:pStyle w:val="Compact"/>
+              <w:jc w:val="left"/>
             </w:pPr>
             <w:r>
               <w:t xml:space="preserve">Beta–Binomial WS-8 [claim:C036]</w:t>
@@ -5031,6 +5311,7 @@
           <w:p>
             <w:pPr>
               <w:pStyle w:val="Compact"/>
+              <w:jc w:val="left"/>
             </w:pPr>
             <w:r>
               <w:t xml:space="preserve">direto</w:t>
@@ -5042,6 +5323,7 @@
           <w:p>
             <w:pPr>
               <w:pStyle w:val="Compact"/>
+              <w:jc w:val="left"/>
             </w:pPr>
             <w:r>
               <w:t xml:space="preserve">P=5%/30–45%</w:t>
@@ -5055,6 +5337,7 @@
           <w:p>
             <w:pPr>
               <w:pStyle w:val="Compact"/>
+              <w:jc w:val="left"/>
             </w:pPr>
             <w:r>
               <w:t xml:space="preserve">Sensibilidade estrutural</w:t>
@@ -5066,6 +5349,7 @@
           <w:p>
             <w:pPr>
               <w:pStyle w:val="Compact"/>
+              <w:jc w:val="left"/>
             </w:pPr>
             <w:r>
               <w:t xml:space="preserve">(este programa)</w:t>
@@ -5077,6 +5361,7 @@
           <w:p>
             <w:pPr>
               <w:pStyle w:val="Compact"/>
+              <w:jc w:val="left"/>
             </w:pPr>
             <w:r>
               <w:t xml:space="preserve">in-silico</w:t>
@@ -5088,6 +5373,7 @@
           <w:p>
             <w:pPr>
               <w:pStyle w:val="Compact"/>
+              <w:jc w:val="left"/>
             </w:pPr>
             <w:r>
               <w:t xml:space="preserve">motor reproduzido 2× (hash+valor)</w:t>
@@ -5099,6 +5385,7 @@
           <w:p>
             <w:pPr>
               <w:pStyle w:val="Compact"/>
+              <w:jc w:val="left"/>
             </w:pPr>
             <w:r>
               <w:t xml:space="preserve">sweeps S1-S3 + estimador</w:t>
@@ -5110,6 +5397,7 @@
           <w:p>
             <w:pPr>
               <w:pStyle w:val="Compact"/>
+              <w:jc w:val="left"/>
             </w:pPr>
             <w:r>
               <w:t xml:space="preserve">—</w:t>
@@ -5121,6 +5409,7 @@
           <w:p>
             <w:pPr>
               <w:pStyle w:val="Compact"/>
+              <w:jc w:val="left"/>
             </w:pPr>
             <w:r>
               <w:t xml:space="preserve">predição discriminadora [C051]</w:t>
@@ -5135,8 +5424,8 @@
       </w:pPr>
       <w:r>
         <w:rPr>
-          <w:b/>
-          <w:bCs/>
+          <w:bCs/>
+          <w:b/>
         </w:rPr>
         <w:t xml:space="preserve">Por que isto é ciência com referências sólidas:</w:t>
       </w:r>
@@ -5148,8 +5437,8 @@
       </w:r>
       <w:r>
         <w:rPr>
-          <w:b/>
-          <w:bCs/>
+          <w:bCs/>
+          <w:b/>
         </w:rPr>
         <w:t xml:space="preserve">60 claims · 58 fontes · 65 N-fatos · 4 validadores em zero · AST 9/9</w:t>
       </w:r>
@@ -5160,7 +5449,13 @@
         <w:t xml:space="preserve"> </w:t>
       </w:r>
       <w:r>
-        <w:t xml:space="preserve">“métodos”</w:t>
+        <w:t xml:space="preserve">“</w:t>
+      </w:r>
+      <w:r>
+        <w:t xml:space="preserve">métodos</w:t>
+      </w:r>
+      <w:r>
+        <w:t xml:space="preserve">”</w:t>
       </w:r>
       <w:r>
         <w:t xml:space="preserve"> </w:t>
@@ -5169,8 +5464,8 @@
         <w:t xml:space="preserve">experimental exige.</w:t>
       </w:r>
     </w:p>
-    <w:bookmarkEnd w:id="35"/>
-    <w:bookmarkStart w:id="36" w:name="X54aab480f746b6a3f845896e727d77258ddb482"/>
+    <w:bookmarkEnd w:id="46"/>
+    <w:bookmarkStart w:id="47" w:name="X54aab480f746b6a3f845896e727d77258ddb482"/>
     <w:p>
       <w:pPr>
         <w:pStyle w:val="Heading2"/>
@@ -5183,8 +5478,8 @@
       <w:tblPr>
         <w:tblStyle w:val="Table"/>
         <w:tblW w:type="pct" w:w="5000"/>
-        <w:tblLayout w:type="fixed"/>
         <w:tblLook w:firstRow="1" w:lastRow="0" w:firstColumn="0" w:lastColumn="0" w:noHBand="0" w:noVBand="0" w:val="0020"/>
+        <w:jc w:val="start"/>
       </w:tblPr>
       <w:tblGrid>
         <w:gridCol w:w="3960"/>
@@ -5192,13 +5487,14 @@
       </w:tblGrid>
       <w:tr>
         <w:trPr>
-          <w:tblHeader w:val="on"/>
+          <w:tblHeader w:val="true"/>
         </w:trPr>
         <w:tc>
           <w:tcPr/>
           <w:p>
             <w:pPr>
               <w:pStyle w:val="Compact"/>
+              <w:jc w:val="left"/>
             </w:pPr>
             <w:r>
               <w:t xml:space="preserve">Tese experimental (com pessoas)</w:t>
@@ -5210,6 +5506,7 @@
           <w:p>
             <w:pPr>
               <w:pStyle w:val="Compact"/>
+              <w:jc w:val="left"/>
             </w:pPr>
             <w:r>
               <w:t xml:space="preserve">Esta tese (etrização)</w:t>
@@ -5223,6 +5520,7 @@
           <w:p>
             <w:pPr>
               <w:pStyle w:val="Compact"/>
+              <w:jc w:val="left"/>
             </w:pPr>
             <w:r>
               <w:t xml:space="preserve">Participantes recrutados</w:t>
@@ -5234,6 +5532,7 @@
           <w:p>
             <w:pPr>
               <w:pStyle w:val="Compact"/>
+              <w:jc w:val="left"/>
             </w:pPr>
             <w:r>
               <w:t xml:space="preserve">Fontes publicadas (58 E-registradas)</w:t>
@@ -5247,6 +5546,7 @@
           <w:p>
             <w:pPr>
               <w:pStyle w:val="Compact"/>
+              <w:jc w:val="left"/>
             </w:pPr>
             <w:r>
               <w:t xml:space="preserve">Critérios de inclusão/exclusão</w:t>
@@ -5258,6 +5558,7 @@
           <w:p>
             <w:pPr>
               <w:pStyle w:val="Compact"/>
+              <w:jc w:val="left"/>
             </w:pPr>
             <w:r>
               <w:t xml:space="preserve">SLR auditada (query bank pré-registrada)</w:t>
@@ -5271,6 +5572,7 @@
           <w:p>
             <w:pPr>
               <w:pStyle w:val="Compact"/>
+              <w:jc w:val="left"/>
             </w:pPr>
             <w:r>
               <w:t xml:space="preserve">Consentimento/aprovação ética</w:t>
@@ -5282,6 +5584,7 @@
           <w:p>
             <w:pPr>
               <w:pStyle w:val="Compact"/>
+              <w:jc w:val="left"/>
             </w:pPr>
             <w:r>
               <w:t xml:space="preserve">Proveniência aberta (identifier confirmado)</w:t>
@@ -5295,6 +5598,7 @@
           <w:p>
             <w:pPr>
               <w:pStyle w:val="Compact"/>
+              <w:jc w:val="left"/>
             </w:pPr>
             <w:r>
               <w:t xml:space="preserve">Instrumentos calibrados</w:t>
@@ -5306,6 +5610,7 @@
           <w:p>
             <w:pPr>
               <w:pStyle w:val="Compact"/>
+              <w:jc w:val="left"/>
             </w:pPr>
             <w:r>
               <w:t xml:space="preserve">Código auto-testado (massa 100%; ℓ 0,5%)</w:t>
@@ -5319,6 +5624,7 @@
           <w:p>
             <w:pPr>
               <w:pStyle w:val="Compact"/>
+              <w:jc w:val="left"/>
             </w:pPr>
             <w:r>
               <w:t xml:space="preserve">Protocolo executado</w:t>
@@ -5330,6 +5636,7 @@
           <w:p>
             <w:pPr>
               <w:pStyle w:val="Compact"/>
+              <w:jc w:val="left"/>
             </w:pPr>
             <w:r>
               <w:t xml:space="preserve">P1 parametrização + P2 execução determinística</w:t>
@@ -5343,6 +5650,7 @@
           <w:p>
             <w:pPr>
               <w:pStyle w:val="Compact"/>
+              <w:jc w:val="left"/>
             </w:pPr>
             <w:r>
               <w:t xml:space="preserve">Dados coletados</w:t>
@@ -5354,6 +5662,7 @@
           <w:p>
             <w:pPr>
               <w:pStyle w:val="Compact"/>
+              <w:jc w:val="left"/>
             </w:pPr>
             <w:r>
               <w:t xml:space="preserve">Runs arquivados [SIM] (reprodução 2 ambientes)</w:t>
@@ -5367,6 +5676,7 @@
           <w:p>
             <w:pPr>
               <w:pStyle w:val="Compact"/>
+              <w:jc w:val="left"/>
             </w:pPr>
             <w:r>
               <w:t xml:space="preserve">Prontuário</w:t>
@@ -5378,6 +5688,7 @@
           <w:p>
             <w:pPr>
               <w:pStyle w:val="Compact"/>
+              <w:jc w:val="left"/>
             </w:pPr>
             <w:r>
               <w:t xml:space="preserve">Registro da tese (60 claims · 65 N-fatos · pendências estruturadas)</w:t>
@@ -5391,6 +5702,7 @@
           <w:p>
             <w:pPr>
               <w:pStyle w:val="Compact"/>
+              <w:jc w:val="left"/>
             </w:pPr>
             <w:r>
               <w:t xml:space="preserve">Análise pré-especificada</w:t>
@@ -5402,6 +5714,7 @@
           <w:p>
             <w:pPr>
               <w:pStyle w:val="Compact"/>
+              <w:jc w:val="left"/>
             </w:pPr>
             <w:r>
               <w:t xml:space="preserve">P3 colheita + estimador θ_obs calibrado</w:t>
@@ -5415,6 +5728,7 @@
           <w:p>
             <w:pPr>
               <w:pStyle w:val="Compact"/>
+              <w:jc w:val="left"/>
             </w:pPr>
             <w:r>
               <w:t xml:space="preserve">Implicações relatadas</w:t>
@@ -5426,6 +5740,7 @@
           <w:p>
             <w:pPr>
               <w:pStyle w:val="Compact"/>
+              <w:jc w:val="left"/>
             </w:pPr>
             <w:r>
               <w:t xml:space="preserve">P4 prognóstico + P5 derivada + P6 antecipação</w:t>
@@ -5439,6 +5754,7 @@
           <w:p>
             <w:pPr>
               <w:pStyle w:val="Compact"/>
+              <w:jc w:val="left"/>
             </w:pPr>
             <w:r>
               <w:t xml:space="preserve">Auditoria/supervisão</w:t>
@@ -5450,6 +5766,7 @@
           <w:p>
             <w:pPr>
               <w:pStyle w:val="Compact"/>
+              <w:jc w:val="left"/>
             </w:pPr>
             <w:r>
               <w:t xml:space="preserve">Guardião (4 dimensões de revisão hostil)</w:t>
@@ -5464,120 +5781,204 @@
       </w:pPr>
       <w:r>
         <w:rPr>
-          <w:i/>
-          <w:iCs/>
+          <w:iCs/>
+          <w:i/>
         </w:rPr>
         <w:t xml:space="preserve">Um examinador que sabe ler tese experimental sabe ler esta: basta trocar</w:t>
       </w:r>
       <w:r>
         <w:rPr>
-          <w:i/>
-          <w:iCs/>
-        </w:rPr>
-        <w:t xml:space="preserve"> </w:t>
-      </w:r>
-      <w:r>
-        <w:rPr>
-          <w:i/>
-          <w:iCs/>
-        </w:rPr>
-        <w:t xml:space="preserve">“pessoa”</w:t>
-      </w:r>
-      <w:r>
-        <w:rPr>
-          <w:i/>
-          <w:iCs/>
+          <w:iCs/>
+          <w:i/>
+        </w:rPr>
+        <w:t xml:space="preserve"> </w:t>
+      </w:r>
+      <w:r>
+        <w:rPr>
+          <w:iCs/>
+          <w:i/>
+        </w:rPr>
+        <w:t xml:space="preserve">“</w:t>
+      </w:r>
+      <w:r>
+        <w:rPr>
+          <w:iCs/>
+          <w:i/>
+        </w:rPr>
+        <w:t xml:space="preserve">pessoa</w:t>
+      </w:r>
+      <w:r>
+        <w:rPr>
+          <w:iCs/>
+          <w:i/>
+        </w:rPr>
+        <w:t xml:space="preserve">”</w:t>
+      </w:r>
+      <w:r>
+        <w:rPr>
+          <w:iCs/>
+          <w:i/>
         </w:rPr>
         <w:t xml:space="preserve">→</w:t>
       </w:r>
       <w:r>
         <w:rPr>
-          <w:i/>
-          <w:iCs/>
-        </w:rPr>
-        <w:t xml:space="preserve">“fonte”</w:t>
-      </w:r>
-      <w:r>
-        <w:rPr>
-          <w:i/>
-          <w:iCs/>
+          <w:iCs/>
+          <w:i/>
+        </w:rPr>
+        <w:t xml:space="preserve">“</w:t>
+      </w:r>
+      <w:r>
+        <w:rPr>
+          <w:iCs/>
+          <w:i/>
+        </w:rPr>
+        <w:t xml:space="preserve">fonte</w:t>
+      </w:r>
+      <w:r>
+        <w:rPr>
+          <w:iCs/>
+          <w:i/>
+        </w:rPr>
+        <w:t xml:space="preserve">”</w:t>
+      </w:r>
+      <w:r>
+        <w:rPr>
+          <w:iCs/>
+          <w:i/>
         </w:rPr>
         <w:t xml:space="preserve">,</w:t>
       </w:r>
       <w:r>
         <w:rPr>
-          <w:i/>
-          <w:iCs/>
-        </w:rPr>
-        <w:t xml:space="preserve"> </w:t>
-      </w:r>
-      <w:r>
-        <w:rPr>
-          <w:i/>
-          <w:iCs/>
-        </w:rPr>
-        <w:t xml:space="preserve">“instrumento”</w:t>
-      </w:r>
-      <w:r>
-        <w:rPr>
-          <w:i/>
-          <w:iCs/>
+          <w:iCs/>
+          <w:i/>
+        </w:rPr>
+        <w:t xml:space="preserve"> </w:t>
+      </w:r>
+      <w:r>
+        <w:rPr>
+          <w:iCs/>
+          <w:i/>
+        </w:rPr>
+        <w:t xml:space="preserve">“</w:t>
+      </w:r>
+      <w:r>
+        <w:rPr>
+          <w:iCs/>
+          <w:i/>
+        </w:rPr>
+        <w:t xml:space="preserve">instrumento</w:t>
+      </w:r>
+      <w:r>
+        <w:rPr>
+          <w:iCs/>
+          <w:i/>
+        </w:rPr>
+        <w:t xml:space="preserve">”</w:t>
+      </w:r>
+      <w:r>
+        <w:rPr>
+          <w:iCs/>
+          <w:i/>
         </w:rPr>
         <w:t xml:space="preserve">→</w:t>
       </w:r>
       <w:r>
         <w:rPr>
-          <w:i/>
-          <w:iCs/>
-        </w:rPr>
-        <w:t xml:space="preserve">“código”</w:t>
-      </w:r>
-      <w:r>
-        <w:rPr>
-          <w:i/>
-          <w:iCs/>
+          <w:iCs/>
+          <w:i/>
+        </w:rPr>
+        <w:t xml:space="preserve">“</w:t>
+      </w:r>
+      <w:r>
+        <w:rPr>
+          <w:iCs/>
+          <w:i/>
+        </w:rPr>
+        <w:t xml:space="preserve">código</w:t>
+      </w:r>
+      <w:r>
+        <w:rPr>
+          <w:iCs/>
+          <w:i/>
+        </w:rPr>
+        <w:t xml:space="preserve">”</w:t>
+      </w:r>
+      <w:r>
+        <w:rPr>
+          <w:iCs/>
+          <w:i/>
         </w:rPr>
         <w:t xml:space="preserve">,</w:t>
       </w:r>
       <w:r>
         <w:rPr>
-          <w:i/>
-          <w:iCs/>
-        </w:rPr>
-        <w:t xml:space="preserve"> </w:t>
-      </w:r>
-      <w:r>
-        <w:rPr>
-          <w:i/>
-          <w:iCs/>
-        </w:rPr>
-        <w:t xml:space="preserve">“coleta”</w:t>
-      </w:r>
-      <w:r>
-        <w:rPr>
-          <w:i/>
-          <w:iCs/>
+          <w:iCs/>
+          <w:i/>
+        </w:rPr>
+        <w:t xml:space="preserve"> </w:t>
+      </w:r>
+      <w:r>
+        <w:rPr>
+          <w:iCs/>
+          <w:i/>
+        </w:rPr>
+        <w:t xml:space="preserve">“</w:t>
+      </w:r>
+      <w:r>
+        <w:rPr>
+          <w:iCs/>
+          <w:i/>
+        </w:rPr>
+        <w:t xml:space="preserve">coleta</w:t>
+      </w:r>
+      <w:r>
+        <w:rPr>
+          <w:iCs/>
+          <w:i/>
+        </w:rPr>
+        <w:t xml:space="preserve">”</w:t>
+      </w:r>
+      <w:r>
+        <w:rPr>
+          <w:iCs/>
+          <w:i/>
         </w:rPr>
         <w:t xml:space="preserve">→</w:t>
       </w:r>
       <w:r>
         <w:rPr>
-          <w:i/>
-          <w:iCs/>
-        </w:rPr>
-        <w:t xml:space="preserve">“run”</w:t>
-      </w:r>
-      <w:r>
-        <w:rPr>
-          <w:i/>
-          <w:iCs/>
-        </w:rPr>
-        <w:t xml:space="preserve"> </w:t>
-      </w:r>
-      <w:r>
-        <w:rPr>
-          <w:i/>
-          <w:iCs/>
+          <w:iCs/>
+          <w:i/>
+        </w:rPr>
+        <w:t xml:space="preserve">“</w:t>
+      </w:r>
+      <w:r>
+        <w:rPr>
+          <w:iCs/>
+          <w:i/>
+        </w:rPr>
+        <w:t xml:space="preserve">run</w:t>
+      </w:r>
+      <w:r>
+        <w:rPr>
+          <w:iCs/>
+          <w:i/>
+        </w:rPr>
+        <w:t xml:space="preserve">”</w:t>
+      </w:r>
+      <w:r>
+        <w:rPr>
+          <w:iCs/>
+          <w:i/>
+        </w:rPr>
+        <w:t xml:space="preserve"> </w:t>
+      </w:r>
+      <w:r>
+        <w:rPr>
+          <w:iCs/>
+          <w:i/>
         </w:rPr>
         <w:t xml:space="preserve">— a forma documental é idêntica; a base é simulação computacional.</w:t>
       </w:r>
@@ -5595,9 +5996,9 @@
         </w:pict>
       </w:r>
     </w:p>
-    <w:bookmarkEnd w:id="36"/>
-    <w:bookmarkEnd w:id="37"/>
-    <w:bookmarkStart w:id="38" w:name="capítulo-6-resultados-como-validação"/>
+    <w:bookmarkEnd w:id="47"/>
+    <w:bookmarkEnd w:id="48"/>
+    <w:bookmarkStart w:id="49" w:name="capítulo-6-resultados-como-validação"/>
     <w:p>
       <w:pPr>
         <w:pStyle w:val="Heading1"/>
@@ -5612,8 +6013,8 @@
       </w:pPr>
       <w:r>
         <w:rPr>
-          <w:i/>
-          <w:iCs/>
+          <w:iCs/>
+          <w:i/>
         </w:rPr>
         <w:t xml:space="preserve">Cada seção de resultados valida uma promessa declarada da tese; nenhum resultado é métrica órfã.</w:t>
       </w:r>
@@ -5622,8 +6023,8 @@
       <w:tblPr>
         <w:tblStyle w:val="Table"/>
         <w:tblW w:type="pct" w:w="5000"/>
-        <w:tblLayout w:type="fixed"/>
         <w:tblLook w:firstRow="1" w:lastRow="0" w:firstColumn="0" w:lastColumn="0" w:noHBand="0" w:noVBand="0" w:val="0020"/>
+        <w:jc w:val="start"/>
       </w:tblPr>
       <w:tblGrid>
         <w:gridCol w:w="2640"/>
@@ -5632,13 +6033,14 @@
       </w:tblGrid>
       <w:tr>
         <w:trPr>
-          <w:tblHeader w:val="on"/>
+          <w:tblHeader w:val="true"/>
         </w:trPr>
         <w:tc>
           <w:tcPr/>
           <w:p>
             <w:pPr>
               <w:pStyle w:val="Compact"/>
+              <w:jc w:val="left"/>
             </w:pPr>
             <w:r>
               <w:t xml:space="preserve">Promessa (contribuição)</w:t>
@@ -5650,6 +6052,7 @@
           <w:p>
             <w:pPr>
               <w:pStyle w:val="Compact"/>
+              <w:jc w:val="left"/>
             </w:pPr>
             <w:r>
               <w:t xml:space="preserve">Resultado que a valida</w:t>
@@ -5661,6 +6064,7 @@
           <w:p>
             <w:pPr>
               <w:pStyle w:val="Compact"/>
+              <w:jc w:val="left"/>
             </w:pPr>
             <w:r>
               <w:t xml:space="preserve">Registro</w:t>
@@ -5674,6 +6078,7 @@
           <w:p>
             <w:pPr>
               <w:pStyle w:val="Compact"/>
+              <w:jc w:val="left"/>
             </w:pPr>
             <w:r>
               <w:t xml:space="preserve">Existe um limiar de contenção quantitativo</w:t>
@@ -5685,6 +6090,7 @@
           <w:p>
             <w:pPr>
               <w:pStyle w:val="Compact"/>
+              <w:jc w:val="left"/>
             </w:pPr>
             <w:r>
               <w:t xml:space="preserve">θ*=0,333 travado v1.0; R 2,83→0,82 mm em κ=2; monotônico à quase-extinção</w:t>
@@ -5696,6 +6102,7 @@
           <w:p>
             <w:pPr>
               <w:pStyle w:val="Compact"/>
+              <w:jc w:val="left"/>
             </w:pPr>
             <w:r>
               <w:t xml:space="preserve">[claim:C038] [evidence:E032]</w:t>
@@ -5709,6 +6116,7 @@
           <w:p>
             <w:pPr>
               <w:pStyle w:val="Compact"/>
+              <w:jc w:val="left"/>
             </w:pPr>
             <w:r>
               <w:t xml:space="preserve">O desenho é quantitativo (dose-e-posicionamento)</w:t>
@@ -5720,6 +6128,7 @@
           <w:p>
             <w:pPr>
               <w:pStyle w:val="Compact"/>
+              <w:jc w:val="left"/>
             </w:pPr>
             <w:r>
               <w:t xml:space="preserve">regras 1–3 (anel 8–12 mm; malha ≥5×r_p; redose ≤7 d)</w:t>
@@ -5731,6 +6140,7 @@
           <w:p>
             <w:pPr>
               <w:pStyle w:val="Compact"/>
+              <w:jc w:val="left"/>
             </w:pPr>
             <w:r>
               <w:t xml:space="preserve">[claim:C033, C034, C035]</w:t>
@@ -5744,6 +6154,7 @@
           <w:p>
             <w:pPr>
               <w:pStyle w:val="Compact"/>
+              <w:jc w:val="left"/>
             </w:pPr>
             <w:r>
               <w:t xml:space="preserve">O método é robusto a parâmetros não-medidos</w:t>
@@ -5755,6 +6166,7 @@
           <w:p>
             <w:pPr>
               <w:pStyle w:val="Compact"/>
+              <w:jc w:val="left"/>
             </w:pPr>
             <w:r>
               <w:t xml:space="preserve">sweeps S1/S2 (C50 insensível 10×); S3 (só Kt move contenção/relógio, Kr/Kc ≤3%)</w:t>
@@ -5766,6 +6178,7 @@
           <w:p>
             <w:pPr>
               <w:pStyle w:val="Compact"/>
+              <w:jc w:val="left"/>
             </w:pPr>
             <w:r>
               <w:t xml:space="preserve">[claim:C051] · F-43</w:t>
@@ -5779,6 +6192,7 @@
           <w:p>
             <w:pPr>
               <w:pStyle w:val="Compact"/>
+              <w:jc w:val="left"/>
             </w:pPr>
             <w:r>
               <w:t xml:space="preserve">O limiar transfere entre espécies</w:t>
@@ -5790,6 +6204,7 @@
           <w:p>
             <w:pPr>
               <w:pStyle w:val="Compact"/>
+              <w:jc w:val="left"/>
             </w:pPr>
             <w:r>
               <w:t xml:space="preserve">Cenário B: θ* 0,333–0,400 centrais (razão 1,20); refutação do hamster reportada como está</w:t>
@@ -5801,6 +6216,7 @@
           <w:p>
             <w:pPr>
               <w:pStyle w:val="Compact"/>
+              <w:jc w:val="left"/>
             </w:pPr>
             <w:r>
               <w:t xml:space="preserve">[claim:C055, C056]</w:t>
@@ -5814,6 +6230,7 @@
           <w:p>
             <w:pPr>
               <w:pStyle w:val="Compact"/>
+              <w:jc w:val="left"/>
             </w:pPr>
             <w:r>
               <w:t xml:space="preserve">A dose generaliza por cinética</w:t>
@@ -5825,6 +6242,7 @@
           <w:p>
             <w:pPr>
               <w:pStyle w:val="Compact"/>
+              <w:jc w:val="left"/>
             </w:pPr>
             <w:r>
               <w:t xml:space="preserve">regra de titulação κ_req↔Kt (1→1,5·2→2·3→3·4→8)</w:t>
@@ -5836,6 +6254,7 @@
           <w:p>
             <w:pPr>
               <w:pStyle w:val="Compact"/>
+              <w:jc w:val="left"/>
             </w:pPr>
             <w:r>
               <w:t xml:space="preserve">[claim:C057]</w:t>
@@ -5849,6 +6268,7 @@
           <w:p>
             <w:pPr>
               <w:pStyle w:val="Compact"/>
+              <w:jc w:val="left"/>
             </w:pPr>
             <w:r>
               <w:t xml:space="preserve">A dose é calculável em massa com incerteza honesta</w:t>
@@ -5860,6 +6280,7 @@
           <w:p>
             <w:pPr>
               <w:pStyle w:val="Compact"/>
+              <w:jc w:val="left"/>
             </w:pPr>
             <w:r>
               <w:t xml:space="preserve">banda A6 0,0–2,6 µg/depósito (humano); largura ≈53× decomposta (14× Kd-proxy × 3,7× V-halo)</w:t>
@@ -5871,6 +6292,7 @@
           <w:p>
             <w:pPr>
               <w:pStyle w:val="Compact"/>
+              <w:jc w:val="left"/>
             </w:pPr>
             <w:r>
               <w:t xml:space="preserve">[claim:C058–C060] [evidence:E057, E058]</w:t>
@@ -5884,6 +6306,7 @@
           <w:p>
             <w:pPr>
               <w:pStyle w:val="Compact"/>
+              <w:jc w:val="left"/>
             </w:pPr>
             <w:r>
               <w:t xml:space="preserve">O instrumento de confronto funciona</w:t>
@@ -5895,6 +6318,7 @@
           <w:p>
             <w:pPr>
               <w:pStyle w:val="Compact"/>
+              <w:jc w:val="left"/>
             </w:pPr>
             <w:r>
               <w:t xml:space="preserve">θ_obs ADEQUADO na fronteira (bias −0,008); v1.1 rejeitada</w:t>
@@ -5906,6 +6330,7 @@
           <w:p>
             <w:pPr>
               <w:pStyle w:val="Compact"/>
+              <w:jc w:val="left"/>
             </w:pPr>
             <w:r>
               <w:t xml:space="preserve">[claim:C052]</w:t>
@@ -5919,6 +6344,7 @@
           <w:p>
             <w:pPr>
               <w:pStyle w:val="Compact"/>
+              <w:jc w:val="left"/>
             </w:pPr>
             <w:r>
               <w:t xml:space="preserve">A decisão é possível sem dado novo</w:t>
@@ -5930,6 +6356,7 @@
           <w:p>
             <w:pPr>
               <w:pStyle w:val="Compact"/>
+              <w:jc w:val="left"/>
             </w:pPr>
             <w:r>
               <w:t xml:space="preserve">tabela-decisão derivada (κ↔θ_obs↔R↔biomassa); biomassa = coordenada informativa</w:t>
@@ -5941,6 +6368,7 @@
           <w:p>
             <w:pPr>
               <w:pStyle w:val="Compact"/>
+              <w:jc w:val="left"/>
             </w:pPr>
             <w:r>
               <w:t xml:space="preserve">[claim:C052]</w:t>
@@ -5956,8 +6384,8 @@
         </w:pict>
       </w:r>
     </w:p>
-    <w:bookmarkEnd w:id="38"/>
-    <w:bookmarkStart w:id="39" w:name="capítulo-7-camada-clínica"/>
+    <w:bookmarkEnd w:id="49"/>
+    <w:bookmarkStart w:id="50" w:name="capítulo-7-camada-clínica"/>
     <w:p>
       <w:pPr>
         <w:pStyle w:val="Heading1"/>
@@ -5978,8 +6406,8 @@
       </w:r>
       <w:r>
         <w:rPr>
-          <w:b/>
-          <w:bCs/>
+          <w:bCs/>
+          <w:b/>
         </w:rPr>
         <w:t xml:space="preserve">PROGNÓSTICO [SIM] — NÃO É CONSELHO MÉDICO.</w:t>
       </w:r>
@@ -5996,8 +6424,8 @@
       </w:pPr>
       <w:r>
         <w:rPr>
-          <w:b/>
-          <w:bCs/>
+          <w:bCs/>
+          <w:b/>
         </w:rPr>
         <w:t xml:space="preserve">Por que abrir estas páginas: doenças priônicas são 100% fatais e não têm hoje nenhuma terapia modificadora aprovada — e este trabalho traz o primeiro cálculo quantitativo de dose-e-entrega de um candidato, com predições travadas antes de qualquer medição.</w:t>
       </w:r>
@@ -6008,8 +6436,8 @@
       </w:pPr>
       <w:r>
         <w:rPr>
-          <w:b/>
-          <w:bCs/>
+          <w:bCs/>
+          <w:b/>
         </w:rPr>
         <w:t xml:space="preserve">O que esta tese é, em cinco perguntas que qualquer médico faria:</w:t>
       </w:r>
@@ -6024,8 +6452,8 @@
       </w:r>
       <w:r>
         <w:rPr>
-          <w:b/>
-          <w:bCs/>
+          <w:bCs/>
+          <w:b/>
         </w:rPr>
         <w:t xml:space="preserve">Que doença?</w:t>
       </w:r>
@@ -6040,8 +6468,8 @@
       </w:r>
       <w:r>
         <w:rPr>
-          <w:b/>
-          <w:bCs/>
+          <w:bCs/>
+          <w:b/>
         </w:rPr>
         <w:t xml:space="preserve">Que ideia?</w:t>
       </w:r>
@@ -6056,8 +6484,8 @@
       </w:r>
       <w:r>
         <w:rPr>
-          <w:b/>
-          <w:bCs/>
+          <w:bCs/>
+          <w:b/>
         </w:rPr>
         <w:t xml:space="preserve">Que evidência?</w:t>
       </w:r>
@@ -6072,8 +6500,8 @@
       </w:r>
       <w:r>
         <w:rPr>
-          <w:b/>
-          <w:bCs/>
+          <w:bCs/>
+          <w:b/>
         </w:rPr>
         <w:t xml:space="preserve">Que resultado prático?</w:t>
       </w:r>
@@ -6088,8 +6516,8 @@
       </w:r>
       <w:r>
         <w:rPr>
-          <w:b/>
-          <w:bCs/>
+          <w:bCs/>
+          <w:b/>
         </w:rPr>
         <w:t xml:space="preserve">a primeira dose calculada do braço A6: banda de 0,0–2,6 µg de proteína por depósito no degrau humano (pior caso 0,2–10,3), com a largura da banda explicitando o que o ensaio organoide fecha</w:t>
       </w:r>
@@ -6101,8 +6529,8 @@
       </w:r>
       <w:r>
         <w:rPr>
-          <w:b/>
-          <w:bCs/>
+          <w:bCs/>
+          <w:b/>
         </w:rPr>
         <w:t xml:space="preserve">Que promessa NÃO faz?</w:t>
       </w:r>
@@ -6119,8 +6547,8 @@
       </w:pPr>
       <w:r>
         <w:rPr>
-          <w:b/>
-          <w:bCs/>
+          <w:bCs/>
+          <w:b/>
         </w:rPr>
         <w:t xml:space="preserve">Como ler os símbolos sem perder o fio:</w:t>
       </w:r>
@@ -6134,7 +6562,13 @@
         <w:t xml:space="preserve"> </w:t>
       </w:r>
       <w:r>
-        <w:t xml:space="preserve">“quanto da conversão sobrevive à dose no pior dia do anel”</w:t>
+        <w:t xml:space="preserve">“</w:t>
+      </w:r>
+      <w:r>
+        <w:t xml:space="preserve">quanto da conversão sobrevive à dose no pior dia do anel</w:t>
+      </w:r>
+      <w:r>
+        <w:t xml:space="preserve">”</w:t>
       </w:r>
       <w:r>
         <w:t xml:space="preserve"> </w:t>
@@ -6146,7 +6580,13 @@
         <w:t xml:space="preserve"> </w:t>
       </w:r>
       <w:r>
-        <w:t xml:space="preserve">“Em linguagem clínica”</w:t>
+        <w:t xml:space="preserve">“</w:t>
+      </w:r>
+      <w:r>
+        <w:t xml:space="preserve">Em linguagem clínica</w:t>
+      </w:r>
+      <w:r>
+        <w:t xml:space="preserve">”</w:t>
       </w:r>
       <w:r>
         <w:t xml:space="preserve">.</w:t>
@@ -6158,8 +6598,8 @@
       </w:pPr>
       <w:r>
         <w:rPr>
-          <w:b/>
-          <w:bCs/>
+          <w:bCs/>
+          <w:b/>
         </w:rPr>
         <w:t xml:space="preserve">Rota de leitura de 10 minutos:</w:t>
       </w:r>
@@ -6174,8 +6614,8 @@
       </w:r>
       <w:r>
         <w:rPr>
-          <w:b/>
-          <w:bCs/>
+          <w:bCs/>
+          <w:b/>
         </w:rPr>
         <w:t xml:space="preserve">Figura 4</w:t>
       </w:r>
@@ -6190,8 +6630,8 @@
       </w:r>
       <w:r>
         <w:rPr>
-          <w:b/>
-          <w:bCs/>
+          <w:bCs/>
+          <w:b/>
         </w:rPr>
         <w:t xml:space="preserve">Figura 5</w:t>
       </w:r>
@@ -6205,7 +6645,13 @@
         <w:t xml:space="preserve"> </w:t>
       </w:r>
       <w:r>
-        <w:t xml:space="preserve">“o que significam e o que não significam”</w:t>
+        <w:t xml:space="preserve">“</w:t>
+      </w:r>
+      <w:r>
+        <w:t xml:space="preserve">o que significam e o que não significam</w:t>
+      </w:r>
+      <w:r>
+        <w:t xml:space="preserve">”</w:t>
       </w:r>
       <w:r>
         <w:t xml:space="preserve"> </w:t>
@@ -6220,8 +6666,8 @@
       </w:pPr>
       <w:r>
         <w:rPr>
-          <w:b/>
-          <w:bCs/>
+          <w:bCs/>
+          <w:b/>
         </w:rPr>
         <w:t xml:space="preserve">Acompanhamento previsto no desenho [SIM] (documentação de desenho — NÃO conduta clínica):</w:t>
       </w:r>
@@ -6266,8 +6712,8 @@
         </w:pict>
       </w:r>
     </w:p>
-    <w:bookmarkEnd w:id="39"/>
-    <w:bookmarkStart w:id="40" w:name="X7799f2578554938e18dd3e418c66e55fd987a73"/>
+    <w:bookmarkEnd w:id="50"/>
+    <w:bookmarkStart w:id="51" w:name="X7799f2578554938e18dd3e418c66e55fd987a73"/>
     <w:p>
       <w:pPr>
         <w:pStyle w:val="Heading1"/>
@@ -6282,8 +6728,8 @@
       </w:pPr>
       <w:r>
         <w:rPr>
-          <w:i/>
-          <w:iCs/>
+          <w:iCs/>
+          <w:i/>
         </w:rPr>
         <w:t xml:space="preserve">Reconhecer os limites com plano de pesquisa futura — cada limitação abaixo tem o gate/ensaio que a converte em conhecimento.</w:t>
       </w:r>
@@ -6294,8 +6740,8 @@
       </w:pPr>
       <w:r>
         <w:rPr>
-          <w:b/>
-          <w:bCs/>
+          <w:bCs/>
+          <w:b/>
         </w:rPr>
         <w:t xml:space="preserve">Classe de transferência (o dado é de outra espécie/sistema):</w:t>
       </w:r>
@@ -6316,8 +6762,8 @@
       </w:r>
       <w:r>
         <w:rPr>
-          <w:b/>
-          <w:bCs/>
+          <w:bCs/>
+          <w:b/>
         </w:rPr>
         <w:t xml:space="preserve">a banda de dose inteira (largura ≈53×) quantifica este limite</w:t>
       </w:r>
@@ -6340,8 +6786,8 @@
       </w:pPr>
       <w:r>
         <w:rPr>
-          <w:b/>
-          <w:bCs/>
+          <w:bCs/>
+          <w:b/>
         </w:rPr>
         <w:t xml:space="preserve">Classe de horizonte (o número depende da janela de observação):</w:t>
       </w:r>
@@ -6358,8 +6804,8 @@
       </w:pPr>
       <w:r>
         <w:rPr>
-          <w:b/>
-          <w:bCs/>
+          <w:bCs/>
+          <w:b/>
         </w:rPr>
         <w:t xml:space="preserve">Classe de estrutura-modelo:</w:t>
       </w:r>
@@ -6388,8 +6834,8 @@
       </w:pPr>
       <w:r>
         <w:rPr>
-          <w:b/>
-          <w:bCs/>
+          <w:bCs/>
+          <w:b/>
         </w:rPr>
         <w:t xml:space="preserve">Classe de fontes monitoradas:</w:t>
       </w:r>
@@ -6412,8 +6858,8 @@
       </w:pPr>
       <w:r>
         <w:rPr>
-          <w:b/>
-          <w:bCs/>
+          <w:bCs/>
+          <w:b/>
         </w:rPr>
         <w:t xml:space="preserve">Classe de execução:</w:t>
       </w:r>
@@ -6430,8 +6876,8 @@
       </w:pPr>
       <w:r>
         <w:rPr>
-          <w:b/>
-          <w:bCs/>
+          <w:bCs/>
+          <w:b/>
         </w:rPr>
         <w:t xml:space="preserve">Classe de localização:</w:t>
       </w:r>
@@ -6449,8 +6895,8 @@
         </w:pict>
       </w:r>
     </w:p>
-    <w:bookmarkEnd w:id="40"/>
-    <w:bookmarkStart w:id="41" w:name="capítulo-9-conclusões-por-objetivo"/>
+    <w:bookmarkEnd w:id="51"/>
+    <w:bookmarkStart w:id="52" w:name="capítulo-9-conclusões-por-objetivo"/>
     <w:p>
       <w:pPr>
         <w:pStyle w:val="Heading1"/>
@@ -6465,8 +6911,8 @@
       </w:pPr>
       <w:r>
         <w:rPr>
-          <w:b/>
-          <w:bCs/>
+          <w:bCs/>
+          <w:b/>
         </w:rPr>
         <w:t xml:space="preserve">OE1 (nomear e formalizar a etrização) — alcançado.</w:t>
       </w:r>
@@ -6483,8 +6929,8 @@
       </w:pPr>
       <w:r>
         <w:rPr>
-          <w:b/>
-          <w:bCs/>
+          <w:bCs/>
+          <w:b/>
         </w:rPr>
         <w:t xml:space="preserve">OE2 (Base de Validade) — alcançado.</w:t>
       </w:r>
@@ -6501,8 +6947,8 @@
       </w:pPr>
       <w:r>
         <w:rPr>
-          <w:b/>
-          <w:bCs/>
+          <w:bCs/>
+          <w:b/>
         </w:rPr>
         <w:t xml:space="preserve">OE3 (resultados como achados [SIM]) — alcançado.</w:t>
       </w:r>
@@ -6517,8 +6963,8 @@
       </w:r>
       <w:r>
         <w:rPr>
-          <w:b/>
-          <w:bCs/>
+          <w:bCs/>
+          <w:b/>
         </w:rPr>
         <w:t xml:space="preserve">e a primeira dose calculada com incerteza propagada</w:t>
       </w:r>
@@ -6535,8 +6981,8 @@
       </w:pPr>
       <w:r>
         <w:rPr>
-          <w:b/>
-          <w:bCs/>
+          <w:bCs/>
+          <w:b/>
         </w:rPr>
         <w:t xml:space="preserve">OE4 (continuidade documentada como método) — alcançado.</w:t>
       </w:r>
@@ -6553,8 +6999,8 @@
       </w:pPr>
       <w:r>
         <w:rPr>
-          <w:b/>
-          <w:bCs/>
+          <w:bCs/>
+          <w:b/>
         </w:rPr>
         <w:t xml:space="preserve">OE5 (revisão hostil + validação expressa) — alcançado.</w:t>
       </w:r>
@@ -6571,8 +7017,8 @@
       </w:pPr>
       <w:r>
         <w:rPr>
-          <w:b/>
-          <w:bCs/>
+          <w:bCs/>
+          <w:b/>
         </w:rPr>
         <w:t xml:space="preserve">Hipóteses.</w:t>
       </w:r>
@@ -6589,8 +7035,8 @@
       </w:pPr>
       <w:r>
         <w:rPr>
-          <w:b/>
-          <w:bCs/>
+          <w:bCs/>
+          <w:b/>
         </w:rPr>
         <w:t xml:space="preserve">Síntese final.</w:t>
       </w:r>
@@ -6605,8 +7051,8 @@
       </w:r>
       <w:r>
         <w:rPr>
-          <w:b/>
-          <w:bCs/>
+          <w:bCs/>
+          <w:b/>
         </w:rPr>
         <w:t xml:space="preserve">etrização</w:t>
       </w:r>
@@ -6621,8 +7067,8 @@
       </w:r>
       <w:r>
         <w:rPr>
-          <w:b/>
-          <w:bCs/>
+          <w:bCs/>
+          <w:b/>
         </w:rPr>
         <w:t xml:space="preserve">Fecho epistemológico:</w:t>
       </w:r>
@@ -6637,8 +7083,8 @@
       </w:r>
       <w:r>
         <w:rPr>
-          <w:b/>
-          <w:bCs/>
+          <w:bCs/>
+          <w:b/>
         </w:rPr>
         <w:t xml:space="preserve">Prognóstico quantitativo, falseável e disciplinado por critérios</w:t>
       </w:r>
@@ -6656,8 +7102,8 @@
         </w:pict>
       </w:r>
     </w:p>
-    <w:bookmarkEnd w:id="41"/>
-    <w:bookmarkStart w:id="43" w:name="referências-58-fontes-do-registro"/>
+    <w:bookmarkEnd w:id="52"/>
+    <w:bookmarkStart w:id="54" w:name="referências-58-fontes-do-registro"/>
     <w:p>
       <w:pPr>
         <w:pStyle w:val="Heading1"/>
@@ -7014,8 +7460,8 @@
       </w:r>
       <w:r>
         <w:rPr>
-          <w:i/>
-          <w:iCs/>
+          <w:iCs/>
+          <w:i/>
         </w:rPr>
         <w:t xml:space="preserve">(Kd aparente 71 nM por SPR — proxy declarado da âncora κ↔µM; texto integral conferido.)</w:t>
       </w:r>
@@ -7030,35 +7476,35 @@
       </w:r>
       <w:r>
         <w:rPr>
-          <w:i/>
-          <w:iCs/>
+          <w:iCs/>
+          <w:i/>
         </w:rPr>
         <w:t xml:space="preserve">(JSON:</w:t>
       </w:r>
       <w:r>
         <w:rPr>
-          <w:i/>
-          <w:iCs/>
+          <w:iCs/>
+          <w:i/>
         </w:rPr>
         <w:t xml:space="preserve"> </w:t>
       </w:r>
       <w:r>
         <w:rPr>
           <w:rStyle w:val="VerbatimChar"/>
-          <w:i/>
-          <w:iCs/>
+          <w:iCs/>
+          <w:i/>
         </w:rPr>
         <w:t xml:space="preserve">experiments/m31/m31_u1u2.json</w:t>
       </w:r>
       <w:r>
         <w:rPr>
-          <w:i/>
-          <w:iCs/>
+          <w:iCs/>
+          <w:i/>
         </w:rPr>
         <w:t xml:space="preserve">.)</w:t>
       </w:r>
     </w:p>
-    <w:bookmarkStart w:id="42" w:name="X0e8293c776e2b2afcf3b4207772d4efc588edb0"/>
+    <w:bookmarkStart w:id="53" w:name="X0e8293c776e2b2afcf3b4207772d4efc588edb0"/>
     <w:p>
       <w:pPr>
         <w:pStyle w:val="Heading3"/>
@@ -7069,11 +7515,11 @@
     </w:p>
     <w:p>
       <w:pPr>
-        <w:pStyle w:val="Compact"/>
         <w:numPr>
           <w:ilvl w:val="0"/>
           <w:numId w:val="1003"/>
         </w:numPr>
+        <w:pStyle w:val="Compact"/>
       </w:pPr>
       <w:r>
         <w:t xml:space="preserve">CORTÉS-RÍOS, J. et al. A step-by-step workflow for performing in silico clinical trials. 2025. PMCID PMC12706418.</w:t>
@@ -7083,19 +7529,19 @@
       </w:r>
       <w:r>
         <w:rPr>
-          <w:i/>
-          <w:iCs/>
+          <w:iCs/>
+          <w:i/>
         </w:rPr>
         <w:t xml:space="preserve">(abertura completa pendente antes de registro E)</w:t>
       </w:r>
     </w:p>
     <w:p>
       <w:pPr>
-        <w:pStyle w:val="Compact"/>
         <w:numPr>
           <w:ilvl w:val="0"/>
           <w:numId w:val="1003"/>
         </w:numPr>
+        <w:pStyle w:val="Compact"/>
       </w:pPr>
       <w:r>
         <w:t xml:space="preserve">An open source statistical web application for validation of in-silico trials and virtual cohorts. 2025. doi:10.1038/s41598-025-99720-3.</w:t>
@@ -7108,9 +7554,9 @@
         </w:pict>
       </w:r>
     </w:p>
-    <w:bookmarkEnd w:id="42"/>
-    <w:bookmarkEnd w:id="43"/>
-    <w:bookmarkStart w:id="44" w:name="apêndices"/>
+    <w:bookmarkEnd w:id="53"/>
+    <w:bookmarkEnd w:id="54"/>
+    <w:bookmarkStart w:id="55" w:name="apêndices"/>
     <w:p>
       <w:pPr>
         <w:pStyle w:val="Heading1"/>
@@ -7121,16 +7567,16 @@
     </w:p>
     <w:p>
       <w:pPr>
-        <w:pStyle w:val="Compact"/>
         <w:numPr>
           <w:ilvl w:val="0"/>
           <w:numId w:val="1004"/>
         </w:numPr>
-      </w:pPr>
-      <w:r>
-        <w:rPr>
-          <w:b/>
-          <w:bCs/>
+        <w:pStyle w:val="Compact"/>
+      </w:pPr>
+      <w:r>
+        <w:rPr>
+          <w:bCs/>
+          <w:b/>
         </w:rPr>
         <w:t xml:space="preserve">A — Inventário dos artefatos</w:t>
       </w:r>
@@ -7170,16 +7616,16 @@
     </w:p>
     <w:p>
       <w:pPr>
-        <w:pStyle w:val="Compact"/>
         <w:numPr>
           <w:ilvl w:val="0"/>
           <w:numId w:val="1004"/>
         </w:numPr>
-      </w:pPr>
-      <w:r>
-        <w:rPr>
-          <w:b/>
-          <w:bCs/>
+        <w:pStyle w:val="Compact"/>
+      </w:pPr>
+      <w:r>
+        <w:rPr>
+          <w:bCs/>
+          <w:b/>
         </w:rPr>
         <w:t xml:space="preserve">B — Mapa da lógica completa</w:t>
       </w:r>
@@ -7192,16 +7638,16 @@
     </w:p>
     <w:p>
       <w:pPr>
-        <w:pStyle w:val="Compact"/>
         <w:numPr>
           <w:ilvl w:val="0"/>
           <w:numId w:val="1004"/>
         </w:numPr>
-      </w:pPr>
-      <w:r>
-        <w:rPr>
-          <w:b/>
-          <w:bCs/>
+        <w:pStyle w:val="Compact"/>
+      </w:pPr>
+      <w:r>
+        <w:rPr>
+          <w:bCs/>
+          <w:b/>
         </w:rPr>
         <w:t xml:space="preserve">C — SAP completo do G0-wet</w:t>
       </w:r>
@@ -7214,16 +7660,16 @@
     </w:p>
     <w:p>
       <w:pPr>
-        <w:pStyle w:val="Compact"/>
         <w:numPr>
           <w:ilvl w:val="0"/>
           <w:numId w:val="1004"/>
         </w:numPr>
-      </w:pPr>
-      <w:r>
-        <w:rPr>
-          <w:b/>
-          <w:bCs/>
+        <w:pStyle w:val="Compact"/>
+      </w:pPr>
+      <w:r>
+        <w:rPr>
+          <w:bCs/>
+          <w:b/>
         </w:rPr>
         <w:t xml:space="preserve">D — Tabela-decisão derivada</w:t>
       </w:r>
@@ -7248,16 +7694,16 @@
     </w:p>
     <w:p>
       <w:pPr>
-        <w:pStyle w:val="Compact"/>
         <w:numPr>
           <w:ilvl w:val="0"/>
           <w:numId w:val="1004"/>
         </w:numPr>
-      </w:pPr>
-      <w:r>
-        <w:rPr>
-          <w:b/>
-          <w:bCs/>
+        <w:pStyle w:val="Compact"/>
+      </w:pPr>
+      <w:r>
+        <w:rPr>
+          <w:bCs/>
+          <w:b/>
         </w:rPr>
         <w:t xml:space="preserve">E — Custo-cotação S1</w:t>
       </w:r>
@@ -7270,16 +7716,16 @@
     </w:p>
     <w:p>
       <w:pPr>
-        <w:pStyle w:val="Compact"/>
         <w:numPr>
           <w:ilvl w:val="0"/>
           <w:numId w:val="1004"/>
         </w:numPr>
-      </w:pPr>
-      <w:r>
-        <w:rPr>
-          <w:b/>
-          <w:bCs/>
+        <w:pStyle w:val="Compact"/>
+      </w:pPr>
+      <w:r>
+        <w:rPr>
+          <w:bCs/>
+          <w:b/>
         </w:rPr>
         <w:t xml:space="preserve">F — Linhagem da Base de Validade</w:t>
       </w:r>
@@ -7296,8 +7742,8 @@
       </w:pPr>
       <w:r>
         <w:rPr>
-          <w:i/>
-          <w:iCs/>
+          <w:iCs/>
+          <w:i/>
         </w:rPr>
         <w:t xml:space="preserve">Os apêndices A–F existem no registro; a edição unificada os incorpora por referência ao repositório (auditável em disco) para não duplicar artefatos gated.</w:t>
       </w:r>
@@ -7315,18 +7761,14 @@
       </w:pPr>
       <w:r>
         <w:rPr>
-          <w:i/>
-          <w:iCs/>
+          <w:iCs/>
+          <w:i/>
         </w:rPr>
         <w:t xml:space="preserve">Edição unificada [SEM ANO] — o resultado define; as fases são estimativas. Toda cifra vem de JSON arquivado ou do registro E (regra: nunca digitar valor). Gated: guardian R0–R3, 0 BLOCKED exigido; AST 9/9.</w:t>
       </w:r>
     </w:p>
-    <w:bookmarkEnd w:id="44"/>
-    <w:sectPr>
-      <w:footnotePr>
-        <w:numRestart w:val="eachSect"/>
-      </w:footnotePr>
-    </w:sectPr>
+    <w:bookmarkEnd w:id="55"/>
+    <w:sectPr/>
   </w:body>
 </w:document>
 </file>
@@ -7357,14 +7799,14 @@
 <file path=word/numbering.xml><?xml version="1.0" encoding="utf-8"?>
 <w:numbering xmlns:w="http://schemas.openxmlformats.org/wordprocessingml/2006/main">
   <w:abstractNum w:abstractNumId="990">
-    <w:nsid w:val="0000A990"/>
+    <w:nsid w:val="A990"/>
     <w:multiLevelType w:val="multilevel"/>
     <w:lvl w:ilvl="0">
       <w:numFmt w:val="bullet"/>
       <w:lvlText w:val=" "/>
       <w:lvlJc w:val="left"/>
       <w:pPr>
-        <w:ind w:left="720" w:hanging="360"/>
+        <w:ind w:left="720" w:hanging="480"/>
       </w:pPr>
     </w:lvl>
     <w:lvl w:ilvl="1">
@@ -7372,7 +7814,7 @@
       <w:lvlText w:val=" "/>
       <w:lvlJc w:val="left"/>
       <w:pPr>
-        <w:ind w:left="1440" w:hanging="360"/>
+        <w:ind w:left="1440" w:hanging="480"/>
       </w:pPr>
     </w:lvl>
     <w:lvl w:ilvl="2">
@@ -7380,7 +7822,7 @@
       <w:lvlText w:val=" "/>
       <w:lvlJc w:val="left"/>
       <w:pPr>
-        <w:ind w:left="2160" w:hanging="360"/>
+        <w:ind w:left="2160" w:hanging="480"/>
       </w:pPr>
     </w:lvl>
     <w:lvl w:ilvl="3">
@@ -7388,7 +7830,7 @@
       <w:lvlText w:val=" "/>
       <w:lvlJc w:val="left"/>
       <w:pPr>
-        <w:ind w:left="2880" w:hanging="360"/>
+        <w:ind w:left="2880" w:hanging="480"/>
       </w:pPr>
     </w:lvl>
     <w:lvl w:ilvl="4">
@@ -7396,7 +7838,7 @@
       <w:lvlText w:val=" "/>
       <w:lvlJc w:val="left"/>
       <w:pPr>
-        <w:ind w:left="3600" w:hanging="360"/>
+        <w:ind w:left="3600" w:hanging="480"/>
       </w:pPr>
     </w:lvl>
     <w:lvl w:ilvl="5">
@@ -7404,7 +7846,7 @@
       <w:lvlText w:val=" "/>
       <w:lvlJc w:val="left"/>
       <w:pPr>
-        <w:ind w:left="4320" w:hanging="360"/>
+        <w:ind w:left="4320" w:hanging="480"/>
       </w:pPr>
     </w:lvl>
     <w:lvl w:ilvl="6">
@@ -7412,7 +7854,7 @@
       <w:lvlText w:val=" "/>
       <w:lvlJc w:val="left"/>
       <w:pPr>
-        <w:ind w:left="5040" w:hanging="360"/>
+        <w:ind w:left="5040" w:hanging="480"/>
       </w:pPr>
     </w:lvl>
     <w:lvl w:ilvl="7">
@@ -7420,7 +7862,7 @@
       <w:lvlText w:val=" "/>
       <w:lvlJc w:val="left"/>
       <w:pPr>
-        <w:ind w:left="5760" w:hanging="360"/>
+        <w:ind w:left="5760" w:hanging="480"/>
       </w:pPr>
     </w:lvl>
     <w:lvl w:ilvl="8">
@@ -7428,12 +7870,12 @@
       <w:lvlText w:val=" "/>
       <w:lvlJc w:val="left"/>
       <w:pPr>
-        <w:ind w:left="6480" w:hanging="360"/>
+        <w:ind w:left="6480" w:hanging="480"/>
       </w:pPr>
     </w:lvl>
   </w:abstractNum>
   <w:abstractNum w:abstractNumId="99411">
-    <w:nsid w:val="00A99411"/>
+    <w:nsid w:val="A99411"/>
     <w:multiLevelType w:val="multilevel"/>
     <w:lvl w:ilvl="0">
       <w:start w:val="1"/>
@@ -7441,7 +7883,7 @@
       <w:lvlText w:val="%1."/>
       <w:lvlJc w:val="left"/>
       <w:pPr>
-        <w:ind w:left="720" w:hanging="360"/>
+        <w:ind w:left="720" w:hanging="480"/>
       </w:pPr>
     </w:lvl>
     <w:lvl w:ilvl="1">
@@ -7450,7 +7892,7 @@
       <w:lvlText w:val="%2."/>
       <w:lvlJc w:val="left"/>
       <w:pPr>
-        <w:ind w:left="1440" w:hanging="360"/>
+        <w:ind w:left="1440" w:hanging="480"/>
       </w:pPr>
     </w:lvl>
     <w:lvl w:ilvl="2">
@@ -7459,7 +7901,7 @@
       <w:lvlText w:val="%3."/>
       <w:lvlJc w:val="left"/>
       <w:pPr>
-        <w:ind w:left="2160" w:hanging="360"/>
+        <w:ind w:left="2160" w:hanging="480"/>
       </w:pPr>
     </w:lvl>
     <w:lvl w:ilvl="3">
@@ -7468,7 +7910,7 @@
       <w:lvlText w:val="%4."/>
       <w:lvlJc w:val="left"/>
       <w:pPr>
-        <w:ind w:left="2880" w:hanging="360"/>
+        <w:ind w:left="2880" w:hanging="480"/>
       </w:pPr>
     </w:lvl>
     <w:lvl w:ilvl="4">
@@ -7477,7 +7919,7 @@
       <w:lvlText w:val="%5."/>
       <w:lvlJc w:val="left"/>
       <w:pPr>
-        <w:ind w:left="3600" w:hanging="360"/>
+        <w:ind w:left="3600" w:hanging="480"/>
       </w:pPr>
     </w:lvl>
     <w:lvl w:ilvl="5">
@@ -7486,7 +7928,7 @@
       <w:lvlText w:val="%6."/>
       <w:lvlJc w:val="left"/>
       <w:pPr>
-        <w:ind w:left="4320" w:hanging="360"/>
+        <w:ind w:left="4320" w:hanging="480"/>
       </w:pPr>
     </w:lvl>
     <w:lvl w:ilvl="6">
@@ -7495,7 +7937,7 @@
       <w:lvlText w:val="%7."/>
       <w:lvlJc w:val="left"/>
       <w:pPr>
-        <w:ind w:left="5040" w:hanging="360"/>
+        <w:ind w:left="5040" w:hanging="480"/>
       </w:pPr>
     </w:lvl>
     <w:lvl w:ilvl="7">
@@ -7504,7 +7946,7 @@
       <w:lvlText w:val="%8."/>
       <w:lvlJc w:val="left"/>
       <w:pPr>
-        <w:ind w:left="5760" w:hanging="360"/>
+        <w:ind w:left="5760" w:hanging="480"/>
       </w:pPr>
     </w:lvl>
     <w:lvl w:ilvl="8">
@@ -7513,111 +7955,84 @@
       <w:lvlText w:val="%9."/>
       <w:lvlJc w:val="left"/>
       <w:pPr>
-        <w:ind w:left="6480" w:hanging="360"/>
+        <w:ind w:left="6480" w:hanging="480"/>
       </w:pPr>
     </w:lvl>
   </w:abstractNum>
   <w:abstractNum w:abstractNumId="991">
-    <w:nsid w:val="0000A991"/>
+    <w:nsid w:val="A991"/>
     <w:multiLevelType w:val="multilevel"/>
     <w:lvl w:ilvl="0">
       <w:numFmt w:val="bullet"/>
-      <w:lvlText w:val=""/>
+      <w:lvlText w:val="•"/>
       <w:lvlJc w:val="left"/>
       <w:pPr>
-        <w:ind w:left="720" w:hanging="360"/>
-      </w:pPr>
-      <w:rPr>
-        <w:rFonts w:ascii="Symbol" w:hAnsi="Symbol" w:cs="Symbol" w:hint="default"/>
-      </w:rPr>
+        <w:ind w:left="720" w:hanging="480"/>
+      </w:pPr>
     </w:lvl>
     <w:lvl w:ilvl="1">
       <w:numFmt w:val="bullet"/>
-      <w:lvlText w:val="o"/>
+      <w:lvlText w:val="–"/>
       <w:lvlJc w:val="left"/>
       <w:pPr>
-        <w:ind w:left="1440" w:hanging="360"/>
-      </w:pPr>
-      <w:rPr>
-        <w:rFonts w:ascii="Courier New" w:hAnsi="Courier New" w:cs="Courier New" w:hint="default"/>
-      </w:rPr>
+        <w:ind w:left="1440" w:hanging="480"/>
+      </w:pPr>
     </w:lvl>
     <w:lvl w:ilvl="2">
       <w:numFmt w:val="bullet"/>
-      <w:lvlText w:val=""/>
+      <w:lvlText w:val="•"/>
       <w:lvlJc w:val="left"/>
       <w:pPr>
-        <w:ind w:left="2160" w:hanging="360"/>
-      </w:pPr>
-      <w:rPr>
-        <w:rFonts w:ascii="Wingdings" w:hAnsi="Wingdings" w:cs="Wingdings" w:hint="default"/>
-      </w:rPr>
+        <w:ind w:left="2160" w:hanging="480"/>
+      </w:pPr>
     </w:lvl>
     <w:lvl w:ilvl="3">
       <w:numFmt w:val="bullet"/>
-      <w:lvlText w:val=""/>
+      <w:lvlText w:val="–"/>
       <w:lvlJc w:val="left"/>
       <w:pPr>
-        <w:ind w:left="2880" w:hanging="360"/>
-      </w:pPr>
-      <w:rPr>
-        <w:rFonts w:ascii="Symbol" w:hAnsi="Symbol" w:cs="Symbol" w:hint="default"/>
-      </w:rPr>
+        <w:ind w:left="2880" w:hanging="480"/>
+      </w:pPr>
     </w:lvl>
     <w:lvl w:ilvl="4">
       <w:numFmt w:val="bullet"/>
-      <w:lvlText w:val="o"/>
+      <w:lvlText w:val="•"/>
       <w:lvlJc w:val="left"/>
       <w:pPr>
-        <w:ind w:left="3600" w:hanging="360"/>
-      </w:pPr>
-      <w:rPr>
-        <w:rFonts w:ascii="Courier New" w:hAnsi="Courier New" w:cs="Courier New" w:hint="default"/>
-      </w:rPr>
+        <w:ind w:left="3600" w:hanging="480"/>
+      </w:pPr>
     </w:lvl>
     <w:lvl w:ilvl="5">
       <w:numFmt w:val="bullet"/>
-      <w:lvlText w:val=""/>
+      <w:lvlText w:val="–"/>
       <w:lvlJc w:val="left"/>
       <w:pPr>
-        <w:ind w:left="4320" w:hanging="360"/>
-      </w:pPr>
-      <w:rPr>
-        <w:rFonts w:ascii="Wingdings" w:hAnsi="Wingdings" w:cs="Wingdings" w:hint="default"/>
-      </w:rPr>
+        <w:ind w:left="4320" w:hanging="480"/>
+      </w:pPr>
     </w:lvl>
     <w:lvl w:ilvl="6">
       <w:numFmt w:val="bullet"/>
-      <w:lvlText w:val=""/>
+      <w:lvlText w:val="•"/>
       <w:lvlJc w:val="left"/>
       <w:pPr>
-        <w:ind w:left="5040" w:hanging="360"/>
-      </w:pPr>
-      <w:rPr>
-        <w:rFonts w:ascii="Symbol" w:hAnsi="Symbol" w:cs="Symbol" w:hint="default"/>
-      </w:rPr>
+        <w:ind w:left="5040" w:hanging="480"/>
+      </w:pPr>
     </w:lvl>
     <w:lvl w:ilvl="7">
       <w:numFmt w:val="bullet"/>
-      <w:lvlText w:val="o"/>
+      <w:lvlText w:val="–"/>
       <w:lvlJc w:val="left"/>
       <w:pPr>
-        <w:ind w:left="5760" w:hanging="360"/>
-      </w:pPr>
-      <w:rPr>
-        <w:rFonts w:ascii="Courier New" w:hAnsi="Courier New" w:cs="Courier New" w:hint="default"/>
-      </w:rPr>
+        <w:ind w:left="5760" w:hanging="480"/>
+      </w:pPr>
     </w:lvl>
     <w:lvl w:ilvl="8">
       <w:numFmt w:val="bullet"/>
-      <w:lvlText w:val=""/>
+      <w:lvlText w:val="•"/>
       <w:lvlJc w:val="left"/>
       <w:pPr>
-        <w:ind w:left="6480" w:hanging="360"/>
-      </w:pPr>
-      <w:rPr>
-        <w:rFonts w:ascii="Wingdings" w:hAnsi="Wingdings" w:cs="Wingdings" w:hint="default"/>
-      </w:rPr>
+        <w:ind w:left="6480" w:hanging="480"/>
+      </w:pPr>
     </w:lvl>
   </w:abstractNum>
   <w:num w:numId="1000">
@@ -7693,14 +8108,14 @@
 </file>
 
 <file path=word/styles.xml><?xml version="1.0" encoding="utf-8"?>
-<w:styles xmlns:w="http://schemas.openxmlformats.org/wordprocessingml/2006/main">
+<w:styles xmlns:r="http://schemas.openxmlformats.org/officeDocument/2006/relationships" xmlns:w="http://schemas.openxmlformats.org/wordprocessingml/2006/main">
   <w:docDefaults>
     <w:rPrDefault>
       <w:rPr>
-        <w:rFonts w:ascii="Times New Roman" w:hAnsi="Times New Roman" w:eastAsia="Times New Roman" w:cs="Times New Roman"/>
+        <w:rFonts w:asciiTheme="minorHAnsi" w:cstheme="minorBidi" w:eastAsiaTheme="minorHAnsi" w:hAnsiTheme="minorHAnsi"/>
         <w:sz w:val="24"/>
         <w:szCs w:val="24"/>
-        <w:lang w:bidi="ar-SA" w:eastAsia="zh-CN" w:val="en-US"/>
+        <w:lang w:bidi="ar-SA" w:eastAsia="en-US" w:val="en-US"/>
       </w:rPr>
     </w:rPrDefault>
     <w:pPrDefault>
@@ -7713,30 +8128,21 @@
   <w:style w:default="1" w:styleId="Normal" w:type="paragraph">
     <w:name w:val="Normal"/>
     <w:qFormat/>
-    <w:rPr>
-      <w:rFonts w:ascii="Times New Roman" w:hAnsi="Times New Roman" w:eastAsia="Times New Roman" w:cs="Times New Roman"/>
-    </w:rPr>
   </w:style>
   <w:style w:styleId="BodyText" w:type="paragraph">
     <w:name w:val="Body Text"/>
     <w:basedOn w:val="Normal"/>
     <w:link w:val="BodyTextChar"/>
-    <w:qFormat/>
     <w:pPr>
       <w:spacing w:after="180" w:before="180"/>
     </w:pPr>
-    <w:rPr>
-      <w:rFonts w:ascii="Times New Roman" w:hAnsi="Times New Roman" w:eastAsia="Times New Roman" w:cs="Times New Roman"/>
-    </w:rPr>
+    <w:qFormat/>
   </w:style>
   <w:style w:customStyle="1" w:styleId="FirstParagraph" w:type="paragraph">
     <w:name w:val="First Paragraph"/>
     <w:basedOn w:val="BodyText"/>
     <w:next w:val="BodyText"/>
     <w:qFormat/>
-    <w:rPr>
-      <w:rFonts w:ascii="Times New Roman" w:hAnsi="Times New Roman" w:eastAsia="Times New Roman" w:cs="Times New Roman"/>
-    </w:rPr>
   </w:style>
   <w:style w:customStyle="1" w:styleId="Compact" w:type="paragraph">
     <w:name w:val="Compact"/>
@@ -7745,104 +8151,62 @@
     <w:pPr>
       <w:spacing w:after="36" w:before="36"/>
     </w:pPr>
-    <w:rPr>
-      <w:rFonts w:ascii="Times New Roman" w:hAnsi="Times New Roman" w:eastAsia="Times New Roman" w:cs="Times New Roman"/>
-    </w:rPr>
   </w:style>
   <w:style w:styleId="Title" w:type="paragraph">
     <w:name w:val="Title"/>
     <w:basedOn w:val="Normal"/>
     <w:next w:val="BodyText"/>
-    <w:link w:val="TitleChar"/>
-    <w:uiPriority w:val="10"/>
     <w:qFormat/>
-    <w:rsid w:val="00A10FD9"/>
     <w:pPr>
-      <w:spacing w:after="80" w:line="240" w:lineRule="auto"/>
-      <w:contextualSpacing/>
+      <w:keepNext/>
+      <w:keepLines/>
+      <w:spacing w:after="240" w:before="480"/>
       <w:jc w:val="center"/>
     </w:pPr>
     <w:rPr>
-      <w:rFonts w:ascii="Times New Roman" w:hAnsi="Times New Roman" w:eastAsia="Times New Roman" w:cs="Times New Roman"/>
-      <w:sz w:val="56"/>
-      <w:szCs w:val="56"/>
-    </w:rPr>
-  </w:style>
-  <w:style w:customStyle="1" w:styleId="TitleChar" w:type="character">
-    <w:name w:val="Title Char"/>
-    <w:basedOn w:val="DefaultParagraphFont"/>
-    <w:link w:val="Title"/>
-    <w:uiPriority w:val="10"/>
-    <w:rsid w:val="00A10FD9"/>
-    <w:rPr>
-      <w:rFonts w:ascii="Times New Roman" w:hAnsi="Times New Roman" w:eastAsia="Times New Roman" w:cs="Times New Roman"/>
-      <w:sz w:val="56"/>
-      <w:szCs w:val="56"/>
+      <w:rFonts w:asciiTheme="majorHAnsi" w:cstheme="majorBidi" w:eastAsiaTheme="majorEastAsia" w:hAnsiTheme="majorHAnsi"/>
+      <w:b/>
+      <w:bCs/>
+      <w:color w:themeColor="accent1" w:themeShade="B5" w:val="345A8A"/>
+      <w:sz w:val="36"/>
+      <w:szCs w:val="36"/>
     </w:rPr>
   </w:style>
   <w:style w:styleId="Subtitle" w:type="paragraph">
     <w:name w:val="Subtitle"/>
     <w:basedOn w:val="Title"/>
     <w:next w:val="BodyText"/>
-    <w:link w:val="SubtitleChar"/>
-    <w:uiPriority w:val="11"/>
     <w:qFormat/>
-    <w:rsid w:val="00A10FD9"/>
     <w:pPr>
-      <w:numPr>
-        <w:ilvl w:val="1"/>
-      </w:numPr>
+      <w:keepNext/>
+      <w:keepLines/>
+      <w:spacing w:after="240" w:before="240"/>
+      <w:jc w:val="center"/>
     </w:pPr>
     <w:rPr>
-      <w:rFonts w:ascii="Times New Roman" w:hAnsi="Times New Roman" w:eastAsia="Times New Roman" w:cs="Times New Roman"/>
-      <w:spacing w:val="15"/>
-      <w:sz w:val="28"/>
-      <w:szCs w:val="28"/>
-    </w:rPr>
-  </w:style>
-  <w:style w:customStyle="1" w:styleId="SubtitleChar" w:type="character">
-    <w:name w:val="Subtitle Char"/>
-    <w:basedOn w:val="DefaultParagraphFont"/>
-    <w:link w:val="Subtitle"/>
-    <w:uiPriority w:val="11"/>
-    <w:rsid w:val="00A10FD9"/>
-    <w:rPr>
-      <w:rFonts w:ascii="Times New Roman" w:hAnsi="Times New Roman" w:eastAsia="Times New Roman" w:cs="Times New Roman"/>
-      <w:color w:themeColor="text1" w:themeTint="A6" w:val="595959"/>
-      <w:spacing w:val="15"/>
-      <w:sz w:val="28"/>
-      <w:szCs w:val="28"/>
+      <w:sz w:val="30"/>
+      <w:szCs w:val="30"/>
     </w:rPr>
   </w:style>
   <w:style w:customStyle="1" w:styleId="Author" w:type="paragraph">
     <w:name w:val="Author"/>
-    <w:basedOn w:val="Title"/>
     <w:next w:val="BodyText"/>
     <w:qFormat/>
     <w:pPr>
       <w:keepNext/>
       <w:keepLines/>
+      <w:jc w:val="center"/>
     </w:pPr>
-    <w:rPr>
-      <w:sz w:val="24"/>
-      <w:szCs w:val="24"/>
-      <w:rFonts w:ascii="Times New Roman" w:hAnsi="Times New Roman" w:eastAsia="Times New Roman" w:cs="Times New Roman"/>
-    </w:rPr>
   </w:style>
   <w:style w:styleId="Date" w:type="paragraph">
     <w:name w:val="Date"/>
-    <w:basedOn w:val="Title"/>
     <w:next w:val="BodyText"/>
     <w:qFormat/>
     <w:pPr>
       <w:keepNext/>
       <w:keepLines/>
+      <w:jc w:val="center"/>
     </w:pPr>
-    <w:rPr>
-      <w:sz w:val="24"/>
-      <w:szCs w:val="24"/>
-      <w:rFonts w:ascii="Times New Roman" w:hAnsi="Times New Roman" w:eastAsia="Times New Roman" w:cs="Times New Roman"/>
-    </w:rPr>
   </w:style>
   <w:style w:customStyle="1" w:styleId="AbstractTitle" w:type="paragraph">
     <w:name w:val="Abstract Title"/>
@@ -7852,14 +8216,15 @@
     <w:pPr>
       <w:keepNext/>
       <w:keepLines/>
+      <w:jc w:val="center"/>
       <w:spacing w:after="0" w:before="300"/>
-      <w:jc w:val="center"/>
     </w:pPr>
     <w:rPr>
-      <w:b/>
       <w:sz w:val="20"/>
       <w:szCs w:val="20"/>
-      <w:rFonts w:ascii="Times New Roman" w:hAnsi="Times New Roman" w:eastAsia="Times New Roman" w:cs="Times New Roman"/>
+      <w:b/>
+      <w:color w:val="345A8A"/>
+      &gt;
     </w:rPr>
   </w:style>
   <w:style w:customStyle="1" w:styleId="Abstract" w:type="paragraph">
@@ -7875,7 +8240,6 @@
     <w:rPr>
       <w:sz w:val="20"/>
       <w:szCs w:val="20"/>
-      <w:rFonts w:ascii="Times New Roman" w:hAnsi="Times New Roman" w:eastAsia="Times New Roman" w:cs="Times New Roman"/>
     </w:rPr>
   </w:style>
   <w:style w:styleId="Bibliography" w:type="paragraph">
@@ -7884,326 +8248,194 @@
     <w:next w:val="Bibliography"/>
     <w:qFormat/>
     <w:pPr/>
-    <w:rPr>
-      <w:rFonts w:ascii="Times New Roman" w:hAnsi="Times New Roman" w:eastAsia="Times New Roman" w:cs="Times New Roman"/>
-    </w:rPr>
+    <w:rPr/>
   </w:style>
   <w:style w:styleId="Heading1" w:type="paragraph">
-    <w:name w:val="heading 1"/>
+    <w:name w:val="Heading 1"/>
     <w:basedOn w:val="Normal"/>
     <w:next w:val="BodyText"/>
-    <w:link w:val="Heading1Char"/>
     <w:uiPriority w:val="9"/>
     <w:qFormat/>
-    <w:rsid w:val="00A10FD9"/>
     <w:pPr>
       <w:keepNext/>
       <w:keepLines/>
-      <w:spacing w:after="80" w:before="360"/>
+      <w:spacing w:after="0" w:before="480"/>
       <w:outlineLvl w:val="0"/>
     </w:pPr>
     <w:rPr>
-      <w:rFonts w:ascii="Times New Roman" w:hAnsi="Times New Roman" w:eastAsia="Times New Roman" w:cs="Times New Roman"/>
-      <w:color w:themeColor="accent1" w:themeShade="BF" w:val="000000"/>
-      <w:sz w:val="40"/>
-      <w:szCs w:val="40"/>
-    </w:rPr>
-  </w:style>
-  <w:style w:styleId="Heading2" w:type="paragraph">
-    <w:name w:val="heading 2"/>
-    <w:basedOn w:val="Normal"/>
-    <w:next w:val="BodyText"/>
-    <w:link w:val="Heading2Char"/>
-    <w:uiPriority w:val="9"/>
-    <w:semiHidden/>
-    <w:unhideWhenUsed/>
-    <w:qFormat/>
-    <w:rsid w:val="00A10FD9"/>
-    <w:pPr>
-      <w:keepNext/>
-      <w:keepLines/>
-      <w:spacing w:after="80" w:before="160"/>
-      <w:outlineLvl w:val="1"/>
-    </w:pPr>
-    <w:rPr>
-      <w:rFonts w:ascii="Times New Roman" w:hAnsi="Times New Roman" w:eastAsia="Times New Roman" w:cs="Times New Roman"/>
-      <w:color w:themeColor="accent1" w:themeShade="BF" w:val="000000"/>
+      <w:rFonts w:asciiTheme="majorHAnsi" w:cstheme="majorBidi" w:eastAsiaTheme="majorEastAsia" w:hAnsiTheme="majorHAnsi"/>
+      <w:b/>
+      <w:bCs/>
+      <w:color w:themeColor="accent1" w:val="4F81BD"/>
       <w:sz w:val="32"/>
       <w:szCs w:val="32"/>
     </w:rPr>
   </w:style>
-  <w:style w:styleId="Heading3" w:type="paragraph">
-    <w:name w:val="heading 3"/>
+  <w:style w:styleId="Heading2" w:type="paragraph">
+    <w:name w:val="Heading 2"/>
     <w:basedOn w:val="Normal"/>
     <w:next w:val="BodyText"/>
-    <w:link w:val="Heading3Char"/>
     <w:uiPriority w:val="9"/>
-    <w:semiHidden/>
     <w:unhideWhenUsed/>
     <w:qFormat/>
-    <w:rsid w:val="00A10FD9"/>
     <w:pPr>
       <w:keepNext/>
       <w:keepLines/>
-      <w:spacing w:after="80" w:before="160"/>
-      <w:outlineLvl w:val="2"/>
+      <w:spacing w:after="0" w:before="200"/>
+      <w:outlineLvl w:val="1"/>
     </w:pPr>
     <w:rPr>
-      <w:rFonts w:ascii="Times New Roman" w:hAnsi="Times New Roman" w:eastAsia="Times New Roman" w:cs="Times New Roman"/>
-      <w:color w:themeColor="accent1" w:themeShade="BF" w:val="000000"/>
+      <w:rFonts w:asciiTheme="majorHAnsi" w:cstheme="majorBidi" w:eastAsiaTheme="majorEastAsia" w:hAnsiTheme="majorHAnsi"/>
+      <w:b/>
+      <w:bCs/>
+      <w:color w:themeColor="accent1" w:val="4F81BD"/>
       <w:sz w:val="28"/>
       <w:szCs w:val="28"/>
     </w:rPr>
   </w:style>
-  <w:style w:styleId="Heading4" w:type="paragraph">
-    <w:name w:val="heading 4"/>
+  <w:style w:styleId="Heading3" w:type="paragraph">
+    <w:name w:val="Heading 3"/>
     <w:basedOn w:val="Normal"/>
     <w:next w:val="BodyText"/>
-    <w:link w:val="Heading4Char"/>
     <w:uiPriority w:val="9"/>
-    <w:semiHidden/>
     <w:unhideWhenUsed/>
     <w:qFormat/>
-    <w:rsid w:val="00A10FD9"/>
     <w:pPr>
       <w:keepNext/>
       <w:keepLines/>
-      <w:spacing w:after="40" w:before="80"/>
+      <w:spacing w:after="0" w:before="200"/>
+      <w:outlineLvl w:val="2"/>
+    </w:pPr>
+    <w:rPr>
+      <w:rFonts w:asciiTheme="majorHAnsi" w:cstheme="majorBidi" w:eastAsiaTheme="majorEastAsia" w:hAnsiTheme="majorHAnsi"/>
+      <w:b/>
+      <w:bCs/>
+      <w:color w:themeColor="accent1" w:val="4F81BD"/>
+      <w:sz w:val="24"/>
+      <w:szCs w:val="24"/>
+    </w:rPr>
+  </w:style>
+  <w:style w:styleId="Heading4" w:type="paragraph">
+    <w:name w:val="Heading 4"/>
+    <w:basedOn w:val="Normal"/>
+    <w:next w:val="BodyText"/>
+    <w:uiPriority w:val="9"/>
+    <w:unhideWhenUsed/>
+    <w:qFormat/>
+    <w:pPr>
+      <w:keepNext/>
+      <w:keepLines/>
+      <w:spacing w:after="0" w:before="200"/>
       <w:outlineLvl w:val="3"/>
     </w:pPr>
     <w:rPr>
-      <w:rFonts w:ascii="Times New Roman" w:hAnsi="Times New Roman" w:eastAsia="Times New Roman" w:cs="Times New Roman"/>
+      <w:rFonts w:asciiTheme="majorHAnsi" w:cstheme="majorBidi" w:eastAsiaTheme="majorEastAsia" w:hAnsiTheme="majorHAnsi"/>
       <w:i/>
-      <w:iCs/>
-      <w:color w:themeColor="accent1" w:themeShade="BF" w:val="0F4761"/>
+      <w:bCs/>
+      <w:color w:themeColor="accent1" w:val="4F81BD"/>
+      <w:sz w:val="24"/>
+      <w:szCs w:val="24"/>
     </w:rPr>
   </w:style>
   <w:style w:styleId="Heading5" w:type="paragraph">
-    <w:name w:val="heading 5"/>
+    <w:name w:val="Heading 5"/>
     <w:basedOn w:val="Normal"/>
     <w:next w:val="BodyText"/>
-    <w:link w:val="Heading5Char"/>
     <w:uiPriority w:val="9"/>
-    <w:semiHidden/>
     <w:unhideWhenUsed/>
     <w:qFormat/>
-    <w:rsid w:val="00A10FD9"/>
     <w:pPr>
       <w:keepNext/>
       <w:keepLines/>
-      <w:spacing w:after="40" w:before="80"/>
+      <w:spacing w:after="0" w:before="200"/>
       <w:outlineLvl w:val="4"/>
     </w:pPr>
     <w:rPr>
-      <w:rFonts w:ascii="Times New Roman" w:hAnsi="Times New Roman" w:eastAsia="Times New Roman" w:cs="Times New Roman"/>
-      <w:color w:themeColor="accent1" w:themeShade="BF" w:val="0F4761"/>
+      <w:rFonts w:asciiTheme="majorHAnsi" w:cstheme="majorBidi" w:eastAsiaTheme="majorEastAsia" w:hAnsiTheme="majorHAnsi"/>
+      <w:iCs/>
+      <w:color w:themeColor="accent1" w:val="4F81BD"/>
+      <w:sz w:val="24"/>
+      <w:szCs w:val="24"/>
     </w:rPr>
   </w:style>
   <w:style w:styleId="Heading6" w:type="paragraph">
-    <w:name w:val="heading 6"/>
+    <w:name w:val="Heading 6"/>
     <w:basedOn w:val="Normal"/>
     <w:next w:val="BodyText"/>
-    <w:link w:val="Heading6Char"/>
     <w:uiPriority w:val="9"/>
-    <w:semiHidden/>
     <w:unhideWhenUsed/>
     <w:qFormat/>
-    <w:rsid w:val="00A10FD9"/>
     <w:pPr>
       <w:keepNext/>
       <w:keepLines/>
-      <w:spacing w:after="0" w:before="40"/>
+      <w:spacing w:after="0" w:before="200"/>
       <w:outlineLvl w:val="5"/>
     </w:pPr>
     <w:rPr>
-      <w:rFonts w:ascii="Times New Roman" w:hAnsi="Times New Roman" w:eastAsia="Times New Roman" w:cs="Times New Roman"/>
-      <w:i/>
-      <w:iCs/>
-      <w:color w:themeColor="text1" w:themeTint="A6" w:val="595959"/>
+      <w:rFonts w:asciiTheme="majorHAnsi" w:cstheme="majorBidi" w:eastAsiaTheme="majorEastAsia" w:hAnsiTheme="majorHAnsi"/>
+      <w:color w:themeColor="accent1" w:val="4F81BD"/>
+      <w:sz w:val="24"/>
+      <w:szCs w:val="24"/>
     </w:rPr>
   </w:style>
   <w:style w:styleId="Heading7" w:type="paragraph">
-    <w:name w:val="heading 7"/>
+    <w:name w:val="Heading 7"/>
     <w:basedOn w:val="Normal"/>
     <w:next w:val="BodyText"/>
-    <w:link w:val="Heading7Char"/>
     <w:uiPriority w:val="9"/>
-    <w:semiHidden/>
     <w:unhideWhenUsed/>
     <w:qFormat/>
-    <w:rsid w:val="00A10FD9"/>
     <w:pPr>
       <w:keepNext/>
       <w:keepLines/>
-      <w:spacing w:after="0" w:before="40"/>
+      <w:spacing w:after="0" w:before="200"/>
       <w:outlineLvl w:val="6"/>
     </w:pPr>
     <w:rPr>
-      <w:rFonts w:ascii="Times New Roman" w:hAnsi="Times New Roman" w:eastAsia="Times New Roman" w:cs="Times New Roman"/>
-      <w:color w:themeColor="text1" w:themeTint="A6" w:val="595959"/>
+      <w:rFonts w:asciiTheme="majorHAnsi" w:cstheme="majorBidi" w:eastAsiaTheme="majorEastAsia" w:hAnsiTheme="majorHAnsi"/>
+      <w:color w:themeColor="accent1" w:val="4F81BD"/>
+      <w:sz w:val="24"/>
+      <w:szCs w:val="24"/>
     </w:rPr>
   </w:style>
   <w:style w:styleId="Heading8" w:type="paragraph">
-    <w:name w:val="heading 8"/>
+    <w:name w:val="Heading 8"/>
     <w:basedOn w:val="Normal"/>
     <w:next w:val="BodyText"/>
-    <w:link w:val="Heading8Char"/>
     <w:uiPriority w:val="9"/>
-    <w:semiHidden/>
     <w:unhideWhenUsed/>
     <w:qFormat/>
-    <w:rsid w:val="00A10FD9"/>
     <w:pPr>
       <w:keepNext/>
       <w:keepLines/>
-      <w:spacing w:after="0"/>
+      <w:spacing w:after="0" w:before="200"/>
       <w:outlineLvl w:val="7"/>
     </w:pPr>
     <w:rPr>
-      <w:rFonts w:ascii="Times New Roman" w:hAnsi="Times New Roman" w:eastAsia="Times New Roman" w:cs="Times New Roman"/>
-      <w:i/>
-      <w:iCs/>
-      <w:color w:themeColor="text1" w:themeTint="D8" w:val="272727"/>
+      <w:rFonts w:asciiTheme="majorHAnsi" w:cstheme="majorBidi" w:eastAsiaTheme="majorEastAsia" w:hAnsiTheme="majorHAnsi"/>
+      <w:color w:themeColor="accent1" w:val="4F81BD"/>
+      <w:sz w:val="24"/>
+      <w:szCs w:val="24"/>
     </w:rPr>
   </w:style>
   <w:style w:styleId="Heading9" w:type="paragraph">
-    <w:name w:val="heading 9"/>
+    <w:name w:val="Heading 9"/>
     <w:basedOn w:val="Normal"/>
     <w:next w:val="BodyText"/>
-    <w:link w:val="Heading9Char"/>
     <w:uiPriority w:val="9"/>
-    <w:semiHidden/>
     <w:unhideWhenUsed/>
     <w:qFormat/>
-    <w:rsid w:val="00A10FD9"/>
     <w:pPr>
       <w:keepNext/>
       <w:keepLines/>
-      <w:spacing w:after="0"/>
+      <w:spacing w:after="0" w:before="200"/>
       <w:outlineLvl w:val="8"/>
     </w:pPr>
     <w:rPr>
-      <w:rFonts w:ascii="Times New Roman" w:hAnsi="Times New Roman" w:eastAsia="Times New Roman" w:cs="Times New Roman"/>
-      <w:color w:themeColor="text1" w:themeTint="D8" w:val="272727"/>
-    </w:rPr>
-  </w:style>
-  <w:style w:customStyle="1" w:styleId="Heading1Char" w:type="character">
-    <w:name w:val="Heading 1 Char"/>
-    <w:basedOn w:val="DefaultParagraphFont"/>
-    <w:link w:val="Heading1"/>
-    <w:uiPriority w:val="9"/>
-    <w:rsid w:val="00A10FD9"/>
-    <w:rPr>
-      <w:rFonts w:ascii="Times New Roman" w:hAnsi="Times New Roman" w:eastAsia="Times New Roman" w:cs="Times New Roman"/>
-      <w:color w:themeColor="accent1" w:themeShade="BF" w:val="0F4761"/>
-      <w:sz w:val="40"/>
-      <w:szCs w:val="40"/>
-    </w:rPr>
-  </w:style>
-  <w:style w:customStyle="1" w:styleId="Heading2Char" w:type="character">
-    <w:name w:val="Heading 2 Char"/>
-    <w:basedOn w:val="DefaultParagraphFont"/>
-    <w:link w:val="Heading2"/>
-    <w:uiPriority w:val="9"/>
-    <w:semiHidden/>
-    <w:rsid w:val="00A10FD9"/>
-    <w:rPr>
-      <w:rFonts w:ascii="Times New Roman" w:hAnsi="Times New Roman" w:eastAsia="Times New Roman" w:cs="Times New Roman"/>
-      <w:color w:themeColor="accent1" w:themeShade="BF" w:val="0F4761"/>
-      <w:sz w:val="32"/>
-      <w:szCs w:val="32"/>
-    </w:rPr>
-  </w:style>
-  <w:style w:customStyle="1" w:styleId="Heading3Char" w:type="character">
-    <w:name w:val="Heading 3 Char"/>
-    <w:basedOn w:val="DefaultParagraphFont"/>
-    <w:link w:val="Heading3"/>
-    <w:uiPriority w:val="9"/>
-    <w:semiHidden/>
-    <w:rsid w:val="00A10FD9"/>
-    <w:rPr>
-      <w:rFonts w:ascii="Times New Roman" w:hAnsi="Times New Roman" w:eastAsia="Times New Roman" w:cs="Times New Roman"/>
-      <w:color w:themeColor="accent1" w:themeShade="BF" w:val="0F4761"/>
-      <w:sz w:val="28"/>
-      <w:szCs w:val="28"/>
-    </w:rPr>
-  </w:style>
-  <w:style w:customStyle="1" w:styleId="Heading4Char" w:type="character">
-    <w:name w:val="Heading 4 Char"/>
-    <w:basedOn w:val="DefaultParagraphFont"/>
-    <w:link w:val="Heading4"/>
-    <w:uiPriority w:val="9"/>
-    <w:semiHidden/>
-    <w:rsid w:val="00A10FD9"/>
-    <w:rPr>
-      <w:rFonts w:ascii="Times New Roman" w:hAnsi="Times New Roman" w:eastAsia="Times New Roman" w:cs="Times New Roman"/>
-      <w:i/>
-      <w:iCs/>
-      <w:color w:themeColor="accent1" w:themeShade="BF" w:val="0F4761"/>
-    </w:rPr>
-  </w:style>
-  <w:style w:customStyle="1" w:styleId="Heading5Char" w:type="character">
-    <w:name w:val="Heading 5 Char"/>
-    <w:basedOn w:val="DefaultParagraphFont"/>
-    <w:link w:val="Heading5"/>
-    <w:uiPriority w:val="9"/>
-    <w:semiHidden/>
-    <w:rsid w:val="00A10FD9"/>
-    <w:rPr>
-      <w:rFonts w:ascii="Times New Roman" w:hAnsi="Times New Roman" w:eastAsia="Times New Roman" w:cs="Times New Roman"/>
-      <w:color w:themeColor="accent1" w:themeShade="BF" w:val="0F4761"/>
-    </w:rPr>
-  </w:style>
-  <w:style w:customStyle="1" w:styleId="Heading6Char" w:type="character">
-    <w:name w:val="Heading 6 Char"/>
-    <w:basedOn w:val="DefaultParagraphFont"/>
-    <w:link w:val="Heading6"/>
-    <w:uiPriority w:val="9"/>
-    <w:semiHidden/>
-    <w:rsid w:val="00A10FD9"/>
-    <w:rPr>
-      <w:rFonts w:ascii="Times New Roman" w:hAnsi="Times New Roman" w:eastAsia="Times New Roman" w:cs="Times New Roman"/>
-      <w:i/>
-      <w:iCs/>
-      <w:color w:themeColor="text1" w:themeTint="A6" w:val="595959"/>
-    </w:rPr>
-  </w:style>
-  <w:style w:customStyle="1" w:styleId="Heading7Char" w:type="character">
-    <w:name w:val="Heading 7 Char"/>
-    <w:basedOn w:val="DefaultParagraphFont"/>
-    <w:link w:val="Heading7"/>
-    <w:uiPriority w:val="9"/>
-    <w:semiHidden/>
-    <w:rsid w:val="00A10FD9"/>
-    <w:rPr>
-      <w:rFonts w:ascii="Times New Roman" w:hAnsi="Times New Roman" w:eastAsia="Times New Roman" w:cs="Times New Roman"/>
-      <w:color w:themeColor="text1" w:themeTint="A6" w:val="595959"/>
-    </w:rPr>
-  </w:style>
-  <w:style w:customStyle="1" w:styleId="Heading8Char" w:type="character">
-    <w:name w:val="Heading 8 Char"/>
-    <w:basedOn w:val="DefaultParagraphFont"/>
-    <w:link w:val="Heading8"/>
-    <w:uiPriority w:val="9"/>
-    <w:semiHidden/>
-    <w:rsid w:val="00A10FD9"/>
-    <w:rPr>
-      <w:rFonts w:ascii="Times New Roman" w:hAnsi="Times New Roman" w:eastAsia="Times New Roman" w:cs="Times New Roman"/>
-      <w:i/>
-      <w:iCs/>
-      <w:color w:themeColor="text1" w:themeTint="D8" w:val="272727"/>
-    </w:rPr>
-  </w:style>
-  <w:style w:customStyle="1" w:styleId="Heading9Char" w:type="character">
-    <w:name w:val="Heading 9 Char"/>
-    <w:basedOn w:val="DefaultParagraphFont"/>
-    <w:link w:val="Heading9"/>
-    <w:uiPriority w:val="9"/>
-    <w:semiHidden/>
-    <w:rsid w:val="00A10FD9"/>
-    <w:rPr>
-      <w:rFonts w:ascii="Times New Roman" w:hAnsi="Times New Roman" w:eastAsia="Times New Roman" w:cs="Times New Roman"/>
-      <w:color w:themeColor="text1" w:themeTint="D8" w:val="272727"/>
+      <w:rFonts w:asciiTheme="majorHAnsi" w:cstheme="majorBidi" w:eastAsiaTheme="majorEastAsia" w:hAnsiTheme="majorHAnsi"/>
+      <w:color w:themeColor="accent1" w:val="4F81BD"/>
+      <w:sz w:val="24"/>
+      <w:szCs w:val="24"/>
     </w:rPr>
   </w:style>
   <w:style w:styleId="BlockText" w:type="paragraph">
@@ -8226,18 +8458,6 @@
     <w:unhideWhenUsed/>
     <w:qFormat/>
   </w:style>
-  <w:style w:styleId="FootnoteBlockText" w:type="paragraph">
-    <w:name w:val="Footnote Block Text"/>
-    <w:basedOn w:val="FootnoteText"/>
-    <w:next w:val="FootnoteText"/>
-    <w:uiPriority w:val="9"/>
-    <w:unhideWhenUsed/>
-    <w:qFormat/>
-    <w:pPr>
-      <w:spacing w:after="100" w:before="100"/>
-      <w:ind w:firstLine="0" w:left="480" w:right="480"/>
-    </w:pPr>
-  </w:style>
   <w:style w:default="1" w:styleId="DefaultParagraphFont" w:type="character">
     <w:name w:val="Default Paragraph Font"/>
     <w:semiHidden/>
@@ -8259,11 +8479,18 @@
       </w:tblCellMar>
     </w:tblPr>
     <w:tblStylePr w:type="firstRow">
+      <w:tblPr>
+        <w:jc w:val="left"/>
+        <w:tblInd w:type="dxa" w:w="0"/>
+      </w:tblPr>
+      <w:trPr>
+        <w:jc w:val="left"/>
+      </w:trPr>
       <w:tcPr>
+        <w:vAlign w:val="bottom"/>
         <w:tcBorders>
           <w:bottom w:val="single"/>
         </w:tcBorders>
-        <w:vAlign w:val="bottom"/>
       </w:tcPr>
     </w:tblStylePr>
   </w:style>
@@ -8278,7 +8505,6 @@
     </w:pPr>
     <w:rPr>
       <w:b/>
-      <w:rFonts w:ascii="Times New Roman" w:hAnsi="Times New Roman" w:eastAsia="Times New Roman" w:cs="Times New Roman"/>
     </w:rPr>
   </w:style>
   <w:style w:customStyle="1" w:styleId="Definition" w:type="paragraph">
@@ -8294,7 +8520,6 @@
     </w:pPr>
     <w:rPr>
       <w:i/>
-      <w:rFonts w:ascii="Times New Roman" w:hAnsi="Times New Roman" w:eastAsia="Times New Roman" w:cs="Times New Roman"/>
     </w:rPr>
   </w:style>
   <w:style w:customStyle="1" w:styleId="TableCaption" w:type="paragraph">
@@ -8303,9 +8528,6 @@
     <w:pPr>
       <w:keepNext/>
     </w:pPr>
-    <w:rPr>
-      <w:rFonts w:ascii="Times New Roman" w:hAnsi="Times New Roman" w:eastAsia="Times New Roman" w:cs="Times New Roman"/>
-    </w:rPr>
   </w:style>
   <w:style w:customStyle="1" w:styleId="ImageCaption" w:type="paragraph">
     <w:name w:val="Image Caption"/>
@@ -8331,7 +8553,7 @@
     <w:name w:val="Verbatim Char"/>
     <w:basedOn w:val="BodyTextChar"/>
     <w:rPr>
-      <w:rFonts w:ascii="Times New Roman" w:hAnsi="Times New Roman" w:eastAsia="Times New Roman" w:cs="Times New Roman"/>
+      <w:rFonts w:ascii="Times New Roman" w:hAnsi="Times New Roman"/>
       <w:sz w:val="22"/>
     </w:rPr>
   </w:style>
@@ -8344,7 +8566,6 @@
     <w:basedOn w:val="BodyTextChar"/>
     <w:rPr>
       <w:vertAlign w:val="superscript"/>
-      <w:rFonts w:ascii="Times New Roman" w:hAnsi="Times New Roman" w:eastAsia="Times New Roman" w:cs="Times New Roman"/>
     </w:rPr>
   </w:style>
   <w:style w:styleId="Hyperlink" w:type="character">
@@ -8352,7 +8573,6 @@
     <w:basedOn w:val="BodyTextChar"/>
     <w:rPr>
       <w:color w:themeColor="accent1" w:val="4F81BD"/>
-      <w:rFonts w:ascii="Times New Roman" w:hAnsi="Times New Roman" w:eastAsia="Times New Roman" w:cs="Times New Roman"/>
     </w:rPr>
   </w:style>
   <w:style w:styleId="TOCHeading" w:type="paragraph">
@@ -8367,7 +8587,7 @@
       <w:outlineLvl w:val="9"/>
     </w:pPr>
     <w:rPr>
-      <w:rFonts w:ascii="Times New Roman" w:hAnsi="Times New Roman" w:eastAsia="Times New Roman" w:cs="Times New Roman"/>
+      <w:rFonts w:asciiTheme="majorHAnsi" w:cstheme="majorBidi" w:eastAsiaTheme="majorEastAsia" w:hAnsiTheme="majorHAnsi"/>
       <w:b w:val="0"/>
       <w:bCs w:val="0"/>
       <w:color w:themeColor="accent1" w:themeShade="BF" w:val="365F91"/>
@@ -8385,9 +8605,8 @@
     <w:name w:val="KeywordTok"/>
     <w:basedOn w:val="VerbatimChar"/>
     <w:rPr>
+      <w:color w:val="007020"/>
       <w:b/>
-      <w:color w:val="007020"/>
-      <w:rFonts w:ascii="Times New Roman" w:hAnsi="Times New Roman" w:eastAsia="Times New Roman" w:cs="Times New Roman"/>
     </w:rPr>
   </w:style>
   <w:style w:type="character" w:customStyle="1" w:styleId="DataTypeTok">
@@ -8395,7 +8614,6 @@
     <w:basedOn w:val="VerbatimChar"/>
     <w:rPr>
       <w:color w:val="902000"/>
-      <w:rFonts w:ascii="Times New Roman" w:hAnsi="Times New Roman" w:eastAsia="Times New Roman" w:cs="Times New Roman"/>
     </w:rPr>
   </w:style>
   <w:style w:type="character" w:customStyle="1" w:styleId="DecValTok">
@@ -8403,7 +8621,6 @@
     <w:basedOn w:val="VerbatimChar"/>
     <w:rPr>
       <w:color w:val="40a070"/>
-      <w:rFonts w:ascii="Times New Roman" w:hAnsi="Times New Roman" w:eastAsia="Times New Roman" w:cs="Times New Roman"/>
     </w:rPr>
   </w:style>
   <w:style w:type="character" w:customStyle="1" w:styleId="BaseNTok">
@@ -8411,7 +8628,6 @@
     <w:basedOn w:val="VerbatimChar"/>
     <w:rPr>
       <w:color w:val="40a070"/>
-      <w:rFonts w:ascii="Times New Roman" w:hAnsi="Times New Roman" w:eastAsia="Times New Roman" w:cs="Times New Roman"/>
     </w:rPr>
   </w:style>
   <w:style w:type="character" w:customStyle="1" w:styleId="FloatTok">
@@ -8419,7 +8635,6 @@
     <w:basedOn w:val="VerbatimChar"/>
     <w:rPr>
       <w:color w:val="40a070"/>
-      <w:rFonts w:ascii="Times New Roman" w:hAnsi="Times New Roman" w:eastAsia="Times New Roman" w:cs="Times New Roman"/>
     </w:rPr>
   </w:style>
   <w:style w:type="character" w:customStyle="1" w:styleId="ConstantTok">
@@ -8427,7 +8642,6 @@
     <w:basedOn w:val="VerbatimChar"/>
     <w:rPr>
       <w:color w:val="880000"/>
-      <w:rFonts w:ascii="Times New Roman" w:hAnsi="Times New Roman" w:eastAsia="Times New Roman" w:cs="Times New Roman"/>
     </w:rPr>
   </w:style>
   <w:style w:type="character" w:customStyle="1" w:styleId="CharTok">
@@ -8435,7 +8649,6 @@
     <w:basedOn w:val="VerbatimChar"/>
     <w:rPr>
       <w:color w:val="4070a0"/>
-      <w:rFonts w:ascii="Times New Roman" w:hAnsi="Times New Roman" w:eastAsia="Times New Roman" w:cs="Times New Roman"/>
     </w:rPr>
   </w:style>
   <w:style w:type="character" w:customStyle="1" w:styleId="SpecialCharTok">
@@ -8443,7 +8656,6 @@
     <w:basedOn w:val="VerbatimChar"/>
     <w:rPr>
       <w:color w:val="4070a0"/>
-      <w:rFonts w:ascii="Times New Roman" w:hAnsi="Times New Roman" w:eastAsia="Times New Roman" w:cs="Times New Roman"/>
     </w:rPr>
   </w:style>
   <w:style w:type="character" w:customStyle="1" w:styleId="StringTok">
@@ -8451,7 +8663,6 @@
     <w:basedOn w:val="VerbatimChar"/>
     <w:rPr>
       <w:color w:val="4070a0"/>
-      <w:rFonts w:ascii="Times New Roman" w:hAnsi="Times New Roman" w:eastAsia="Times New Roman" w:cs="Times New Roman"/>
     </w:rPr>
   </w:style>
   <w:style w:type="character" w:customStyle="1" w:styleId="VerbatimStringTok">
@@ -8459,7 +8670,6 @@
     <w:basedOn w:val="VerbatimChar"/>
     <w:rPr>
       <w:color w:val="4070a0"/>
-      <w:rFonts w:ascii="Times New Roman" w:hAnsi="Times New Roman" w:eastAsia="Times New Roman" w:cs="Times New Roman"/>
     </w:rPr>
   </w:style>
   <w:style w:type="character" w:customStyle="1" w:styleId="SpecialStringTok">
@@ -8467,54 +8677,48 @@
     <w:basedOn w:val="VerbatimChar"/>
     <w:rPr>
       <w:color w:val="bb6688"/>
-      <w:rFonts w:ascii="Times New Roman" w:hAnsi="Times New Roman" w:eastAsia="Times New Roman" w:cs="Times New Roman"/>
     </w:rPr>
   </w:style>
   <w:style w:type="character" w:customStyle="1" w:styleId="ImportTok">
     <w:name w:val="ImportTok"/>
     <w:basedOn w:val="VerbatimChar"/>
     <w:rPr>
+      <w:color w:val="008000"/>
       <w:b/>
-      <w:color w:val="008000"/>
-      <w:rFonts w:ascii="Times New Roman" w:hAnsi="Times New Roman" w:eastAsia="Times New Roman" w:cs="Times New Roman"/>
     </w:rPr>
   </w:style>
   <w:style w:type="character" w:customStyle="1" w:styleId="CommentTok">
     <w:name w:val="CommentTok"/>
     <w:basedOn w:val="VerbatimChar"/>
     <w:rPr>
+      <w:color w:val="60a0b0"/>
       <w:i/>
-      <w:color w:val="60a0b0"/>
-      <w:rFonts w:ascii="Times New Roman" w:hAnsi="Times New Roman" w:eastAsia="Times New Roman" w:cs="Times New Roman"/>
     </w:rPr>
   </w:style>
   <w:style w:type="character" w:customStyle="1" w:styleId="DocumentationTok">
     <w:name w:val="DocumentationTok"/>
     <w:basedOn w:val="VerbatimChar"/>
     <w:rPr>
+      <w:color w:val="ba2121"/>
       <w:i/>
-      <w:color w:val="ba2121"/>
-      <w:rFonts w:ascii="Times New Roman" w:hAnsi="Times New Roman" w:eastAsia="Times New Roman" w:cs="Times New Roman"/>
     </w:rPr>
   </w:style>
   <w:style w:type="character" w:customStyle="1" w:styleId="AnnotationTok">
     <w:name w:val="AnnotationTok"/>
     <w:basedOn w:val="VerbatimChar"/>
     <w:rPr>
+      <w:color w:val="60a0b0"/>
       <w:b/>
       <w:i/>
-      <w:color w:val="60a0b0"/>
-      <w:rFonts w:ascii="Times New Roman" w:hAnsi="Times New Roman" w:eastAsia="Times New Roman" w:cs="Times New Roman"/>
     </w:rPr>
   </w:style>
   <w:style w:type="character" w:customStyle="1" w:styleId="CommentVarTok">
     <w:name w:val="CommentVarTok"/>
     <w:basedOn w:val="VerbatimChar"/>
     <w:rPr>
+      <w:color w:val="60a0b0"/>
       <w:b/>
       <w:i/>
-      <w:color w:val="60a0b0"/>
-      <w:rFonts w:ascii="Times New Roman" w:hAnsi="Times New Roman" w:eastAsia="Times New Roman" w:cs="Times New Roman"/>
     </w:rPr>
   </w:style>
   <w:style w:type="character" w:customStyle="1" w:styleId="OtherTok">
@@ -8522,7 +8726,6 @@
     <w:basedOn w:val="VerbatimChar"/>
     <w:rPr>
       <w:color w:val="007020"/>
-      <w:rFonts w:ascii="Times New Roman" w:hAnsi="Times New Roman" w:eastAsia="Times New Roman" w:cs="Times New Roman"/>
     </w:rPr>
   </w:style>
   <w:style w:type="character" w:customStyle="1" w:styleId="FunctionTok">
@@ -8530,7 +8733,6 @@
     <w:basedOn w:val="VerbatimChar"/>
     <w:rPr>
       <w:color w:val="06287e"/>
-      <w:rFonts w:ascii="Times New Roman" w:hAnsi="Times New Roman" w:eastAsia="Times New Roman" w:cs="Times New Roman"/>
     </w:rPr>
   </w:style>
   <w:style w:type="character" w:customStyle="1" w:styleId="VariableTok">
@@ -8538,16 +8740,14 @@
     <w:basedOn w:val="VerbatimChar"/>
     <w:rPr>
       <w:color w:val="19177c"/>
-      <w:rFonts w:ascii="Times New Roman" w:hAnsi="Times New Roman" w:eastAsia="Times New Roman" w:cs="Times New Roman"/>
     </w:rPr>
   </w:style>
   <w:style w:type="character" w:customStyle="1" w:styleId="ControlFlowTok">
     <w:name w:val="ControlFlowTok"/>
     <w:basedOn w:val="VerbatimChar"/>
     <w:rPr>
+      <w:color w:val="007020"/>
       <w:b/>
-      <w:color w:val="007020"/>
-      <w:rFonts w:ascii="Times New Roman" w:hAnsi="Times New Roman" w:eastAsia="Times New Roman" w:cs="Times New Roman"/>
     </w:rPr>
   </w:style>
   <w:style w:type="character" w:customStyle="1" w:styleId="OperatorTok">
@@ -8555,7 +8755,6 @@
     <w:basedOn w:val="VerbatimChar"/>
     <w:rPr>
       <w:color w:val="666666"/>
-      <w:rFonts w:ascii="Times New Roman" w:hAnsi="Times New Roman" w:eastAsia="Times New Roman" w:cs="Times New Roman"/>
     </w:rPr>
   </w:style>
   <w:style w:type="character" w:customStyle="1" w:styleId="BuiltInTok">
@@ -8563,22 +8762,18 @@
     <w:basedOn w:val="VerbatimChar"/>
     <w:rPr>
       <w:color w:val="008000"/>
-      <w:rFonts w:ascii="Times New Roman" w:hAnsi="Times New Roman" w:eastAsia="Times New Roman" w:cs="Times New Roman"/>
     </w:rPr>
   </w:style>
   <w:style w:type="character" w:customStyle="1" w:styleId="ExtensionTok">
     <w:name w:val="ExtensionTok"/>
     <w:basedOn w:val="VerbatimChar"/>
-    <w:rPr>
-      <w:rFonts w:ascii="Times New Roman" w:hAnsi="Times New Roman" w:eastAsia="Times New Roman" w:cs="Times New Roman"/>
-    </w:rPr>
+    <w:rPr/>
   </w:style>
   <w:style w:type="character" w:customStyle="1" w:styleId="PreprocessorTok">
     <w:name w:val="PreprocessorTok"/>
     <w:basedOn w:val="VerbatimChar"/>
     <w:rPr>
       <w:color w:val="bc7a00"/>
-      <w:rFonts w:ascii="Times New Roman" w:hAnsi="Times New Roman" w:eastAsia="Times New Roman" w:cs="Times New Roman"/>
     </w:rPr>
   </w:style>
   <w:style w:type="character" w:customStyle="1" w:styleId="AttributeTok">
@@ -8586,66 +8781,57 @@
     <w:basedOn w:val="VerbatimChar"/>
     <w:rPr>
       <w:color w:val="7d9029"/>
-      <w:rFonts w:ascii="Times New Roman" w:hAnsi="Times New Roman" w:eastAsia="Times New Roman" w:cs="Times New Roman"/>
     </w:rPr>
   </w:style>
   <w:style w:type="character" w:customStyle="1" w:styleId="RegionMarkerTok">
     <w:name w:val="RegionMarkerTok"/>
     <w:basedOn w:val="VerbatimChar"/>
-    <w:rPr>
-      <w:rFonts w:ascii="Times New Roman" w:hAnsi="Times New Roman" w:eastAsia="Times New Roman" w:cs="Times New Roman"/>
-    </w:rPr>
+    <w:rPr/>
   </w:style>
   <w:style w:type="character" w:customStyle="1" w:styleId="InformationTok">
     <w:name w:val="InformationTok"/>
     <w:basedOn w:val="VerbatimChar"/>
     <w:rPr>
+      <w:color w:val="60a0b0"/>
       <w:b/>
       <w:i/>
-      <w:color w:val="60a0b0"/>
-      <w:rFonts w:ascii="Times New Roman" w:hAnsi="Times New Roman" w:eastAsia="Times New Roman" w:cs="Times New Roman"/>
     </w:rPr>
   </w:style>
   <w:style w:type="character" w:customStyle="1" w:styleId="WarningTok">
     <w:name w:val="WarningTok"/>
     <w:basedOn w:val="VerbatimChar"/>
     <w:rPr>
+      <w:color w:val="60a0b0"/>
       <w:b/>
       <w:i/>
-      <w:color w:val="60a0b0"/>
-      <w:rFonts w:ascii="Times New Roman" w:hAnsi="Times New Roman" w:eastAsia="Times New Roman" w:cs="Times New Roman"/>
     </w:rPr>
   </w:style>
   <w:style w:type="character" w:customStyle="1" w:styleId="AlertTok">
     <w:name w:val="AlertTok"/>
     <w:basedOn w:val="VerbatimChar"/>
     <w:rPr>
+      <w:color w:val="ff0000"/>
       <w:b/>
-      <w:color w:val="ff0000"/>
-      <w:rFonts w:ascii="Times New Roman" w:hAnsi="Times New Roman" w:eastAsia="Times New Roman" w:cs="Times New Roman"/>
     </w:rPr>
   </w:style>
   <w:style w:type="character" w:customStyle="1" w:styleId="ErrorTok">
     <w:name w:val="ErrorTok"/>
     <w:basedOn w:val="VerbatimChar"/>
     <w:rPr>
+      <w:color w:val="ff0000"/>
       <w:b/>
-      <w:color w:val="ff0000"/>
-      <w:rFonts w:ascii="Times New Roman" w:hAnsi="Times New Roman" w:eastAsia="Times New Roman" w:cs="Times New Roman"/>
     </w:rPr>
   </w:style>
   <w:style w:type="character" w:customStyle="1" w:styleId="NormalTok">
     <w:name w:val="NormalTok"/>
     <w:basedOn w:val="VerbatimChar"/>
-    <w:rPr>
-      <w:rFonts w:ascii="Times New Roman" w:hAnsi="Times New Roman" w:eastAsia="Times New Roman" w:cs="Times New Roman"/>
-    </w:rPr>
+    <w:rPr/>
   </w:style>
 </w:styles>
 </file>
 
 <file path=word/theme/theme1.xml><?xml version="1.0" encoding="utf-8"?>
-<a:theme xmlns:a="http://schemas.openxmlformats.org/drawingml/2006/main" xmlns:ns1="http://schemas.microsoft.com/office/thememl/2012/main" name="Office Theme">
+<a:theme xmlns:a="http://schemas.openxmlformats.org/drawingml/2006/main" name="Office Theme">
   <a:themeElements>
     <a:clrScheme name="Office">
       <a:dk1>
@@ -8655,44 +8841,44 @@
         <a:sysClr val="window" lastClr="FFFFFF"/>
       </a:lt1>
       <a:dk2>
-        <a:srgbClr val="0E2841"/>
+        <a:srgbClr val="1F497D"/>
       </a:dk2>
       <a:lt2>
-        <a:srgbClr val="E8E8E8"/>
+        <a:srgbClr val="EEECE1"/>
       </a:lt2>
       <a:accent1>
-        <a:srgbClr val="156082"/>
+        <a:srgbClr val="4F81BD"/>
       </a:accent1>
       <a:accent2>
-        <a:srgbClr val="E97132"/>
+        <a:srgbClr val="C0504D"/>
       </a:accent2>
       <a:accent3>
-        <a:srgbClr val="196B24"/>
+        <a:srgbClr val="9BBB59"/>
       </a:accent3>
       <a:accent4>
-        <a:srgbClr val="0F9ED5"/>
+        <a:srgbClr val="8064A2"/>
       </a:accent4>
       <a:accent5>
-        <a:srgbClr val="A02B93"/>
+        <a:srgbClr val="4BACC6"/>
       </a:accent5>
       <a:accent6>
-        <a:srgbClr val="4EA72E"/>
+        <a:srgbClr val="F79646"/>
       </a:accent6>
       <a:hlink>
-        <a:srgbClr val="467886"/>
+        <a:srgbClr val="0000FF"/>
       </a:hlink>
       <a:folHlink>
-        <a:srgbClr val="96607D"/>
+        <a:srgbClr val="800080"/>
       </a:folHlink>
     </a:clrScheme>
     <a:fontScheme name="Office">
       <a:majorFont>
-        <a:latin typeface="Times New Roman" panose="02110004020202020204"/>
-        <a:ea typeface="Times New Roman"/>
-        <a:cs typeface="Times New Roman"/>
-        <a:font script="Jpan" typeface="游ゴシック Light"/>
+        <a:latin typeface="Times New Roman"/>
+        <a:ea typeface=""/>
+        <a:cs typeface=""/>
+        <a:font script="Jpan" typeface="ＭＳ ゴシック"/>
         <a:font script="Hang" typeface="맑은 고딕"/>
-        <a:font script="Hans" typeface="等线 Light"/>
+        <a:font script="Hans" typeface="宋体"/>
         <a:font script="Hant" typeface="新細明體"/>
         <a:font script="Arab" typeface="Times New Roman"/>
         <a:font script="Hebr" typeface="Times New Roman"/>
@@ -8719,32 +8905,14 @@
         <a:font script="Mong" typeface="Mongolian Baiti"/>
         <a:font script="Viet" typeface="Times New Roman"/>
         <a:font script="Uigh" typeface="Microsoft Uighur"/>
-        <a:font script="Geor" typeface="Sylfaen"/>
-        <a:font script="Armn" typeface="Arial"/>
-        <a:font script="Bugi" typeface="Leelawadee UI"/>
-        <a:font script="Bopo" typeface="Microsoft JhengHei"/>
-        <a:font script="Java" typeface="Javanese Text"/>
-        <a:font script="Lisu" typeface="Segoe UI"/>
-        <a:font script="Mymr" typeface="Myanmar Text"/>
-        <a:font script="Nkoo" typeface="Ebrima"/>
-        <a:font script="Olck" typeface="Nirmala UI"/>
-        <a:font script="Osma" typeface="Ebrima"/>
-        <a:font script="Phag" typeface="Phagspa"/>
-        <a:font script="Syrn" typeface="Estrangelo Edessa"/>
-        <a:font script="Syrj" typeface="Estrangelo Edessa"/>
-        <a:font script="Syre" typeface="Estrangelo Edessa"/>
-        <a:font script="Sora" typeface="Nirmala UI"/>
-        <a:font script="Tale" typeface="Microsoft Tai Le"/>
-        <a:font script="Talu" typeface="Microsoft New Tai Lue"/>
-        <a:font script="Tfng" typeface="Ebrima"/>
       </a:majorFont>
       <a:minorFont>
-        <a:latin typeface="Times New Roman" panose="02110004020202020204"/>
-        <a:ea typeface="Times New Roman"/>
-        <a:cs typeface="Times New Roman"/>
-        <a:font script="Jpan" typeface="游明朝"/>
+        <a:latin typeface="Times New Roman"/>
+        <a:ea typeface=""/>
+        <a:cs typeface=""/>
+        <a:font script="Jpan" typeface="ＭＳ 明朝"/>
         <a:font script="Hang" typeface="맑은 고딕"/>
-        <a:font script="Hans" typeface="等线"/>
+        <a:font script="Hans" typeface="宋体"/>
         <a:font script="Hant" typeface="新細明體"/>
         <a:font script="Arab" typeface="Arial"/>
         <a:font script="Hebr" typeface="Arial"/>
@@ -8771,24 +8939,6 @@
         <a:font script="Mong" typeface="Mongolian Baiti"/>
         <a:font script="Viet" typeface="Arial"/>
         <a:font script="Uigh" typeface="Microsoft Uighur"/>
-        <a:font script="Geor" typeface="Sylfaen"/>
-        <a:font script="Armn" typeface="Arial"/>
-        <a:font script="Bugi" typeface="Leelawadee UI"/>
-        <a:font script="Bopo" typeface="Microsoft JhengHei"/>
-        <a:font script="Java" typeface="Javanese Text"/>
-        <a:font script="Lisu" typeface="Segoe UI"/>
-        <a:font script="Mymr" typeface="Myanmar Text"/>
-        <a:font script="Nkoo" typeface="Ebrima"/>
-        <a:font script="Olck" typeface="Nirmala UI"/>
-        <a:font script="Osma" typeface="Ebrima"/>
-        <a:font script="Phag" typeface="Phagspa"/>
-        <a:font script="Syrn" typeface="Estrangelo Edessa"/>
-        <a:font script="Syrj" typeface="Estrangelo Edessa"/>
-        <a:font script="Syre" typeface="Estrangelo Edessa"/>
-        <a:font script="Sora" typeface="Nirmala UI"/>
-        <a:font script="Tale" typeface="Microsoft Tai Le"/>
-        <a:font script="Talu" typeface="Microsoft New Tai Lue"/>
-        <a:font script="Tfng" typeface="Ebrima"/>
       </a:minorFont>
     </a:fontScheme>
     <a:fmtScheme name="Office">
@@ -8800,141 +8950,200 @@
           <a:gsLst>
             <a:gs pos="0">
               <a:schemeClr val="phClr">
-                <a:lumMod val="110000"/>
-                <a:satMod val="105000"/>
-                <a:tint val="67000"/>
+                <a:tint val="50000"/>
+                <a:satMod val="300000"/>
               </a:schemeClr>
             </a:gs>
-            <a:gs pos="50000">
+            <a:gs pos="35000">
               <a:schemeClr val="phClr">
-                <a:lumMod val="105000"/>
-                <a:satMod val="103000"/>
-                <a:tint val="73000"/>
+                <a:tint val="37000"/>
+                <a:satMod val="300000"/>
               </a:schemeClr>
             </a:gs>
             <a:gs pos="100000">
               <a:schemeClr val="phClr">
-                <a:lumMod val="105000"/>
-                <a:satMod val="109000"/>
-                <a:tint val="81000"/>
+                <a:tint val="15000"/>
+                <a:satMod val="350000"/>
               </a:schemeClr>
             </a:gs>
           </a:gsLst>
-          <a:lin ang="5400000" scaled="0"/>
+          <a:lin ang="16200000" scaled="1"/>
         </a:gradFill>
         <a:gradFill rotWithShape="1">
           <a:gsLst>
             <a:gs pos="0">
               <a:schemeClr val="phClr">
-                <a:satMod val="103000"/>
-                <a:lumMod val="102000"/>
-                <a:tint val="94000"/>
-              </a:schemeClr>
-            </a:gs>
-            <a:gs pos="50000">
-              <a:schemeClr val="phClr">
-                <a:satMod val="110000"/>
-                <a:lumMod val="100000"/>
+                <a:tint val="100000"/>
                 <a:shade val="100000"/>
+                <a:satMod val="130000"/>
               </a:schemeClr>
             </a:gs>
             <a:gs pos="100000">
               <a:schemeClr val="phClr">
-                <a:lumMod val="99000"/>
-                <a:satMod val="120000"/>
-                <a:shade val="78000"/>
+                <a:tint val="50000"/>
+                <a:shade val="100000"/>
+                <a:satMod val="350000"/>
               </a:schemeClr>
             </a:gs>
           </a:gsLst>
-          <a:lin ang="5400000" scaled="0"/>
+          <a:lin ang="16200000" scaled="0"/>
         </a:gradFill>
       </a:fillStyleLst>
       <a:lnStyleLst>
-        <a:ln w="6350" cap="flat" cmpd="sng" algn="ctr">
+        <a:ln w="9525" cap="flat" cmpd="sng" algn="ctr">
+          <a:solidFill>
+            <a:schemeClr val="phClr">
+              <a:shade val="95000"/>
+              <a:satMod val="105000"/>
+            </a:schemeClr>
+          </a:solidFill>
+          <a:prstDash val="solid"/>
+        </a:ln>
+        <a:ln w="25400" cap="flat" cmpd="sng" algn="ctr">
           <a:solidFill>
             <a:schemeClr val="phClr"/>
           </a:solidFill>
           <a:prstDash val="solid"/>
-          <a:miter lim="800000"/>
         </a:ln>
-        <a:ln w="12700" cap="flat" cmpd="sng" algn="ctr">
+        <a:ln w="38100" cap="flat" cmpd="sng" algn="ctr">
           <a:solidFill>
             <a:schemeClr val="phClr"/>
           </a:solidFill>
           <a:prstDash val="solid"/>
-          <a:miter lim="800000"/>
-        </a:ln>
-        <a:ln w="19050" cap="flat" cmpd="sng" algn="ctr">
-          <a:solidFill>
-            <a:schemeClr val="phClr"/>
-          </a:solidFill>
-          <a:prstDash val="solid"/>
-          <a:miter lim="800000"/>
         </a:ln>
       </a:lnStyleLst>
       <a:effectStyleLst>
         <a:effectStyle>
-          <a:effectLst/>
-        </a:effectStyle>
-        <a:effectStyle>
-          <a:effectLst/>
+          <a:effectLst>
+            <a:outerShdw blurRad="40000" dist="20000" dir="5400000" rotWithShape="0">
+              <a:srgbClr val="000000">
+                <a:alpha val="38000"/>
+              </a:srgbClr>
+            </a:outerShdw>
+          </a:effectLst>
         </a:effectStyle>
         <a:effectStyle>
           <a:effectLst>
-            <a:outerShdw blurRad="57150" dist="19050" dir="5400000" algn="ctr" rotWithShape="0">
+            <a:outerShdw blurRad="40000" dist="23000" dir="5400000" rotWithShape="0">
               <a:srgbClr val="000000">
-                <a:alpha val="63000"/>
+                <a:alpha val="35000"/>
               </a:srgbClr>
             </a:outerShdw>
           </a:effectLst>
+        </a:effectStyle>
+        <a:effectStyle>
+          <a:effectLst>
+            <a:outerShdw blurRad="40000" dist="23000" dir="5400000" rotWithShape="0">
+              <a:srgbClr val="000000">
+                <a:alpha val="35000"/>
+              </a:srgbClr>
+            </a:outerShdw>
+          </a:effectLst>
+          <a:scene3d>
+            <a:camera prst="orthographicFront">
+              <a:rot lat="0" lon="0" rev="0"/>
+            </a:camera>
+            <a:lightRig rig="threePt" dir="t">
+              <a:rot lat="0" lon="0" rev="1200000"/>
+            </a:lightRig>
+          </a:scene3d>
+          <a:sp3d>
+            <a:bevelT w="63500" h="25400"/>
+          </a:sp3d>
         </a:effectStyle>
       </a:effectStyleLst>
       <a:bgFillStyleLst>
         <a:solidFill>
           <a:schemeClr val="phClr"/>
         </a:solidFill>
-        <a:solidFill>
-          <a:schemeClr val="phClr">
-            <a:tint val="95000"/>
-            <a:satMod val="170000"/>
-          </a:schemeClr>
-        </a:solidFill>
         <a:gradFill rotWithShape="1">
           <a:gsLst>
             <a:gs pos="0">
               <a:schemeClr val="phClr">
-                <a:tint val="93000"/>
-                <a:satMod val="150000"/>
-                <a:shade val="98000"/>
-                <a:lumMod val="102000"/>
+                <a:tint val="40000"/>
+                <a:satMod val="350000"/>
               </a:schemeClr>
             </a:gs>
-            <a:gs pos="50000">
+            <a:gs pos="40000">
               <a:schemeClr val="phClr">
-                <a:tint val="98000"/>
-                <a:satMod val="130000"/>
-                <a:shade val="90000"/>
-                <a:lumMod val="103000"/>
+                <a:tint val="45000"/>
+                <a:shade val="99000"/>
+                <a:satMod val="350000"/>
               </a:schemeClr>
             </a:gs>
             <a:gs pos="100000">
               <a:schemeClr val="phClr">
-                <a:shade val="63000"/>
-                <a:satMod val="120000"/>
+                <a:shade val="20000"/>
+                <a:satMod val="255000"/>
               </a:schemeClr>
             </a:gs>
           </a:gsLst>
-          <a:lin ang="5400000" scaled="0"/>
+          <a:path path="circle">
+            <a:fillToRect l="50000" t="-80000" r="50000" b="180000"/>
+          </a:path>
+        </a:gradFill>
+        <a:gradFill rotWithShape="1">
+          <a:gsLst>
+            <a:gs pos="0">
+              <a:schemeClr val="phClr">
+                <a:tint val="80000"/>
+                <a:satMod val="300000"/>
+              </a:schemeClr>
+            </a:gs>
+            <a:gs pos="100000">
+              <a:schemeClr val="phClr">
+                <a:shade val="30000"/>
+                <a:satMod val="200000"/>
+              </a:schemeClr>
+            </a:gs>
+          </a:gsLst>
+          <a:path path="circle">
+            <a:fillToRect l="50000" t="50000" r="50000" b="50000"/>
+          </a:path>
         </a:gradFill>
       </a:bgFillStyleLst>
     </a:fmtScheme>
   </a:themeElements>
-  <a:objectDefaults/>
+  <a:objectDefaults>
+    <a:spDef>
+      <a:spPr/>
+      <a:bodyPr/>
+      <a:lstStyle/>
+      <a:style>
+        <a:lnRef idx="1">
+          <a:schemeClr val="accent1"/>
+        </a:lnRef>
+        <a:fillRef idx="3">
+          <a:schemeClr val="accent1"/>
+        </a:fillRef>
+        <a:effectRef idx="2">
+          <a:schemeClr val="accent1"/>
+        </a:effectRef>
+        <a:fontRef idx="minor">
+          <a:schemeClr val="lt1"/>
+        </a:fontRef>
+      </a:style>
+    </a:spDef>
+    <a:lnDef>
+      <a:spPr/>
+      <a:bodyPr/>
+      <a:lstStyle/>
+      <a:style>
+        <a:lnRef idx="2">
+          <a:schemeClr val="accent1"/>
+        </a:lnRef>
+        <a:fillRef idx="0">
+          <a:schemeClr val="accent1"/>
+        </a:fillRef>
+        <a:effectRef idx="1">
+          <a:schemeClr val="accent1"/>
+        </a:effectRef>
+        <a:fontRef idx="minor">
+          <a:schemeClr val="tx1"/>
+        </a:fontRef>
+      </a:style>
+    </a:lnDef>
+  </a:objectDefaults>
   <a:extraClrSchemeLst/>
-  <a:extLst>
-    <a:ext uri="{05A4C25C-085E-4340-85A3-A5531E510DB2}">
-      <ns1:themeFamily name="Office Theme" id="{2E142A2C-CD16-42D6-873A-C26D2A0506FA}" vid="{1BDDFF52-6CD6-40A5-AB3C-68EB2F1E4D0A}"/>
-    </a:ext>
-  </a:extLst>
 </a:theme>
 </file>
--- a/paper_rewriting_output/final_paper/paper.docx
+++ b/paper_rewriting_output/final_paper/paper.docx
@@ -104,70 +104,6 @@
           <w:bCs/>
           <w:b/>
         </w:rPr>
-        <w:t xml:space="preserve">PROGRAMA DE PÓS-GRADUAÇÃO:</w:t>
-      </w:r>
-      <w:r>
-        <w:t xml:space="preserve"> </w:t>
-      </w:r>
-      <w:r>
-        <w:t xml:space="preserve">══════════════════════════════</w:t>
-      </w:r>
-      <w:r>
-        <w:t xml:space="preserve"> </w:t>
-      </w:r>
-      <w:r>
-        <w:rPr>
-          <w:bCs/>
-          <w:b/>
-        </w:rPr>
-        <w:t xml:space="preserve">ÁREA DE CONCENTRAÇÃO:</w:t>
-      </w:r>
-      <w:r>
-        <w:t xml:space="preserve"> </w:t>
-      </w:r>
-      <w:r>
-        <w:t xml:space="preserve">══════════════════════════════</w:t>
-      </w:r>
-      <w:r>
-        <w:t xml:space="preserve"> </w:t>
-      </w:r>
-      <w:r>
-        <w:rPr>
-          <w:bCs/>
-          <w:b/>
-        </w:rPr>
-        <w:t xml:space="preserve">ORIENTADORA:</w:t>
-      </w:r>
-      <w:r>
-        <w:t xml:space="preserve"> </w:t>
-      </w:r>
-      <w:r>
-        <w:t xml:space="preserve">══════════════════════════════</w:t>
-      </w:r>
-      <w:r>
-        <w:t xml:space="preserve"> </w:t>
-      </w:r>
-      <w:r>
-        <w:rPr>
-          <w:bCs/>
-          <w:b/>
-        </w:rPr>
-        <w:t xml:space="preserve">COORIENTADORA:</w:t>
-      </w:r>
-      <w:r>
-        <w:t xml:space="preserve"> </w:t>
-      </w:r>
-      <w:r>
-        <w:t xml:space="preserve">══════════════════════════════</w:t>
-      </w:r>
-      <w:r>
-        <w:t xml:space="preserve"> </w:t>
-      </w:r>
-      <w:r>
-        <w:rPr>
-          <w:bCs/>
-          <w:b/>
-        </w:rPr>
         <w:t xml:space="preserve">DOCUMENTO:</w:t>
       </w:r>
       <w:r>
@@ -2021,7 +1957,7 @@
         <w:pStyle w:val="Heading3"/>
       </w:pPr>
       <w:r>
-        <w:t xml:space="preserve">1.1 Problema</w:t>
+        <w:t xml:space="preserve">2.1 Problema</w:t>
       </w:r>
     </w:p>
     <w:p>
@@ -2065,7 +2001,7 @@
         <w:pStyle w:val="Heading3"/>
       </w:pPr>
       <w:r>
-        <w:t xml:space="preserve">1.2 Justificativa</w:t>
+        <w:t xml:space="preserve">2.2 Justificativa</w:t>
       </w:r>
     </w:p>
     <w:p>
@@ -2138,7 +2074,7 @@
         <w:pStyle w:val="Heading3"/>
       </w:pPr>
       <w:r>
-        <w:t xml:space="preserve">1.3 Questões de pesquisa</w:t>
+        <w:t xml:space="preserve">2.3 Questões de pesquisa</w:t>
       </w:r>
     </w:p>
     <w:p>
@@ -2214,7 +2150,7 @@
         <w:pStyle w:val="Heading3"/>
       </w:pPr>
       <w:r>
-        <w:t xml:space="preserve">1.4 Objetivos</w:t>
+        <w:t xml:space="preserve">2.4 Objetivos</w:t>
       </w:r>
     </w:p>
     <w:p>
@@ -2304,7 +2240,7 @@
         <w:t xml:space="preserve"> </w:t>
       </w:r>
       <w:r>
-        <w:t xml:space="preserve">— Estabelecer a Base de Validade: tríade declarada + linhagem completa dos dados (Cap. 13) [claim:C046] [evidence:E032, E033].</w:t>
+        <w:t xml:space="preserve">— Estabelecer a Base de Validade: tríade declarada + linhagem completa dos dados (Cap. 7) [claim:C046] [evidence:E032, E033].</w:t>
       </w:r>
       <w:r>
         <w:t xml:space="preserve"> </w:t>
@@ -2380,7 +2316,7 @@
         <w:pStyle w:val="Heading3"/>
       </w:pPr>
       <w:r>
-        <w:t xml:space="preserve">1.5 Hipóteses</w:t>
+        <w:t xml:space="preserve">2.5 Hipóteses</w:t>
       </w:r>
     </w:p>
     <w:p>
@@ -2482,7 +2418,7 @@
         <w:pStyle w:val="Heading3"/>
       </w:pPr>
       <w:r>
-        <w:t xml:space="preserve">1.6 Estrutura do documento</w:t>
+        <w:t xml:space="preserve">2.6 Estrutura do documento</w:t>
       </w:r>
     </w:p>
     <w:p>
@@ -2507,7 +2443,7 @@
         <w:pStyle w:val="Heading3"/>
       </w:pPr>
       <w:r>
-        <w:t xml:space="preserve">1.7 Componentes M1–M5 (tabela validada pela autora) e natureza do escopo</w:t>
+        <w:t xml:space="preserve">2.7 Componentes M1–M5 (tabela validada pela autora) e natureza do escopo</w:t>
       </w:r>
     </w:p>
     <w:p>
@@ -3094,7 +3030,7 @@
         <w:pStyle w:val="Heading3"/>
       </w:pPr>
       <w:r>
-        <w:t xml:space="preserve">2.1 Doenças priônicas: o gargalo terapêutico que motiva a continuidade</w:t>
+        <w:t xml:space="preserve">3.1 Doenças priônicas: o gargalo terapêutico que motiva a continuidade</w:t>
       </w:r>
     </w:p>
     <w:p>
@@ -3252,7 +3188,7 @@
         <w:pStyle w:val="Heading3"/>
       </w:pPr>
       <w:r>
-        <w:t xml:space="preserve">2.2 A família dos métodos antecipatórios e os in-silico trials</w:t>
+        <w:t xml:space="preserve">3.2 A família dos métodos antecipatórios e os in-silico trials</w:t>
       </w:r>
     </w:p>
     <w:p>
@@ -3283,7 +3219,7 @@
         <w:pStyle w:val="Heading3"/>
       </w:pPr>
       <w:r>
-        <w:t xml:space="preserve">2.3 Posicionamento da etrização (corroborando H3)</w:t>
+        <w:t xml:space="preserve">3.3 Posicionamento da etrização (corroborando H3)</w:t>
       </w:r>
     </w:p>
     <w:p>
@@ -3359,361 +3295,243 @@
         <w:pStyle w:val="Heading3"/>
       </w:pPr>
       <w:r>
-        <w:t xml:space="preserve">2.4 Fundamento epistemológico</w:t>
-      </w:r>
-    </w:p>
-    <w:p>
-      <w:pPr>
-        <w:pStyle w:val="SourceCode"/>
-      </w:pPr>
-      <w:r>
-        <w:rPr>
-          <w:rStyle w:val="VerbatimChar"/>
-        </w:rPr>
-        <w:t xml:space="preserve">ANALOGIA DO ÁTOMO: COMO UMA PALAVRA FUNDA CIÊNCIA</w:t>
-      </w:r>
-      <w:r>
-        <w:br/>
-      </w:r>
-      <w:r>
-        <w:rPr>
-          <w:rStyle w:val="VerbatimChar"/>
-        </w:rPr>
-        <w:t xml:space="preserve">═════════════════════════════════════════════════</w:t>
-      </w:r>
-      <w:r>
-        <w:br/>
-      </w:r>
-      <w:r>
-        <w:br/>
-      </w:r>
-      <w:r>
-        <w:rPr>
-          <w:rStyle w:val="VerbatimChar"/>
-        </w:rPr>
-        <w:t xml:space="preserve">  Demócrito (~400 a.C.)              │  Esta tese (2026)</w:t>
-      </w:r>
-      <w:r>
-        <w:br/>
-      </w:r>
-      <w:r>
-        <w:rPr>
-          <w:rStyle w:val="VerbatimChar"/>
-        </w:rPr>
-        <w:t xml:space="preserve">  ──────────────────────────         │  ──────────────────────────</w:t>
-      </w:r>
-      <w:r>
-        <w:br/>
-      </w:r>
-      <w:r>
-        <w:rPr>
-          <w:rStyle w:val="VerbatimChar"/>
-        </w:rPr>
-        <w:t xml:space="preserve">  Propôs "átomos" = indivisível      │  Propõe "etrização" = vir-a-ser computacional</w:t>
-      </w:r>
-      <w:r>
-        <w:br/>
-      </w:r>
-      <w:r>
-        <w:rPr>
-          <w:rStyle w:val="VerbatimChar"/>
-        </w:rPr>
-        <w:t xml:space="preserve">  SEM evidência experimental         │  SEM validação laboratorial</w:t>
-      </w:r>
-      <w:r>
-        <w:br/>
-      </w:r>
-      <w:r>
-        <w:rPr>
-          <w:rStyle w:val="VerbatimChar"/>
-        </w:rPr>
-        <w:t xml:space="preserve">  Coerência lógica + poder           │  Coerência matemática + dados reais</w:t>
-      </w:r>
-      <w:r>
-        <w:br/>
-      </w:r>
-      <w:r>
-        <w:rPr>
-          <w:rStyle w:val="VerbatimChar"/>
-        </w:rPr>
-        <w:t xml:space="preserve">  explicativo                        │  publicados</w:t>
-      </w:r>
-      <w:r>
-        <w:br/>
-      </w:r>
-      <w:r>
-        <w:rPr>
-          <w:rStyle w:val="VerbatimChar"/>
-        </w:rPr>
-        <w:t xml:space="preserve">       │                             │       │</w:t>
-      </w:r>
-      <w:r>
-        <w:br/>
-      </w:r>
-      <w:r>
-        <w:rPr>
-          <w:rStyle w:val="VerbatimChar"/>
-        </w:rPr>
-        <w:t xml:space="preserve">       ↓ 2.400 anos                  │       ↓ (começa agora)</w:t>
-      </w:r>
-      <w:r>
-        <w:br/>
-      </w:r>
-      <w:r>
-        <w:rPr>
-          <w:rStyle w:val="VerbatimChar"/>
-        </w:rPr>
-        <w:t xml:space="preserve">       │                             │       │</w:t>
-      </w:r>
-      <w:r>
-        <w:br/>
-      </w:r>
-      <w:r>
-        <w:rPr>
-          <w:rStyle w:val="VerbatimChar"/>
-        </w:rPr>
-        <w:t xml:space="preserve">  Dalton (1803): evidência           │  Dado humano futuro: se análogo,</w:t>
-      </w:r>
-      <w:r>
-        <w:br/>
-      </w:r>
-      <w:r>
-        <w:rPr>
-          <w:rStyle w:val="VerbatimChar"/>
-        </w:rPr>
-        <w:t xml:space="preserve">  Rutherford (1911): modelo          │  antecipação já está BANCADA (P6)</w:t>
-      </w:r>
-      <w:r>
-        <w:br/>
-      </w:r>
-      <w:r>
-        <w:rPr>
-          <w:rStyle w:val="VerbatimChar"/>
-        </w:rPr>
-        <w:t xml:space="preserve">  Bohr (1913): refinamento           │</w:t>
-      </w:r>
-      <w:r>
-        <w:br/>
-      </w:r>
-      <w:r>
-        <w:rPr>
-          <w:rStyle w:val="VerbatimChar"/>
-        </w:rPr>
-        <w:t xml:space="preserve">  Quarks (1964): "indivisível"       │  E se NÃO for análogo?</w:t>
-      </w:r>
-      <w:r>
-        <w:br/>
-      </w:r>
-      <w:r>
-        <w:rPr>
-          <w:rStyle w:val="VerbatimChar"/>
-        </w:rPr>
-        <w:t xml:space="preserve">  estava ERRADO — mas a palavra      │  → recalibra o que informa;</w:t>
-      </w:r>
-      <w:r>
-        <w:br/>
-      </w:r>
-      <w:r>
-        <w:rPr>
-          <w:rStyle w:val="VerbatimChar"/>
-        </w:rPr>
-        <w:t xml:space="preserve">  fundou 2.400 anos de pesquisa      │    predição anterior preservada</w:t>
-      </w:r>
-      <w:r>
-        <w:br/>
-      </w:r>
-      <w:r>
-        <w:rPr>
-          <w:rStyle w:val="VerbatimChar"/>
-        </w:rPr>
-        <w:t xml:space="preserve">  que transformou a civilização      │    como âncora</w:t>
-      </w:r>
-      <w:r>
-        <w:br/>
-      </w:r>
-      <w:r>
-        <w:rPr>
-          <w:rStyle w:val="VerbatimChar"/>
-        </w:rPr>
-        <w:t xml:space="preserve">                                      │</w:t>
-      </w:r>
-      <w:r>
-        <w:br/>
-      </w:r>
-      <w:r>
-        <w:br/>
-      </w:r>
-      <w:r>
-        <w:rPr>
-          <w:rStyle w:val="VerbatimChar"/>
-        </w:rPr>
-        <w:t xml:space="preserve">  → O paralelo não é com o átomo-como-objeto</w:t>
-      </w:r>
-      <w:r>
-        <w:br/>
-      </w:r>
-      <w:r>
-        <w:rPr>
-          <w:rStyle w:val="VerbatimChar"/>
-        </w:rPr>
-        <w:t xml:space="preserve">  → É com o átomo-como-PALAVRA que tornou pesquisável o invisível</w:t>
-      </w:r>
-      <w:r>
-        <w:br/>
-      </w:r>
-      <w:r>
-        <w:rPr>
-          <w:rStyle w:val="VerbatimChar"/>
-        </w:rPr>
-        <w:t xml:space="preserve">  → Etrização torna pesquisável o ainda-não-medido</w:t>
-      </w:r>
-      <w:r>
-        <w:br/>
-      </w:r>
-      <w:r>
-        <w:br/>
-      </w:r>
-      <w:r>
-        <w:rPr>
-          <w:rStyle w:val="VerbatimChar"/>
-        </w:rPr>
-        <w:t xml:space="preserve">  Einstein (1915): Relatividade     │</w:t>
-      </w:r>
-      <w:r>
-        <w:br/>
-      </w:r>
-      <w:r>
-        <w:rPr>
-          <w:rStyle w:val="VerbatimChar"/>
-        </w:rPr>
-        <w:t xml:space="preserve">    Geral predita buracos negros    │</w:t>
-      </w:r>
-      <w:r>
-        <w:br/>
-      </w:r>
-      <w:r>
-        <w:rPr>
-          <w:rStyle w:val="VerbatimChar"/>
-        </w:rPr>
-        <w:t xml:space="preserve">    SEM observação direta           │</w:t>
-      </w:r>
-      <w:r>
-        <w:br/>
-      </w:r>
-      <w:r>
-        <w:rPr>
-          <w:rStyle w:val="VerbatimChar"/>
-        </w:rPr>
-        <w:t xml:space="preserve">    → 2019: primeira foto (EHT)     │</w:t>
-      </w:r>
-      <w:r>
-        <w:br/>
-      </w:r>
-      <w:r>
-        <w:rPr>
-          <w:rStyle w:val="VerbatimChar"/>
-        </w:rPr>
-        <w:t xml:space="preserve">    → 104 anos de predição válida   │</w:t>
-      </w:r>
-      <w:r>
-        <w:br/>
-      </w:r>
-      <w:r>
-        <w:rPr>
-          <w:rStyle w:val="VerbatimChar"/>
-        </w:rPr>
-        <w:t xml:space="preserve">                                     │</w:t>
-      </w:r>
-      <w:r>
-        <w:br/>
-      </w:r>
-      <w:r>
-        <w:rPr>
-          <w:rStyle w:val="VerbatimChar"/>
-        </w:rPr>
-        <w:t xml:space="preserve">  Lemaître (1927): Big Bang        │</w:t>
-      </w:r>
-      <w:r>
-        <w:br/>
-      </w:r>
-      <w:r>
-        <w:rPr>
-          <w:rStyle w:val="VerbatimChar"/>
-        </w:rPr>
-        <w:t xml:space="preserve">    Modelo teórico de dados         │</w:t>
-      </w:r>
-      <w:r>
-        <w:br/>
-      </w:r>
-      <w:r>
-        <w:rPr>
-          <w:rStyle w:val="VerbatimChar"/>
-        </w:rPr>
-        <w:t xml:space="preserve">    indiretos (redshift)            │</w:t>
-      </w:r>
-      <w:r>
-        <w:br/>
-      </w:r>
-      <w:r>
-        <w:rPr>
-          <w:rStyle w:val="VerbatimChar"/>
-        </w:rPr>
-        <w:t xml:space="preserve">    → 1965: CMB confirma            │</w:t>
-      </w:r>
-      <w:r>
-        <w:br/>
-      </w:r>
-      <w:r>
-        <w:rPr>
-          <w:rStyle w:val="VerbatimChar"/>
-        </w:rPr>
-        <w:t xml:space="preserve">    → 38 anos de predição válida    │</w:t>
-      </w:r>
-      <w:r>
-        <w:br/>
-      </w:r>
-      <w:r>
-        <w:rPr>
-          <w:rStyle w:val="VerbatimChar"/>
-        </w:rPr>
-        <w:t xml:space="preserve">                                     │</w:t>
-      </w:r>
-      <w:r>
-        <w:br/>
-      </w:r>
-      <w:r>
-        <w:rPr>
-          <w:rStyle w:val="VerbatimChar"/>
-        </w:rPr>
-        <w:t xml:space="preserve">  → TODAS estas teses foram válidas</w:t>
-      </w:r>
-      <w:r>
-        <w:br/>
-      </w:r>
-      <w:r>
-        <w:rPr>
-          <w:rStyle w:val="VerbatimChar"/>
-        </w:rPr>
-        <w:t xml:space="preserve">  → como TESES, ANTES da confirmação</w:t>
-      </w:r>
-      <w:r>
-        <w:br/>
-      </w:r>
-      <w:r>
-        <w:rPr>
-          <w:rStyle w:val="VerbatimChar"/>
-        </w:rPr>
-        <w:t xml:space="preserve">  → Etrização segue o MESMO padrão</w:t>
-      </w:r>
-    </w:p>
-    <w:p>
-      <w:pPr>
-        <w:pStyle w:val="FirstParagraph"/>
-      </w:pPr>
-      <w:r>
-        <w:t xml:space="preserve">: a etrização como operação ontológica</w:t>
-      </w:r>
-    </w:p>
+        <w:t xml:space="preserve">3.4 Fundamento epistemológico</w:t>
+      </w:r>
+    </w:p>
+    <w:p>
+      <w:pPr>
+        <w:pStyle w:val="TableCaption"/>
+      </w:pPr>
+      <w:r>
+        <w:t xml:space="preserve">a etrização como operação ontológica</w:t>
+      </w:r>
+    </w:p>
+    <w:tbl>
+      <w:tblPr>
+        <w:tblStyle w:val="Table"/>
+        <w:tblW w:type="pct" w:w="5000"/>
+        <w:tblLook w:firstRow="1" w:lastRow="0" w:firstColumn="0" w:lastColumn="0" w:noHBand="0" w:noVBand="0" w:val="0020"/>
+        <w:jc w:val="start"/>
+        <w:tblCaption w:val="a etrização como operação ontológica"/>
+      </w:tblPr>
+      <w:tblGrid>
+        <w:gridCol w:w="3960"/>
+        <w:gridCol w:w="3960"/>
+      </w:tblGrid>
+      <w:tr>
+        <w:trPr>
+          <w:tblHeader w:val="true"/>
+        </w:trPr>
+        <w:tc>
+          <w:tcPr/>
+          <w:p>
+            <w:pPr>
+              <w:pStyle w:val="Compact"/>
+              <w:jc w:val="left"/>
+            </w:pPr>
+            <w:r>
+              <w:t xml:space="preserve">Demócrito (~400 a.C.)</w:t>
+            </w:r>
+          </w:p>
+        </w:tc>
+        <w:tc>
+          <w:tcPr/>
+          <w:p>
+            <w:pPr>
+              <w:pStyle w:val="Compact"/>
+              <w:jc w:val="left"/>
+            </w:pPr>
+            <w:r>
+              <w:t xml:space="preserve">Esta tese (2026)</w:t>
+            </w:r>
+          </w:p>
+        </w:tc>
+      </w:tr>
+      <w:tr>
+        <w:tc>
+          <w:tcPr/>
+          <w:p>
+            <w:pPr>
+              <w:pStyle w:val="Compact"/>
+              <w:jc w:val="left"/>
+            </w:pPr>
+            <w:r>
+              <w:t xml:space="preserve">Propôs</w:t>
+            </w:r>
+            <w:r>
+              <w:t xml:space="preserve"> </w:t>
+            </w:r>
+            <w:r>
+              <w:t xml:space="preserve">“</w:t>
+            </w:r>
+            <w:r>
+              <w:t xml:space="preserve">átomos</w:t>
+            </w:r>
+            <w:r>
+              <w:t xml:space="preserve">”</w:t>
+            </w:r>
+            <w:r>
+              <w:t xml:space="preserve"> </w:t>
+            </w:r>
+            <w:r>
+              <w:t xml:space="preserve">= indivisível</w:t>
+            </w:r>
+          </w:p>
+        </w:tc>
+        <w:tc>
+          <w:tcPr/>
+          <w:p>
+            <w:pPr>
+              <w:pStyle w:val="Compact"/>
+              <w:jc w:val="left"/>
+            </w:pPr>
+            <w:r>
+              <w:t xml:space="preserve">Propõe</w:t>
+            </w:r>
+            <w:r>
+              <w:t xml:space="preserve"> </w:t>
+            </w:r>
+            <w:r>
+              <w:t xml:space="preserve">“</w:t>
+            </w:r>
+            <w:r>
+              <w:t xml:space="preserve">etrização</w:t>
+            </w:r>
+            <w:r>
+              <w:t xml:space="preserve">”</w:t>
+            </w:r>
+            <w:r>
+              <w:t xml:space="preserve"> </w:t>
+            </w:r>
+            <w:r>
+              <w:t xml:space="preserve">= vir-a-ser computacional</w:t>
+            </w:r>
+          </w:p>
+        </w:tc>
+      </w:tr>
+      <w:tr>
+        <w:tc>
+          <w:tcPr/>
+          <w:p>
+            <w:pPr>
+              <w:pStyle w:val="Compact"/>
+              <w:jc w:val="left"/>
+            </w:pPr>
+            <w:r>
+              <w:t xml:space="preserve">SEM evidência experimental</w:t>
+            </w:r>
+          </w:p>
+        </w:tc>
+        <w:tc>
+          <w:tcPr/>
+          <w:p>
+            <w:pPr>
+              <w:pStyle w:val="Compact"/>
+              <w:jc w:val="left"/>
+            </w:pPr>
+            <w:r>
+              <w:t xml:space="preserve">SEM validação laboratorial</w:t>
+            </w:r>
+          </w:p>
+        </w:tc>
+      </w:tr>
+      <w:tr>
+        <w:tc>
+          <w:tcPr/>
+          <w:p>
+            <w:pPr>
+              <w:pStyle w:val="Compact"/>
+              <w:jc w:val="left"/>
+            </w:pPr>
+            <w:r>
+              <w:t xml:space="preserve">Coerência lógica + poder explicativo</w:t>
+            </w:r>
+          </w:p>
+        </w:tc>
+        <w:tc>
+          <w:tcPr/>
+          <w:p>
+            <w:pPr>
+              <w:pStyle w:val="Compact"/>
+              <w:jc w:val="left"/>
+            </w:pPr>
+            <w:r>
+              <w:t xml:space="preserve">Coerência matemática + dados reais publicados</w:t>
+            </w:r>
+          </w:p>
+        </w:tc>
+      </w:tr>
+      <w:tr>
+        <w:tc>
+          <w:tcPr/>
+          <w:p>
+            <w:pPr>
+              <w:pStyle w:val="Compact"/>
+              <w:jc w:val="left"/>
+            </w:pPr>
+            <w:r>
+              <w:t xml:space="preserve">↓ 2.400 anos</w:t>
+            </w:r>
+          </w:p>
+        </w:tc>
+        <w:tc>
+          <w:tcPr/>
+          <w:p>
+            <w:pPr>
+              <w:pStyle w:val="Compact"/>
+              <w:jc w:val="left"/>
+            </w:pPr>
+            <w:r>
+              <w:t xml:space="preserve">↓ (começa agora)</w:t>
+            </w:r>
+          </w:p>
+        </w:tc>
+      </w:tr>
+      <w:tr>
+        <w:tc>
+          <w:tcPr/>
+          <w:p>
+            <w:pPr>
+              <w:pStyle w:val="Compact"/>
+              <w:jc w:val="left"/>
+            </w:pPr>
+            <w:r>
+              <w:t xml:space="preserve">Dalton (1803): evidência · Rutherford (1911): modelo · Bohr (1913): refinamento · Quarks (1964):</w:t>
+            </w:r>
+            <w:r>
+              <w:t xml:space="preserve"> </w:t>
+            </w:r>
+            <w:r>
+              <w:t xml:space="preserve">“</w:t>
+            </w:r>
+            <w:r>
+              <w:t xml:space="preserve">indivisível</w:t>
+            </w:r>
+            <w:r>
+              <w:t xml:space="preserve">”</w:t>
+            </w:r>
+            <w:r>
+              <w:t xml:space="preserve"> </w:t>
+            </w:r>
+            <w:r>
+              <w:t xml:space="preserve">estava ERRADO — mas a palavra fundou 2.400 anos de pesquisa que transformou a civilização</w:t>
+            </w:r>
+          </w:p>
+        </w:tc>
+        <w:tc>
+          <w:tcPr/>
+          <w:p>
+            <w:pPr>
+              <w:pStyle w:val="Compact"/>
+              <w:jc w:val="left"/>
+            </w:pPr>
+            <w:r>
+              <w:t xml:space="preserve">Dado humano futuro: se análogo, antecipação já está BANCADA (P6). E se NÃO for análogo? → recalibra o que informa; predição anterior preservada como âncora</w:t>
+            </w:r>
+          </w:p>
+        </w:tc>
+      </w:tr>
+    </w:tbl>
     <w:p>
       <w:pPr>
         <w:pStyle w:val="BodyText"/>
@@ -3900,7 +3718,7 @@
         <w:t xml:space="preserve"> </w:t>
       </w:r>
       <w:r>
-        <w:t xml:space="preserve">— e ao legitimá-lo com critérios (5 requisitos da §3.1), o disciplinariza.</w:t>
+        <w:t xml:space="preserve">— e ao legitimá-lo com critérios (5 requisitos da §5.1), o disciplinariza.</w:t>
       </w:r>
     </w:p>
     <w:p>
@@ -3954,7 +3772,7 @@
         <w:pStyle w:val="Heading3"/>
       </w:pPr>
       <w:r>
-        <w:t xml:space="preserve">2.5 Síntese</w:t>
+        <w:t xml:space="preserve">3.5 Síntese</w:t>
       </w:r>
     </w:p>
     <w:p>
@@ -4008,7 +3826,7 @@
         <w:pStyle w:val="Heading2"/>
       </w:pPr>
       <w:r>
-        <w:t xml:space="preserve">2.1 A mesma base sob os dois módulos</w:t>
+        <w:t xml:space="preserve">4.1 A mesma base sob os dois módulos</w:t>
       </w:r>
     </w:p>
     <w:p>
@@ -4096,7 +3914,7 @@
         <w:t xml:space="preserve"> </w:t>
       </w:r>
       <w:r>
-        <w:t xml:space="preserve">(P04156 e ortólogos; matriz BLOSUM62; P023) — das quais se computou a massa molecular usada na dose (22,83 kDa [claim:N060-fato] [evidence:E058]).</w:t>
+        <w:t xml:space="preserve">(P04156 e ortólogos; matriz BLOSUM62; P023) — das quais se computou a massa molecular usada na dose (22,83 kDa [evidence:E058]).</w:t>
       </w:r>
     </w:p>
     <w:bookmarkEnd w:id="44"/>
@@ -4106,7 +3924,7 @@
         <w:pStyle w:val="Heading2"/>
       </w:pPr>
       <w:r>
-        <w:t xml:space="preserve">2.2 Cronologia honesta (o examinador hostil perguntaria — respondemos antes)</w:t>
+        <w:t xml:space="preserve">4.2 Cronologia honesta (o examinador hostil perguntaria — respondemos antes)</w:t>
       </w:r>
     </w:p>
     <w:p>
@@ -4269,7 +4087,7 @@
         <w:pStyle w:val="Heading2"/>
       </w:pPr>
       <w:r>
-        <w:t xml:space="preserve">2.3 Tabela de validação (todos os números dos JSONs do registro)</w:t>
+        <w:t xml:space="preserve">4.3 Tabela de validação (todos os números dos JSONs do registro)</w:t>
       </w:r>
     </w:p>
     <w:tbl>
@@ -4475,7 +4293,7 @@
               <w:jc w:val="left"/>
             </w:pPr>
             <w:r>
-              <w:t xml:space="preserve">✅ contém até Kt≈2 (ressalva de horizonte, §3.4)</w:t>
+              <w:t xml:space="preserve">✅ contém até Kt≈2 (ressalva de horizonte, §5.4)</w:t>
             </w:r>
           </w:p>
         </w:tc>
@@ -4725,7 +4543,7 @@
         <w:pStyle w:val="Heading2"/>
       </w:pPr>
       <w:r>
-        <w:t xml:space="preserve">3.1 Do sweep de composição à parametrização por espécie</w:t>
+        <w:t xml:space="preserve">5.1 Do sweep de composição à parametrização por espécie</w:t>
       </w:r>
     </w:p>
     <w:p>
@@ -4759,7 +4577,7 @@
         <w:pStyle w:val="Heading2"/>
       </w:pPr>
       <w:r>
-        <w:t xml:space="preserve">3.2 Cenário B [SIM]</w:t>
+        <w:t xml:space="preserve">5.2 Cenário B [SIM]</w:t>
       </w:r>
     </w:p>
     <w:p>
@@ -4806,7 +4624,7 @@
         <w:pStyle w:val="Heading2"/>
       </w:pPr>
       <w:r>
-        <w:t xml:space="preserve">3.3 Regra de titulação emergente</w:t>
+        <w:t xml:space="preserve">5.3 Regra de titulação emergente</w:t>
       </w:r>
     </w:p>
     <w:p>
@@ -4853,7 +4671,7 @@
         <w:pStyle w:val="Heading2"/>
       </w:pPr>
       <w:r>
-        <w:t xml:space="preserve">3.4 Dependência de horizonte (a única assimetria real)</w:t>
+        <w:t xml:space="preserve">5.4 Dependência de horizonte (a única assimetria real)</w:t>
       </w:r>
     </w:p>
     <w:p>
@@ -5074,7 +4892,7 @@
         <w:pStyle w:val="Heading2"/>
       </w:pPr>
       <w:r>
-        <w:t xml:space="preserve">4.1 Transporte: três regras falseáveis [SIM]</w:t>
+        <w:t xml:space="preserve">6.1 Transporte: três regras falseáveis [SIM]</w:t>
       </w:r>
     </w:p>
     <w:p>
@@ -5181,7 +4999,7 @@
         <w:pStyle w:val="Heading2"/>
       </w:pPr>
       <w:r>
-        <w:t xml:space="preserve">4.2 O limiar travado e a dose legitimada pela banda</w:t>
+        <w:t xml:space="preserve">6.2 O limiar travado e a dose legitimada pela banda</w:t>
       </w:r>
     </w:p>
     <w:p>
@@ -5221,7 +5039,7 @@
         <w:t xml:space="preserve"> </w:t>
       </w:r>
       <w:r>
-        <w:t xml:space="preserve">(κ_min=2,0 em Kt=2) e a estendeu além dela pela regra de titulação κ_req↔Kt [claim:C057] [evidence:E032] — com a ressalva de horizonte sempre citada (§3.4) [claim:C056] [evidence:E032].</w:t>
+        <w:t xml:space="preserve">(κ_min=2,0 em Kt=2) e a estendeu além dela pela regra de titulação κ_req↔Kt [claim:C057] [evidence:E032] — com a ressalva de horizonte sempre citada (§5.4) [claim:C056] [evidence:E032].</w:t>
       </w:r>
     </w:p>
     <w:p>
@@ -5271,7 +5089,7 @@
         <w:pStyle w:val="Heading2"/>
       </w:pPr>
       <w:r>
-        <w:t xml:space="preserve">4.3 A primeira dose calculada: banda de dose do braço A6 [SIM-planejamento]</w:t>
+        <w:t xml:space="preserve">6.3 A primeira dose calculada: banda de dose do braço A6 [SIM-planejamento]</w:t>
       </w:r>
     </w:p>
     <w:p>
@@ -5305,7 +5123,14 @@
           <w:bCs/>
           <w:b/>
         </w:rPr>
-        <w:t xml:space="preserve">):</w:t>
+        <w:t xml:space="preserve"> </w:t>
+      </w:r>
+      <w:r>
+        <w:rPr>
+          <w:bCs/>
+          <w:b/>
+        </w:rPr>
+        <w:t xml:space="preserve">[58]):</w:t>
       </w:r>
       <w:r>
         <w:t xml:space="preserve"> </w:t>
@@ -5334,7 +5159,7 @@
         <w:t xml:space="preserve">(illustrative assumption; closed by arm A6)</w:t>
       </w:r>
       <w:r>
-        <w:t xml:space="preserve">: o piso, 71 nM, é o Kd medido por SPR para oligômeros de Aβ42 ligando PrP humano —</w:t>
+        <w:t xml:space="preserve">: o piso, 71 nM, é o Kd medido por SPR para oligômeros de Aβ42 ligando PrP humano [57] —</w:t>
       </w:r>
       <w:r>
         <w:t xml:space="preserve"> </w:t>
@@ -6008,7 +5833,7 @@
         <w:pStyle w:val="Heading2"/>
       </w:pPr>
       <w:r>
-        <w:t xml:space="preserve">4.4 O ensaio que fecha a banda: G0-wet especificado</w:t>
+        <w:t xml:space="preserve">6.4 O ensaio que fecha a banda: G0-wet especificado</w:t>
       </w:r>
     </w:p>
     <w:p>
@@ -6042,7 +5867,7 @@
         <w:pStyle w:val="Heading2"/>
       </w:pPr>
       <w:r>
-        <w:t xml:space="preserve">4.5 Custo-cotação</w:t>
+        <w:t xml:space="preserve">6.5 Custo-cotação</w:t>
       </w:r>
     </w:p>
     <w:p>
@@ -6062,7 +5887,7 @@
     </w:p>
     <w:bookmarkEnd w:id="57"/>
     <w:bookmarkEnd w:id="58"/>
-    <w:bookmarkStart w:id="63" w:name="Xe228acfd09a157cad16ef245a7918c5b059d66a"/>
+    <w:bookmarkStart w:id="64" w:name="Xe228acfd09a157cad16ef245a7918c5b059d66a"/>
     <w:p>
       <w:pPr>
         <w:pStyle w:val="Heading1"/>
@@ -6071,13 +5896,159 @@
         <w:t xml:space="preserve">CAPÍTULO 7 — MÉTODOS: A ETRIZAÇÃO FORMALIZADA</w:t>
       </w:r>
     </w:p>
-    <w:bookmarkStart w:id="59" w:name="X8b6dc00826d26841001b04930f734d2564b5f6f"/>
+    <w:bookmarkStart w:id="59" w:name="pipeline-do-método-p0p6"/>
+    <w:p>
+      <w:pPr>
+        <w:pStyle w:val="Heading3"/>
+      </w:pPr>
+      <w:r>
+        <w:t xml:space="preserve">7.0 Pipeline do método (P0–P6)</w:t>
+      </w:r>
+    </w:p>
+    <w:p>
+      <w:pPr>
+        <w:pStyle w:val="FirstParagraph"/>
+      </w:pPr>
+      <w:r>
+        <w:rPr>
+          <w:bCs/>
+          <w:b/>
+        </w:rPr>
+        <w:t xml:space="preserve">Fluxo:</w:t>
+      </w:r>
+      <w:r>
+        <w:t xml:space="preserve"> </w:t>
+      </w:r>
+      <w:r>
+        <w:rPr>
+          <w:bCs/>
+          <w:b/>
+        </w:rPr>
+        <w:t xml:space="preserve">P0</w:t>
+      </w:r>
+      <w:r>
+        <w:t xml:space="preserve"> </w:t>
+      </w:r>
+      <w:r>
+        <w:t xml:space="preserve">identificação (SLR auditada → base E-registrada com linhagem) →</w:t>
+      </w:r>
+      <w:r>
+        <w:t xml:space="preserve"> </w:t>
+      </w:r>
+      <w:r>
+        <w:rPr>
+          <w:bCs/>
+          <w:b/>
+        </w:rPr>
+        <w:t xml:space="preserve">P1</w:t>
+      </w:r>
+      <w:r>
+        <w:t xml:space="preserve"> </w:t>
+      </w:r>
+      <w:r>
+        <w:t xml:space="preserve">parametrização (derivação com proveniência por parâmetro) →</w:t>
+      </w:r>
+      <w:r>
+        <w:t xml:space="preserve"> </w:t>
+      </w:r>
+      <w:r>
+        <w:rPr>
+          <w:bCs/>
+          <w:b/>
+        </w:rPr>
+        <w:t xml:space="preserve">P2</w:t>
+      </w:r>
+      <w:r>
+        <w:t xml:space="preserve"> </w:t>
+      </w:r>
+      <w:r>
+        <w:t xml:space="preserve">execução (motores determinísticos auto-testados → runs arquivados [SIM]) →</w:t>
+      </w:r>
+      <w:r>
+        <w:t xml:space="preserve"> </w:t>
+      </w:r>
+      <w:r>
+        <w:rPr>
+          <w:bCs/>
+          <w:b/>
+        </w:rPr>
+        <w:t xml:space="preserve">P3</w:t>
+      </w:r>
+      <w:r>
+        <w:t xml:space="preserve"> </w:t>
+      </w:r>
+      <w:r>
+        <w:t xml:space="preserve">colheita (critérios pré-declarados → veredito sem meta móvel) →</w:t>
+      </w:r>
+      <w:r>
+        <w:t xml:space="preserve"> </w:t>
+      </w:r>
+      <w:r>
+        <w:rPr>
+          <w:bCs/>
+          <w:b/>
+        </w:rPr>
+        <w:t xml:space="preserve">P4</w:t>
+      </w:r>
+      <w:r>
+        <w:t xml:space="preserve"> </w:t>
+      </w:r>
+      <w:r>
+        <w:t xml:space="preserve">prognóstico (predições travadas por release ANTES da medição → âncora anti-hindsight) →</w:t>
+      </w:r>
+      <w:r>
+        <w:t xml:space="preserve"> </w:t>
+      </w:r>
+      <w:r>
+        <w:rPr>
+          <w:bCs/>
+          <w:b/>
+        </w:rPr>
+        <w:t xml:space="preserve">P5</w:t>
+      </w:r>
+      <w:r>
+        <w:t xml:space="preserve"> </w:t>
+      </w:r>
+      <w:r>
+        <w:t xml:space="preserve">pesquisa derivada (novas perguntas prosseguem imediatamente) →</w:t>
+      </w:r>
+      <w:r>
+        <w:t xml:space="preserve"> </w:t>
+      </w:r>
+      <w:r>
+        <w:rPr>
+          <w:bCs/>
+          <w:b/>
+        </w:rPr>
+        <w:t xml:space="preserve">P6</w:t>
+      </w:r>
+      <w:r>
+        <w:t xml:space="preserve"> </w:t>
+      </w:r>
+      <w:r>
+        <w:t xml:space="preserve">confronto opcional (dado real análogo ⇒ antecipação bancada).</w:t>
+      </w:r>
+    </w:p>
+    <w:p>
+      <w:pPr>
+        <w:pStyle w:val="BodyText"/>
+      </w:pPr>
+      <w:r>
+        <w:rPr>
+          <w:iCs/>
+          <w:i/>
+        </w:rPr>
+        <w:t xml:space="preserve">Tabela completa com entradas/saídas/garantias por passo: §7.1.</w:t>
+      </w:r>
+    </w:p>
+    <w:bookmarkEnd w:id="59"/>
+    <w:bookmarkStart w:id="60" w:name="X8b6dc00826d26841001b04930f734d2564b5f6f"/>
     <w:p>
       <w:pPr>
         <w:pStyle w:val="Heading2"/>
       </w:pPr>
       <w:r>
-        <w:t xml:space="preserve">5.1 O método nomeado: etrização computacional, passos P0–P6</w:t>
+        <w:t xml:space="preserve">7.1 O método nomeado: etrização computacional, passos P0–P6</w:t>
       </w:r>
     </w:p>
     <w:p>
@@ -6804,14 +6775,14 @@
         <w:t xml:space="preserve">(tiers [SIM]/[ORGANOID]/[MOUSE]/[HUMAN] [claim:C047] [evidence:E032, E033]).</w:t>
       </w:r>
     </w:p>
-    <w:bookmarkEnd w:id="59"/>
-    <w:bookmarkStart w:id="60" w:name="formulação-matemática-com-proveniência"/>
+    <w:bookmarkEnd w:id="60"/>
+    <w:bookmarkStart w:id="61" w:name="formulação-matemática-com-proveniência"/>
     <w:p>
       <w:pPr>
         <w:pStyle w:val="Heading2"/>
       </w:pPr>
       <w:r>
-        <w:t xml:space="preserve">5.2 Formulação matemática com proveniência</w:t>
+        <w:t xml:space="preserve">7.2 Formulação matemática com proveniência</w:t>
       </w:r>
     </w:p>
     <w:p>
@@ -7541,14 +7512,14 @@
         <w:t xml:space="preserve">: features (raio R, log-razão de biomassa); κ̂ vizinho-mais-próximo na grade κ∈{1,5–8}; θ̂=1/(1+κ̂); regime por braço (mediana, n=8, IC bootstrap 90%). Veredito pré-declarado: ADEQUADO na fronteira de decisão (cobertura 3/3; bias −0,008 em κ=2); v1.1 interpolada testada e rejeitada [claim:C052] [evidence:E032, E033].</w:t>
       </w:r>
     </w:p>
-    <w:bookmarkEnd w:id="60"/>
-    <w:bookmarkStart w:id="61" w:name="base-de-validade-mandatória"/>
+    <w:bookmarkEnd w:id="61"/>
+    <w:bookmarkStart w:id="62" w:name="base-de-validade-mandatória"/>
     <w:p>
       <w:pPr>
         <w:pStyle w:val="Heading2"/>
       </w:pPr>
       <w:r>
-        <w:t xml:space="preserve">5.3 Base de Validade (MANDATÓRIA)</w:t>
+        <w:t xml:space="preserve">7.3 Base de Validade (MANDATÓRIA)</w:t>
       </w:r>
     </w:p>
     <w:p>
@@ -8068,7 +8039,7 @@
               <w:jc w:val="left"/>
             </w:pPr>
             <w:r>
-              <w:t xml:space="preserve">Chen 2010 SPR [E057] + âncora ilustrativa P1 §2.2</w:t>
+              <w:t xml:space="preserve">Chen 2010 SPR [E057] + âncora ilustrativa P1 §4.2</w:t>
             </w:r>
           </w:p>
         </w:tc>
@@ -8352,14 +8323,14 @@
         <w:t xml:space="preserve">experimental exige.</w:t>
       </w:r>
     </w:p>
-    <w:bookmarkEnd w:id="61"/>
-    <w:bookmarkStart w:id="62" w:name="X54aab480f746b6a3f845896e727d77258ddb482"/>
+    <w:bookmarkEnd w:id="62"/>
+    <w:bookmarkStart w:id="63" w:name="X54aab480f746b6a3f845896e727d77258ddb482"/>
     <w:p>
       <w:pPr>
         <w:pStyle w:val="Heading2"/>
       </w:pPr>
       <w:r>
-        <w:t xml:space="preserve">5.4 A tese em forma experimental (mapeamento análogo)</w:t>
+        <w:t xml:space="preserve">7.4 A tese em forma experimental (mapeamento análogo)</w:t>
       </w:r>
     </w:p>
     <w:tbl>
@@ -8884,9 +8855,9 @@
         </w:pict>
       </w:r>
     </w:p>
-    <w:bookmarkEnd w:id="62"/>
     <w:bookmarkEnd w:id="63"/>
-    <w:bookmarkStart w:id="70" w:name="X9c5b75166a5d9518fbe2cee6a57dd88a5fdc544"/>
+    <w:bookmarkEnd w:id="64"/>
+    <w:bookmarkStart w:id="71" w:name="X9c5b75166a5d9518fbe2cee6a57dd88a5fdc544"/>
     <w:p>
       <w:pPr>
         <w:pStyle w:val="Heading1"/>
@@ -9265,7 +9236,7 @@
         </w:tc>
       </w:tr>
     </w:tbl>
-    <w:bookmarkStart w:id="64" w:name="X7141ca12e723a08dcf01fe4ddee85cbc3921d75"/>
+    <w:bookmarkStart w:id="65" w:name="X7141ca12e723a08dcf01fe4ddee85cbc3921d75"/>
     <w:p>
       <w:pPr>
         <w:pStyle w:val="Heading3"/>
@@ -9382,7 +9353,7 @@
         <w:t xml:space="preserve">experiments/part2_results/part2_derived_summary.json</w:t>
       </w:r>
       <w:r>
-        <w:t xml:space="preserve">; §4.1) [claim:C052] [evidence:E032, E033].</w:t>
+        <w:t xml:space="preserve">; §6.1) [claim:C052] [evidence:E032, E033].</w:t>
       </w:r>
     </w:p>
     <w:p>
@@ -9500,8 +9471,8 @@
         <w:t xml:space="preserve">— portas abertas.</w:t>
       </w:r>
     </w:p>
-    <w:bookmarkEnd w:id="64"/>
-    <w:bookmarkStart w:id="65" w:name="Xb7aeddc59776181d66990e203de599e5530748c"/>
+    <w:bookmarkEnd w:id="65"/>
+    <w:bookmarkStart w:id="66" w:name="Xb7aeddc59776181d66990e203de599e5530748c"/>
     <w:p>
       <w:pPr>
         <w:pStyle w:val="Heading3"/>
@@ -9670,8 +9641,8 @@
         <w:t xml:space="preserve">Achado de design que o método produziu: a razão de biomassa carrega a informação que o raio perde por saturação (R 0,843→0,760 mm contra razão 48→1,25 na grade) — o estimador opera no par de features por necessidade [claim:C052] [evidence:E032, E033].</w:t>
       </w:r>
     </w:p>
-    <w:bookmarkEnd w:id="65"/>
-    <w:bookmarkStart w:id="66" w:name="X85f1aa5e6c8eb7ecdbf6d0390cfee212383dc30"/>
+    <w:bookmarkEnd w:id="66"/>
+    <w:bookmarkStart w:id="67" w:name="X85f1aa5e6c8eb7ecdbf6d0390cfee212383dc30"/>
     <w:p>
       <w:pPr>
         <w:pStyle w:val="Heading3"/>
@@ -9701,8 +9672,8 @@
         <w:t xml:space="preserve">, esquema de dado [ORGANOID] (contrato bancada→estimador; exclusões publicadas nunca editadas), loop M3, timelines (readouts 90–120 d; regime estacionário desde ~4 d) e M4 (parceiro por método). Regra: pós-GATE-F, qualquer mudança é emenda auditada com re-análise com-e-sem.</w:t>
       </w:r>
     </w:p>
-    <w:bookmarkEnd w:id="66"/>
-    <w:bookmarkStart w:id="67" w:name="Xe3155c5e67877c615421a63d47ed6cd47a5eb9f"/>
+    <w:bookmarkEnd w:id="67"/>
+    <w:bookmarkStart w:id="68" w:name="Xe3155c5e67877c615421a63d47ed6cd47a5eb9f"/>
     <w:p>
       <w:pPr>
         <w:pStyle w:val="Heading3"/>
@@ -9779,8 +9750,8 @@
         <w:t xml:space="preserve">sem ter previsto antes.</w:t>
       </w:r>
     </w:p>
-    <w:bookmarkEnd w:id="67"/>
-    <w:bookmarkStart w:id="68" w:name="X555a26d4421973e92e06b31777049305a67077c"/>
+    <w:bookmarkEnd w:id="68"/>
+    <w:bookmarkStart w:id="69" w:name="X555a26d4421973e92e06b31777049305a67077c"/>
     <w:p>
       <w:pPr>
         <w:pStyle w:val="Heading3"/>
@@ -9986,8 +9957,8 @@
         <w:t xml:space="preserve">Replicabilidade posterior: qualquer pesquisador re-executa as strings, re-tria, re-pontua; divergências &gt;10 pts viram auditoria, não erro. Viés declarado: single-rater v1 (co-rating pré-declarado como pendência).</w:t>
       </w:r>
     </w:p>
-    <w:bookmarkEnd w:id="68"/>
-    <w:bookmarkStart w:id="69" w:name="X9b4d9a558c1cc392c3c00d2f61c042c51c570ef"/>
+    <w:bookmarkEnd w:id="69"/>
+    <w:bookmarkStart w:id="70" w:name="X9b4d9a558c1cc392c3c00d2f61c042c51c570ef"/>
     <w:p>
       <w:pPr>
         <w:pStyle w:val="Heading3"/>
@@ -10052,9 +10023,9 @@
         </w:pict>
       </w:r>
     </w:p>
-    <w:bookmarkEnd w:id="69"/>
     <w:bookmarkEnd w:id="70"/>
-    <w:bookmarkStart w:id="76" w:name="Xee3c0e2adf2e9dfa4d03efde2b2006be11c554f"/>
+    <w:bookmarkEnd w:id="71"/>
+    <w:bookmarkStart w:id="77" w:name="Xee3c0e2adf2e9dfa4d03efde2b2006be11c554f"/>
     <w:p>
       <w:pPr>
         <w:pStyle w:val="Heading1"/>
@@ -10086,13 +10057,13 @@
         <w:t xml:space="preserve">: consolida os achados, mapeia os impactos em camadas, identifica as áreas correlatas onde o mesmo método é aplicável, e declara — mandatoriamente — o que vem a seguir.</w:t>
       </w:r>
     </w:p>
-    <w:bookmarkStart w:id="71" w:name="achados-e-impactos"/>
+    <w:bookmarkStart w:id="72" w:name="achados-e-impactos"/>
     <w:p>
       <w:pPr>
         <w:pStyle w:val="Heading3"/>
       </w:pPr>
       <w:r>
-        <w:t xml:space="preserve">5.1 Achados e impactos</w:t>
+        <w:t xml:space="preserve">9.1 Achados e impactos</w:t>
       </w:r>
     </w:p>
     <w:p>
@@ -10208,8 +10179,8 @@
         <w:t xml:space="preserve">) [claim:C054] [evidence:E009, E010, E031, E032, E033, E007].</w:t>
       </w:r>
     </w:p>
-    <w:bookmarkEnd w:id="71"/>
-    <w:bookmarkStart w:id="72" w:name="X1e0bea7ede5d3d883c22bfe0daaf10adf47bf24"/>
+    <w:bookmarkEnd w:id="72"/>
+    <w:bookmarkStart w:id="73" w:name="X1e0bea7ede5d3d883c22bfe0daaf10adf47bf24"/>
     <w:p>
       <w:pPr>
         <w:pStyle w:val="Heading3"/>
@@ -10334,14 +10305,14 @@
         <w:t xml:space="preserve">apesar do potencial demonstrado — faz-se necessário, para uso humano, o teste e a validação com dados experimentais da Parte 1 (pré-tese) executados em laboratório. A tese entrega o prognóstico; a aplicação exige o G0-wet.</w:t>
       </w:r>
     </w:p>
-    <w:bookmarkEnd w:id="72"/>
-    <w:bookmarkStart w:id="73" w:name="áreas-correlatas-com-a-mesma-usabilidade"/>
+    <w:bookmarkEnd w:id="73"/>
+    <w:bookmarkStart w:id="74" w:name="áreas-correlatas-com-a-mesma-usabilidade"/>
     <w:p>
       <w:pPr>
         <w:pStyle w:val="Heading3"/>
       </w:pPr>
       <w:r>
-        <w:t xml:space="preserve">5.2 Áreas correlatas com a mesma usabilidade</w:t>
+        <w:t xml:space="preserve">9.2 Áreas correlatas com a mesma usabilidade</w:t>
       </w:r>
     </w:p>
     <w:p>
@@ -10368,8 +10339,8 @@
         <w:t xml:space="preserve">antes de gastar recurso — a função-objetivo da própria etrização.</w:t>
       </w:r>
     </w:p>
-    <w:bookmarkEnd w:id="73"/>
-    <w:bookmarkStart w:id="74" w:name="Xd1a98d48acaf035f637ff4dc6ba8547a62341b4"/>
+    <w:bookmarkEnd w:id="74"/>
+    <w:bookmarkStart w:id="75" w:name="Xd1a98d48acaf035f637ff4dc6ba8547a62341b4"/>
     <w:p>
       <w:pPr>
         <w:pStyle w:val="Heading3"/>
@@ -10500,14 +10471,14 @@
         <w:t xml:space="preserve">: para Aβ/α-synucleína, NÃO existe variante protetora natural selecionada pela evolução (como o V127 do kuru). O agente terapêutico teria de ser engenheirado (anticorpo, variante travada, degradação direcionada) — uma incerteza adicional de existência, não apenas de engenharia. O cálculo (P0-P5) transfere; o agente, não.</w:t>
       </w:r>
     </w:p>
-    <w:bookmarkEnd w:id="74"/>
-    <w:bookmarkStart w:id="75" w:name="Xc0da7e41f3087777992b2f87ded60efae136cee"/>
+    <w:bookmarkEnd w:id="75"/>
+    <w:bookmarkStart w:id="76" w:name="Xc0da7e41f3087777992b2f87ded60efae136cee"/>
     <w:p>
       <w:pPr>
         <w:pStyle w:val="Heading3"/>
       </w:pPr>
       <w:r>
-        <w:t xml:space="preserve">5.3 Próximas abordagens (declaração mandatória conforme metodologia)</w:t>
+        <w:t xml:space="preserve">9.3 Próximas abordagens (declaração mandatória conforme metodologia)</w:t>
       </w:r>
     </w:p>
     <w:p>
@@ -10610,9 +10581,9 @@
         </w:pict>
       </w:r>
     </w:p>
-    <w:bookmarkEnd w:id="75"/>
     <w:bookmarkEnd w:id="76"/>
-    <w:bookmarkStart w:id="79" w:name="capítulo-10-discussão"/>
+    <w:bookmarkEnd w:id="77"/>
+    <w:bookmarkStart w:id="80" w:name="capítulo-10-discussão"/>
     <w:p>
       <w:pPr>
         <w:pStyle w:val="Heading1"/>
@@ -10629,13 +10600,13 @@
         <w:t xml:space="preserve">Este capítulo pesa os resultados: o que significam, o que não significam, e como se posicionam entre a promessa e o limite.</w:t>
       </w:r>
     </w:p>
-    <w:bookmarkStart w:id="77" w:name="promessas-e-limites-desta-parte-2"/>
+    <w:bookmarkStart w:id="78" w:name="promessas-e-limites-desta-parte-2"/>
     <w:p>
       <w:pPr>
         <w:pStyle w:val="Heading3"/>
       </w:pPr>
       <w:r>
-        <w:t xml:space="preserve">6.1 Promessas e limites desta Parte 2</w:t>
+        <w:t xml:space="preserve">10.1 Promessas e limites desta Parte 2</w:t>
       </w:r>
     </w:p>
     <w:p>
@@ -10688,14 +10659,14 @@
         <w:t xml:space="preserve">: seleção de parceiro (execução externa), dado [ORGANOID]+ (não existe ainda — e é rotulado como tal), nem qualquer claim clínica (escada de tiers: nenhum degrau empresta a autoridade do seguinte). Limites declarados: pesos e scores são julgamento estruturado single-rater; a calibração do estimador é na grade atual (refinamento futuro = grade mais fina, pré-declarado); PubMed-direto e identificação R8 pendem como conformidade do piloto.</w:t>
       </w:r>
     </w:p>
-    <w:bookmarkEnd w:id="77"/>
-    <w:bookmarkStart w:id="78" w:name="X18a39be5b705f9345ca546b899f7d7b5adefb6c"/>
+    <w:bookmarkEnd w:id="78"/>
+    <w:bookmarkStart w:id="79" w:name="X18a39be5b705f9345ca546b899f7d7b5adefb6c"/>
     <w:p>
       <w:pPr>
         <w:pStyle w:val="Heading3"/>
       </w:pPr>
       <w:r>
-        <w:t xml:space="preserve">6.2 Discussão: o que os resultados significam e o que não significam</w:t>
+        <w:t xml:space="preserve">10.2 Discussão: o que os resultados significam e o que não significam</w:t>
       </w:r>
     </w:p>
     <w:p>
@@ -10713,9 +10684,9 @@
         </w:pict>
       </w:r>
     </w:p>
-    <w:bookmarkEnd w:id="78"/>
     <w:bookmarkEnd w:id="79"/>
-    <w:bookmarkStart w:id="82" w:name="Xde54ec646f1f3a8391104cf1e0469c1c2e719d7"/>
+    <w:bookmarkEnd w:id="80"/>
+    <w:bookmarkStart w:id="83" w:name="Xde54ec646f1f3a8391104cf1e0469c1c2e719d7"/>
     <w:p>
       <w:pPr>
         <w:pStyle w:val="Heading1"/>
@@ -11056,7 +11027,7 @@
         <w:t xml:space="preserve">antes da formulação — quem quiser pular a matemática não perde o argumento.</w:t>
       </w:r>
     </w:p>
-    <w:bookmarkStart w:id="80" w:name="X9827a35e473ae76eaa9cc9cd1cb9fe7ccbd599e"/>
+    <w:bookmarkStart w:id="81" w:name="X9827a35e473ae76eaa9cc9cd1cb9fe7ccbd599e"/>
     <w:p>
       <w:pPr>
         <w:pStyle w:val="Heading3"/>
@@ -11151,8 +11122,8 @@
         <w:t xml:space="preserve">(i) a variante G127V, achada pela evolução no kuru, pode travar a replicação do príon por competição (dominante-negativo) sem silenciar a proteína nativa; (ii) a simulação parametrizada com dados publicados entrega regras quantitativas de dose-e-posicionamento (anel 8–12 mm · redose ≤7 d · limiar θ*≈⅓ · banda A6 0,0–2,6 µg/depósito) com predições travadas ANTES de qualquer medição — o limiar aproximadamente conservado entre espécies (Cenário B), dose titulada à velocidade da doença; (iii) nada disto é aplicável a humanos antes do gate organoide (G0-wet) — a não-promessa é parte do método, não um enfeite.</w:t>
       </w:r>
     </w:p>
-    <w:bookmarkEnd w:id="80"/>
-    <w:bookmarkStart w:id="81" w:name="Xa49a5ebd94827c9b28806906c903446734dad5d"/>
+    <w:bookmarkEnd w:id="81"/>
+    <w:bookmarkStart w:id="82" w:name="Xa49a5ebd94827c9b28806906c903446734dad5d"/>
     <w:p>
       <w:pPr>
         <w:pStyle w:val="Heading3"/>
@@ -11455,9 +11426,9 @@
         </w:pict>
       </w:r>
     </w:p>
-    <w:bookmarkEnd w:id="81"/>
     <w:bookmarkEnd w:id="82"/>
-    <w:bookmarkStart w:id="83" w:name="Xe34947707e5e8ecace4a1b54c2b0a73a9e257f2"/>
+    <w:bookmarkEnd w:id="83"/>
+    <w:bookmarkStart w:id="84" w:name="Xe34947707e5e8ecace4a1b54c2b0a73a9e257f2"/>
     <w:p>
       <w:pPr>
         <w:pStyle w:val="Heading1"/>
@@ -11652,8 +11623,8 @@
         </w:pict>
       </w:r>
     </w:p>
-    <w:bookmarkEnd w:id="83"/>
-    <w:bookmarkStart w:id="84" w:name="capítulo-13-conclusões-por-objetivo"/>
+    <w:bookmarkEnd w:id="84"/>
+    <w:bookmarkStart w:id="85" w:name="capítulo-13-conclusões-por-objetivo"/>
     <w:p>
       <w:pPr>
         <w:pStyle w:val="Heading1"/>
@@ -11875,8 +11846,8 @@
         </w:pict>
       </w:r>
     </w:p>
-    <w:bookmarkEnd w:id="84"/>
-    <w:bookmarkStart w:id="86" w:name="referências-58-fontes-do-registro"/>
+    <w:bookmarkEnd w:id="85"/>
+    <w:bookmarkStart w:id="87" w:name="referências-58-fontes-do-registro"/>
     <w:p>
       <w:pPr>
         <w:pStyle w:val="Heading1"/>
@@ -12289,7 +12260,7 @@
         <w:t xml:space="preserve">.)</w:t>
       </w:r>
     </w:p>
-    <w:bookmarkStart w:id="85" w:name="X0e8293c776e2b2afcf3b4207772d4efc588edb0"/>
+    <w:bookmarkStart w:id="86" w:name="X0e8293c776e2b2afcf3b4207772d4efc588edb0"/>
     <w:p>
       <w:pPr>
         <w:pStyle w:val="Heading3"/>
@@ -12339,9 +12310,9 @@
         </w:pict>
       </w:r>
     </w:p>
-    <w:bookmarkEnd w:id="85"/>
     <w:bookmarkEnd w:id="86"/>
-    <w:bookmarkStart w:id="90" w:name="X1c2f38414f27504124a750ab9aa28c342c478a4"/>
+    <w:bookmarkEnd w:id="87"/>
+    <w:bookmarkStart w:id="91" w:name="X1c2f38414f27504124a750ab9aa28c342c478a4"/>
     <w:p>
       <w:pPr>
         <w:pStyle w:val="Heading1"/>
@@ -12873,7 +12844,7 @@
         <w:t xml:space="preserve">Nota de integridade da auditoria 27/08 (tarde): dois defeitos encontrados e corrigidos no próprio ato — JSON da v11 truncado por erro de serialização (regenerado por script salvo, seed idêntica, veredito idêntico) e sinal do bias pooled invertido na prosa (−0,008 conforme o JSON; corrigido nos três documentos). Ambos registrados aqui porque a auditoria que não publica suas correções não é auditoria.</w:t>
       </w:r>
     </w:p>
-    <w:bookmarkStart w:id="88" w:name="referências-e-concordância"/>
+    <w:bookmarkStart w:id="89" w:name="referências-e-concordância"/>
     <w:p>
       <w:pPr>
         <w:pStyle w:val="Heading2"/>
@@ -12882,7 +12853,7 @@
         <w:t xml:space="preserve">REFERÊNCIAS E CONCORDÂNCIA</w:t>
       </w:r>
     </w:p>
-    <w:bookmarkStart w:id="87" w:name="X9ce5b957f5dc85c2f6cfccd1f0f5723387b9924"/>
+    <w:bookmarkStart w:id="88" w:name="X9ce5b957f5dc85c2f6cfccd1f0f5723387b9924"/>
     <w:p>
       <w:pPr>
         <w:pStyle w:val="Heading3"/>
@@ -14997,9 +14968,9 @@
         </w:tc>
       </w:tr>
     </w:tbl>
-    <w:bookmarkEnd w:id="87"/>
     <w:bookmarkEnd w:id="88"/>
-    <w:bookmarkStart w:id="89" w:name="Xeb275a038583099cfb46b2322654844c21c5dce"/>
+    <w:bookmarkEnd w:id="89"/>
+    <w:bookmarkStart w:id="90" w:name="Xeb275a038583099cfb46b2322654844c21c5dce"/>
     <w:p>
       <w:pPr>
         <w:pStyle w:val="Heading2"/>
@@ -15031,9 +15002,9 @@
         </w:pict>
       </w:r>
     </w:p>
-    <w:bookmarkEnd w:id="89"/>
     <w:bookmarkEnd w:id="90"/>
-    <w:bookmarkStart w:id="97" w:name="X1c8b50832457c682b8843bf2ca4531697f012cf"/>
+    <w:bookmarkEnd w:id="91"/>
+    <w:bookmarkStart w:id="98" w:name="X1c8b50832457c682b8843bf2ca4531697f012cf"/>
     <w:p>
       <w:pPr>
         <w:pStyle w:val="Heading1"/>
@@ -15042,7 +15013,7 @@
         <w:t xml:space="preserve">APÊNDICE B — MAPA DA LÓGICA COMPLETA (de onde veio cada informação e como se conecta)</w:t>
       </w:r>
     </w:p>
-    <w:bookmarkStart w:id="91" w:name="Xb095c77311f8507f9e6398adad52f5d9f8268d8"/>
+    <w:bookmarkStart w:id="92" w:name="Xb095c77311f8507f9e6398adad52f5d9f8268d8"/>
     <w:p>
       <w:pPr>
         <w:pStyle w:val="Heading2"/>
@@ -15053,653 +15024,626 @@
     </w:p>
     <w:p>
       <w:pPr>
-        <w:pStyle w:val="SourceCode"/>
-      </w:pPr>
-      <w:r>
-        <w:rPr>
-          <w:rStyle w:val="VerbatimChar"/>
-        </w:rPr>
-        <w:t xml:space="preserve">CAMADA 0: FONTE PRIMÁRIA (papers publicados)</w:t>
-      </w:r>
-      <w:r>
-        <w:br/>
-      </w:r>
-      <w:r>
-        <w:rPr>
-          <w:rStyle w:val="VerbatimChar"/>
-        </w:rPr>
-        <w:t xml:space="preserve">═══════════════════════════════════════════════════</w:t>
-      </w:r>
-      <w:r>
-        <w:br/>
-      </w:r>
-      <w:r>
-        <w:rPr>
-          <w:rStyle w:val="VerbatimChar"/>
-        </w:rPr>
-        <w:t xml:space="preserve">  Asante 2015 [E001]     Mead 2009 [E002]     Groveman 2019 [E007]</w:t>
-      </w:r>
-      <w:r>
-        <w:br/>
-      </w:r>
-      <w:r>
-        <w:rPr>
-          <w:rStyle w:val="VerbatimChar"/>
-        </w:rPr>
-        <w:t xml:space="preserve">  Nature, peer-reviewed   NEJM, peer-reviewed   Acta Neuropathol, peer-reviewed</w:t>
-      </w:r>
-      <w:r>
-        <w:br/>
-      </w:r>
-      <w:r>
-        <w:rPr>
-          <w:rStyle w:val="VerbatimChar"/>
-        </w:rPr>
-        <w:t xml:space="preserve">  "V127 resiste a príons" "G127V seleção kuru"  "Organoides infectam com sCJD"</w:t>
-      </w:r>
-      <w:r>
-        <w:br/>
-      </w:r>
-      <w:r>
-        <w:rPr>
-          <w:rStyle w:val="VerbatimChar"/>
-        </w:rPr>
-        <w:t xml:space="preserve">         │                       │                       │</w:t>
-      </w:r>
-      <w:r>
-        <w:br/>
-      </w:r>
-      <w:r>
-        <w:rPr>
-          <w:rStyle w:val="VerbatimChar"/>
-        </w:rPr>
-        <w:t xml:space="preserve">         ▼                       ▼                       ▼</w:t>
-      </w:r>
-      <w:r>
-        <w:br/>
-      </w:r>
-      <w:r>
-        <w:rPr>
-          <w:rStyle w:val="VerbatimChar"/>
-        </w:rPr>
-        <w:t xml:space="preserve">CAMADA 1: VERIFICAÇÃO (auditoria de fonte)</w:t>
-      </w:r>
-      <w:r>
-        <w:br/>
-      </w:r>
-      <w:r>
-        <w:rPr>
-          <w:rStyle w:val="VerbatimChar"/>
-        </w:rPr>
-        <w:t xml:space="preserve">═══════════════════════════════════════════════════</w:t>
-      </w:r>
-      <w:r>
-        <w:br/>
-      </w:r>
-      <w:r>
-        <w:rPr>
-          <w:rStyle w:val="VerbatimChar"/>
-        </w:rPr>
-        <w:t xml:space="preserve">  Cada fonte foi ABERTA (URL/DOI confirmado)</w:t>
-      </w:r>
-      <w:r>
-        <w:br/>
-      </w:r>
-      <w:r>
-        <w:rPr>
-          <w:rStyle w:val="VerbatimChar"/>
-        </w:rPr>
-        <w:t xml:space="preserve">  Identificadores verificados → E-registry</w:t>
-      </w:r>
-      <w:r>
-        <w:br/>
-      </w:r>
-      <w:r>
-        <w:rPr>
-          <w:rStyle w:val="VerbatimChar"/>
-        </w:rPr>
-        <w:t xml:space="preserve">  Status: verified (quem abriu, quando, como)</w:t>
-      </w:r>
-      <w:r>
-        <w:br/>
-      </w:r>
-      <w:r>
-        <w:rPr>
-          <w:rStyle w:val="VerbatimChar"/>
-        </w:rPr>
-        <w:t xml:space="preserve">         │</w:t>
-      </w:r>
-      <w:r>
-        <w:br/>
-      </w:r>
-      <w:r>
-        <w:rPr>
-          <w:rStyle w:val="VerbatimChar"/>
-        </w:rPr>
-        <w:t xml:space="preserve">         ▼</w:t>
-      </w:r>
-      <w:r>
-        <w:br/>
-      </w:r>
-      <w:r>
-        <w:rPr>
-          <w:rStyle w:val="VerbatimChar"/>
-        </w:rPr>
-        <w:t xml:space="preserve">CAMADA 2: CLAIM REGISTRY (afirmações extraídas)</w:t>
-      </w:r>
-      <w:r>
-        <w:br/>
-      </w:r>
-      <w:r>
-        <w:rPr>
-          <w:rStyle w:val="VerbatimChar"/>
-        </w:rPr>
-        <w:t xml:space="preserve">═══════════════════════════════════════════════════</w:t>
-      </w:r>
-      <w:r>
-        <w:br/>
-      </w:r>
-      <w:r>
-        <w:rPr>
-          <w:rStyle w:val="VerbatimChar"/>
-        </w:rPr>
-        <w:t xml:space="preserve">  C001: "V127/V127 resiste completamente"      [E001]</w:t>
-      </w:r>
-      <w:r>
-        <w:br/>
-      </w:r>
-      <w:r>
-        <w:rPr>
-          <w:rStyle w:val="VerbatimChar"/>
-        </w:rPr>
-        <w:t xml:space="preserve">  C003: "DN dose-dependente"                   [E001,E003,E005]</w:t>
-      </w:r>
-      <w:r>
-        <w:br/>
-      </w:r>
-      <w:r>
-        <w:rPr>
-          <w:rStyle w:val="VerbatimChar"/>
-        </w:rPr>
-        <w:t xml:space="preserve">  C005: "anchorless trans DN"                  [E003]</w:t>
-      </w:r>
-      <w:r>
-        <w:br/>
-      </w:r>
-      <w:r>
-        <w:rPr>
-          <w:rStyle w:val="VerbatimChar"/>
-        </w:rPr>
-        <w:t xml:space="preserve">  C010: "âncoras de relógio: 25-28/35/169 dpi" [E007]</w:t>
-      </w:r>
-      <w:r>
-        <w:br/>
-      </w:r>
-      <w:r>
-        <w:rPr>
-          <w:rStyle w:val="VerbatimChar"/>
-        </w:rPr>
-        <w:t xml:space="preserve">  C011: "títulos MV2 vs MV1 @169dpi"           [E007]</w:t>
-      </w:r>
-      <w:r>
-        <w:br/>
-      </w:r>
-      <w:r>
-        <w:rPr>
-          <w:rStyle w:val="VerbatimChar"/>
-        </w:rPr>
-        <w:t xml:space="preserve">         │</w:t>
-      </w:r>
-      <w:r>
-        <w:br/>
-      </w:r>
-      <w:r>
-        <w:rPr>
-          <w:rStyle w:val="VerbatimChar"/>
-        </w:rPr>
-        <w:t xml:space="preserve">         ▼</w:t>
-      </w:r>
-      <w:r>
-        <w:br/>
-      </w:r>
-      <w:r>
-        <w:rPr>
-          <w:rStyle w:val="VerbatimChar"/>
-        </w:rPr>
-        <w:t xml:space="preserve">CAMADA 3: PARÂMETROS (números com proveniência)</w:t>
-      </w:r>
-      <w:r>
-        <w:br/>
-      </w:r>
-      <w:r>
-        <w:rPr>
-          <w:rStyle w:val="VerbatimChar"/>
-        </w:rPr>
-        <w:t xml:space="preserve">═══════════════════════════════════════════════════</w:t>
-      </w:r>
-      <w:r>
-        <w:br/>
-      </w:r>
-      <w:r>
-        <w:rPr>
-          <w:rStyle w:val="VerbatimChar"/>
-        </w:rPr>
-        <w:t xml:space="preserve">  α=0.20, λ=1.8     ← Thorne &amp; Nicholson 2006 [E010] (in-vivo, humano)</w:t>
-      </w:r>
-      <w:r>
-        <w:br/>
-      </w:r>
-      <w:r>
-        <w:rPr>
-          <w:rStyle w:val="VerbatimChar"/>
-        </w:rPr>
-        <w:t xml:space="preserve">  D₀=1.25e-10 m²/s  ← Stokes-Einstein (R_h≈2.5nm, ~30kDa)</w:t>
-      </w:r>
-      <w:r>
-        <w:br/>
-      </w:r>
-      <w:r>
-        <w:rPr>
-          <w:rStyle w:val="VerbatimChar"/>
-        </w:rPr>
-        <w:t xml:space="preserve">  D_eff=3.86e-11    ← D₀/λ² (derivado)</w:t>
-      </w:r>
-      <w:r>
-        <w:br/>
-      </w:r>
-      <w:r>
-        <w:rPr>
-          <w:rStyle w:val="VerbatimChar"/>
-        </w:rPr>
-        <w:t xml:space="preserve">  k_eff=1e-6–1e-5   ← Masel 1999 [E011] (polimerização nucleada)</w:t>
-      </w:r>
-      <w:r>
-        <w:br/>
-      </w:r>
-      <w:r>
-        <w:rPr>
-          <w:rStyle w:val="VerbatimChar"/>
-        </w:rPr>
-        <w:t xml:space="preserve">  t_dupl=12.1 d     ← 134d/log₂(2130) [E007] (derivado de Groveman)</w:t>
-      </w:r>
-      <w:r>
-        <w:br/>
-      </w:r>
-      <w:r>
-        <w:rPr>
-          <w:rStyle w:val="VerbatimChar"/>
-        </w:rPr>
-        <w:t xml:space="preserve">  1 unidade=144 d   ← t_dupl/t_dupl_sim [E032] (derivado)</w:t>
-      </w:r>
-      <w:r>
-        <w:br/>
-      </w:r>
-      <w:r>
-        <w:rPr>
-          <w:rStyle w:val="VerbatimChar"/>
-        </w:rPr>
-        <w:t xml:space="preserve">         │</w:t>
-      </w:r>
-      <w:r>
-        <w:br/>
-      </w:r>
-      <w:r>
-        <w:rPr>
-          <w:rStyle w:val="VerbatimChar"/>
-        </w:rPr>
-        <w:t xml:space="preserve">         ▼</w:t>
-      </w:r>
-      <w:r>
-        <w:br/>
-      </w:r>
-      <w:r>
-        <w:rPr>
-          <w:rStyle w:val="VerbatimChar"/>
-        </w:rPr>
-        <w:t xml:space="preserve">CAMADA 4: MODELO MATEMÁTICO (equações com parâmetros)</w:t>
-      </w:r>
-      <w:r>
-        <w:br/>
-      </w:r>
-      <w:r>
-        <w:rPr>
-          <w:rStyle w:val="VerbatimChar"/>
-        </w:rPr>
-        <w:t xml:space="preserve">═══════════════════════════════════════════════════</w:t>
-      </w:r>
-      <w:r>
-        <w:br/>
-      </w:r>
-      <w:r>
-        <w:rPr>
-          <w:rStyle w:val="VerbatimChar"/>
-        </w:rPr>
-        <w:t xml:space="preserve">  $$\frac{\partial(\alpha c)}{\partial t} = \nabla\!\cdot\!(D_{\mathrm{eff}}\,\nabla c) \;-\; \nabla\!\cdot\!(\mathbf{v}\,c) \;+\; S(\mathbf{x}) \;-\; k_{\mathrm{eff}}\,c$$</w:t>
-      </w:r>
-      <w:r>
-        <w:br/>
-      </w:r>
-      <w:r>
-        <w:rPr>
-          <w:rStyle w:val="VerbatimChar"/>
-        </w:rPr>
-        <w:t xml:space="preserve">  → solver WS-7 (volumes finitos, 192², auto-testado)</w:t>
-      </w:r>
-      <w:r>
-        <w:br/>
-      </w:r>
-      <w:r>
-        <w:br/>
-      </w:r>
-      <w:r>
-        <w:rPr>
-          <w:rStyle w:val="VerbatimChar"/>
-        </w:rPr>
-        <w:t xml:space="preserve">  freeS(r) = (1+κ·c_V127(r))⁻²</w:t>
-      </w:r>
-      <w:r>
-        <w:br/>
-      </w:r>
-      <w:r>
-        <w:rPr>
-          <w:rStyle w:val="VerbatimChar"/>
-        </w:rPr>
-        <w:t xml:space="preserve">  → modelo WS-9 (campo-médio, 96², humanizado)</w:t>
-      </w:r>
-      <w:r>
-        <w:br/>
-      </w:r>
-      <w:r>
-        <w:br/>
-      </w:r>
-      <w:r>
-        <w:rPr>
-          <w:rStyle w:val="VerbatimChar"/>
-        </w:rPr>
-        <w:t xml:space="preserve">  θ ≡ (1+κ·c_pico)⁻¹</w:t>
-      </w:r>
-      <w:r>
-        <w:br/>
-      </w:r>
-      <w:r>
-        <w:rPr>
-          <w:rStyle w:val="VerbatimChar"/>
-        </w:rPr>
-        <w:t xml:space="preserve">  → definição formal (a fração de replicação que resta)</w:t>
-      </w:r>
-      <w:r>
-        <w:br/>
-      </w:r>
-      <w:r>
-        <w:rPr>
-          <w:rStyle w:val="VerbatimChar"/>
-        </w:rPr>
-        <w:t xml:space="preserve">         │</w:t>
-      </w:r>
-      <w:r>
-        <w:br/>
-      </w:r>
-      <w:r>
-        <w:rPr>
-          <w:rStyle w:val="VerbatimChar"/>
-        </w:rPr>
-        <w:t xml:space="preserve">         ▼</w:t>
-      </w:r>
-      <w:r>
-        <w:br/>
-      </w:r>
-      <w:r>
-        <w:rPr>
-          <w:rStyle w:val="VerbatimChar"/>
-        </w:rPr>
-        <w:t xml:space="preserve">CAMADA 5: EXECUÇÃO (runs arquivados e reproduzidos)</w:t>
-      </w:r>
-      <w:r>
-        <w:br/>
-      </w:r>
-      <w:r>
-        <w:rPr>
-          <w:rStyle w:val="VerbatimChar"/>
-        </w:rPr>
-        <w:t xml:space="preserve">═══════════════════════════════════════════════════</w:t>
-      </w:r>
-      <w:r>
-        <w:br/>
-      </w:r>
-      <w:r>
-        <w:rPr>
-          <w:rStyle w:val="VerbatimChar"/>
-        </w:rPr>
-        <w:t xml:space="preserve">  WS-7 self-tests: massa=100%, Thiele=0.5% ✓</w:t>
-      </w:r>
-      <w:r>
-        <w:br/>
-      </w:r>
-      <w:r>
-        <w:rPr>
-          <w:rStyle w:val="VerbatimChar"/>
-        </w:rPr>
-        <w:t xml:space="preserve">  WS-9 T1/T2/T3: todos PASS ✓</w:t>
-      </w:r>
-      <w:r>
-        <w:br/>
-      </w:r>
-      <w:r>
-        <w:rPr>
-          <w:rStyle w:val="VerbatimChar"/>
-        </w:rPr>
-        <w:t xml:space="preserve">  Reprodução: executado em 2 ambientes independentes</w:t>
-      </w:r>
-      <w:r>
-        <w:br/>
-      </w:r>
-      <w:r>
-        <w:rPr>
-          <w:rStyle w:val="VerbatimChar"/>
-        </w:rPr>
-        <w:t xml:space="preserve">  → resultados idênticos (hash confirmado)</w:t>
-      </w:r>
-      <w:r>
-        <w:br/>
-      </w:r>
-      <w:r>
-        <w:rPr>
-          <w:rStyle w:val="VerbatimChar"/>
-        </w:rPr>
-        <w:t xml:space="preserve">         │</w:t>
-      </w:r>
-      <w:r>
-        <w:br/>
-      </w:r>
-      <w:r>
-        <w:rPr>
-          <w:rStyle w:val="VerbatimChar"/>
-        </w:rPr>
-        <w:t xml:space="preserve">         ▼</w:t>
-      </w:r>
-      <w:r>
-        <w:br/>
-      </w:r>
-      <w:r>
-        <w:rPr>
-          <w:rStyle w:val="VerbatimChar"/>
-        </w:rPr>
-        <w:t xml:space="preserve">CAMADA 6: RESULTADOS [SIM]</w:t>
-      </w:r>
-      <w:r>
-        <w:br/>
-      </w:r>
-      <w:r>
-        <w:rPr>
-          <w:rStyle w:val="VerbatimChar"/>
-        </w:rPr>
-        <w:t xml:space="preserve">═══════════════════════════════════════════════════</w:t>
-      </w:r>
-      <w:r>
-        <w:br/>
-      </w:r>
-      <w:r>
-        <w:rPr>
-          <w:rStyle w:val="VerbatimChar"/>
-        </w:rPr>
-        <w:t xml:space="preserve">  θ*=0.333          ← do sweep κ (limiar de contenção)</w:t>
-      </w:r>
-      <w:r>
-        <w:br/>
-      </w:r>
-      <w:r>
-        <w:rPr>
-          <w:rStyle w:val="VerbatimChar"/>
-        </w:rPr>
-        <w:t xml:space="preserve">  Regras 1-3        ← do solver WS-7 (anel/malha/redose)</w:t>
-      </w:r>
-      <w:r>
-        <w:br/>
-      </w:r>
-      <w:r>
-        <w:rPr>
-          <w:rStyle w:val="VerbatimChar"/>
-        </w:rPr>
-        <w:t xml:space="preserve">  Discriminadora    ← do sweep expoente (C50 insensível)</w:t>
-      </w:r>
-      <w:r>
-        <w:br/>
-      </w:r>
-      <w:r>
-        <w:rPr>
-          <w:rStyle w:val="VerbatimChar"/>
-        </w:rPr>
-        <w:t xml:space="preserve">  Estimador θ_obs   ← da calibração sim-a-sim</w:t>
-      </w:r>
-      <w:r>
-        <w:br/>
-      </w:r>
-      <w:r>
-        <w:rPr>
-          <w:rStyle w:val="VerbatimChar"/>
-        </w:rPr>
-        <w:t xml:space="preserve">         │</w:t>
-      </w:r>
-      <w:r>
-        <w:br/>
-      </w:r>
-      <w:r>
-        <w:rPr>
-          <w:rStyle w:val="VerbatimChar"/>
-        </w:rPr>
-        <w:t xml:space="preserve">         ▼</w:t>
-      </w:r>
-      <w:r>
-        <w:br/>
-      </w:r>
-      <w:r>
-        <w:rPr>
-          <w:rStyle w:val="VerbatimChar"/>
-        </w:rPr>
-        <w:t xml:space="preserve">CAMADA 7: PROGNÓSTICO TRAVADO</w:t>
-      </w:r>
-      <w:r>
-        <w:br/>
-      </w:r>
-      <w:r>
-        <w:rPr>
-          <w:rStyle w:val="VerbatimChar"/>
-        </w:rPr>
-        <w:t xml:space="preserve">═══════════════════════════════════════════════════</w:t>
-      </w:r>
-      <w:r>
-        <w:br/>
-      </w:r>
-      <w:r>
-        <w:rPr>
-          <w:rStyle w:val="VerbatimChar"/>
-        </w:rPr>
-        <w:t xml:space="preserve">  Release v1.0 (timestamp): "θ&lt;0.33 ⇒ contenção"</w:t>
-      </w:r>
-      <w:r>
-        <w:br/>
-      </w:r>
-      <w:r>
-        <w:rPr>
-          <w:rStyle w:val="VerbatimChar"/>
-        </w:rPr>
-        <w:t xml:space="preserve">  → ANTES de qualquer dado experimental</w:t>
-      </w:r>
-      <w:r>
-        <w:br/>
-      </w:r>
-      <w:r>
-        <w:rPr>
-          <w:rStyle w:val="VerbatimChar"/>
-        </w:rPr>
-        <w:t xml:space="preserve">  → ANTI-HINDSIGHT por construção</w:t>
-      </w:r>
-      <w:r>
-        <w:br/>
-      </w:r>
-      <w:r>
-        <w:rPr>
-          <w:rStyle w:val="VerbatimChar"/>
-        </w:rPr>
-        <w:t xml:space="preserve">         │</w:t>
-      </w:r>
-      <w:r>
-        <w:br/>
-      </w:r>
-      <w:r>
-        <w:rPr>
-          <w:rStyle w:val="VerbatimChar"/>
-        </w:rPr>
-        <w:t xml:space="preserve">         ▼</w:t>
-      </w:r>
-      <w:r>
-        <w:br/>
-      </w:r>
-      <w:r>
-        <w:rPr>
-          <w:rStyle w:val="VerbatimChar"/>
-        </w:rPr>
-        <w:t xml:space="preserve">CAMADA 8: CONCLUSÕES DA TESE</w:t>
-      </w:r>
-      <w:r>
-        <w:br/>
-      </w:r>
-      <w:r>
-        <w:rPr>
-          <w:rStyle w:val="VerbatimChar"/>
-        </w:rPr>
-        <w:t xml:space="preserve">═══════════════════════════════════════════════════</w:t>
-      </w:r>
-      <w:r>
-        <w:br/>
-      </w:r>
-      <w:r>
-        <w:rPr>
-          <w:rStyle w:val="VerbatimChar"/>
-        </w:rPr>
-        <w:t xml:space="preserve">  A tese entrega: método (etrização P0-P6) + prognóstico (θ*, regras)</w:t>
-      </w:r>
-      <w:r>
-        <w:br/>
-      </w:r>
-      <w:r>
-        <w:rPr>
-          <w:rStyle w:val="VerbatimChar"/>
-        </w:rPr>
-        <w:t xml:space="preserve">  + dupla potencialidade (cura + restauração [C016])</w:t>
-      </w:r>
-      <w:r>
-        <w:br/>
-      </w:r>
-      <w:r>
-        <w:rPr>
-          <w:rStyle w:val="VerbatimChar"/>
-        </w:rPr>
-        <w:t xml:space="preserve">  + ressalva (não aplicar em humanos sem validação experimental)</w:t>
-      </w:r>
-    </w:p>
-    <w:bookmarkEnd w:id="91"/>
-    <w:bookmarkStart w:id="92" w:name="Xcf01aafabbe100b4fa70984246fa3859d33e508"/>
+        <w:pStyle w:val="FirstParagraph"/>
+      </w:pPr>
+      <w:r>
+        <w:rPr>
+          <w:bCs/>
+          <w:b/>
+        </w:rPr>
+        <w:t xml:space="preserve">CAMADA 0 — Fonte primária (papers publicados):</w:t>
+      </w:r>
+      <w:r>
+        <w:t xml:space="preserve"> </w:t>
+      </w:r>
+      <w:r>
+        <w:t xml:space="preserve">Asante 2015 [E001] (Nature,</w:t>
+      </w:r>
+      <w:r>
+        <w:t xml:space="preserve"> </w:t>
+      </w:r>
+      <w:r>
+        <w:t xml:space="preserve">“</w:t>
+      </w:r>
+      <w:r>
+        <w:t xml:space="preserve">V127 resiste a príons</w:t>
+      </w:r>
+      <w:r>
+        <w:t xml:space="preserve">”</w:t>
+      </w:r>
+      <w:r>
+        <w:t xml:space="preserve">) · Mead 2009 [E002] (NEJM,</w:t>
+      </w:r>
+      <w:r>
+        <w:t xml:space="preserve"> </w:t>
+      </w:r>
+      <w:r>
+        <w:t xml:space="preserve">“</w:t>
+      </w:r>
+      <w:r>
+        <w:t xml:space="preserve">G127V seleção kuru</w:t>
+      </w:r>
+      <w:r>
+        <w:t xml:space="preserve">”</w:t>
+      </w:r>
+      <w:r>
+        <w:t xml:space="preserve">) · Groveman 2019 [E007] (Acta Neuropathol,</w:t>
+      </w:r>
+      <w:r>
+        <w:t xml:space="preserve"> </w:t>
+      </w:r>
+      <w:r>
+        <w:t xml:space="preserve">“</w:t>
+      </w:r>
+      <w:r>
+        <w:t xml:space="preserve">Organoides infectam com sCJD</w:t>
+      </w:r>
+      <w:r>
+        <w:t xml:space="preserve">”</w:t>
+      </w:r>
+      <w:r>
+        <w:t xml:space="preserve">) — peer-reviewed.</w:t>
+      </w:r>
+    </w:p>
+    <w:p>
+      <w:pPr>
+        <w:pStyle w:val="BodyText"/>
+      </w:pPr>
+      <w:r>
+        <w:t xml:space="preserve">→</w:t>
+      </w:r>
+      <w:r>
+        <w:t xml:space="preserve"> </w:t>
+      </w:r>
+      <w:r>
+        <w:rPr>
+          <w:bCs/>
+          <w:b/>
+        </w:rPr>
+        <w:t xml:space="preserve">CAMADA 1 — Verificação (auditoria de fonte):</w:t>
+      </w:r>
+      <w:r>
+        <w:t xml:space="preserve"> </w:t>
+      </w:r>
+      <w:r>
+        <w:t xml:space="preserve">cada fonte foi ABERTA (URL/DOI confirmado); identificadores verificados → E-registry; status</w:t>
+      </w:r>
+      <w:r>
+        <w:t xml:space="preserve"> </w:t>
+      </w:r>
+      <w:r>
+        <w:rPr>
+          <w:iCs/>
+          <w:i/>
+        </w:rPr>
+        <w:t xml:space="preserve">verified</w:t>
+      </w:r>
+      <w:r>
+        <w:t xml:space="preserve"> </w:t>
+      </w:r>
+      <w:r>
+        <w:t xml:space="preserve">(quem abriu, quando, como).</w:t>
+      </w:r>
+    </w:p>
+    <w:p>
+      <w:pPr>
+        <w:pStyle w:val="BodyText"/>
+      </w:pPr>
+      <w:r>
+        <w:t xml:space="preserve">→</w:t>
+      </w:r>
+      <w:r>
+        <w:t xml:space="preserve"> </w:t>
+      </w:r>
+      <w:r>
+        <w:rPr>
+          <w:bCs/>
+          <w:b/>
+        </w:rPr>
+        <w:t xml:space="preserve">CAMADA 2 — Claim registry (afirmações extraídas):</w:t>
+      </w:r>
+      <w:r>
+        <w:t xml:space="preserve"> </w:t>
+      </w:r>
+      <w:r>
+        <w:t xml:space="preserve">C001</w:t>
+      </w:r>
+      <w:r>
+        <w:t xml:space="preserve"> </w:t>
+      </w:r>
+      <w:r>
+        <w:t xml:space="preserve">“</w:t>
+      </w:r>
+      <w:r>
+        <w:t xml:space="preserve">V127/V127 resiste completamente</w:t>
+      </w:r>
+      <w:r>
+        <w:t xml:space="preserve">”</w:t>
+      </w:r>
+      <w:r>
+        <w:t xml:space="preserve"> </w:t>
+      </w:r>
+      <w:r>
+        <w:t xml:space="preserve">[E001] · C003</w:t>
+      </w:r>
+      <w:r>
+        <w:t xml:space="preserve"> </w:t>
+      </w:r>
+      <w:r>
+        <w:t xml:space="preserve">“</w:t>
+      </w:r>
+      <w:r>
+        <w:t xml:space="preserve">DN dose-dependente</w:t>
+      </w:r>
+      <w:r>
+        <w:t xml:space="preserve">”</w:t>
+      </w:r>
+      <w:r>
+        <w:t xml:space="preserve"> </w:t>
+      </w:r>
+      <w:r>
+        <w:t xml:space="preserve">[E001,E003,E005] · C005</w:t>
+      </w:r>
+      <w:r>
+        <w:t xml:space="preserve"> </w:t>
+      </w:r>
+      <w:r>
+        <w:t xml:space="preserve">“</w:t>
+      </w:r>
+      <w:r>
+        <w:t xml:space="preserve">anchorless trans DN</w:t>
+      </w:r>
+      <w:r>
+        <w:t xml:space="preserve">”</w:t>
+      </w:r>
+      <w:r>
+        <w:t xml:space="preserve"> </w:t>
+      </w:r>
+      <w:r>
+        <w:t xml:space="preserve">[E003] · C010</w:t>
+      </w:r>
+      <w:r>
+        <w:t xml:space="preserve"> </w:t>
+      </w:r>
+      <w:r>
+        <w:t xml:space="preserve">“</w:t>
+      </w:r>
+      <w:r>
+        <w:t xml:space="preserve">âncoras de relógio 25-28/35/169 dpi</w:t>
+      </w:r>
+      <w:r>
+        <w:t xml:space="preserve">”</w:t>
+      </w:r>
+      <w:r>
+        <w:t xml:space="preserve"> </w:t>
+      </w:r>
+      <w:r>
+        <w:t xml:space="preserve">[E007] · C011</w:t>
+      </w:r>
+      <w:r>
+        <w:t xml:space="preserve"> </w:t>
+      </w:r>
+      <w:r>
+        <w:t xml:space="preserve">“</w:t>
+      </w:r>
+      <w:r>
+        <w:t xml:space="preserve">títulos MV2 vs MV1</w:t>
+      </w:r>
+      <w:r>
+        <w:t xml:space="preserve"> </w:t>
+      </w:r>
+      <w:r>
+        <w:t xml:space="preserve">@169dpi</w:t>
+      </w:r>
+      <w:r>
+        <w:t xml:space="preserve">”</w:t>
+      </w:r>
+      <w:r>
+        <w:t xml:space="preserve"> </w:t>
+      </w:r>
+      <w:r>
+        <w:t xml:space="preserve">[E007].</w:t>
+      </w:r>
+    </w:p>
+    <w:p>
+      <w:pPr>
+        <w:pStyle w:val="BodyText"/>
+      </w:pPr>
+      <w:r>
+        <w:t xml:space="preserve">→</w:t>
+      </w:r>
+      <w:r>
+        <w:t xml:space="preserve"> </w:t>
+      </w:r>
+      <w:r>
+        <w:rPr>
+          <w:bCs/>
+          <w:b/>
+        </w:rPr>
+        <w:t xml:space="preserve">CAMADA 3 — Parâmetros (números com proveniência):</w:t>
+      </w:r>
+      <w:r>
+        <w:t xml:space="preserve"> </w:t>
+      </w:r>
+      <w:r>
+        <w:t xml:space="preserve">α=0,20 e λ=1,8 ← Thorne &amp; Nicholson 2006 [E010] (in-vivo, humano) · D₀=1,25×10⁻¹⁰ m²/s ← Stokes-Einstein (R_h≈2,5 nm, ~30 kDa) · D_eff=3,86×10⁻¹¹ ← D₀/λ² (derivado) · k_eff=10⁻⁶–10⁻⁵ ← Masel 1999 [E011] · t_dupl=12,1 d ← 134d/log₂(2130) [E007] · 1 unidade=144 d ← t_dupl/t_dupl_sim [E032].</w:t>
+      </w:r>
+    </w:p>
+    <w:p>
+      <w:pPr>
+        <w:pStyle w:val="BodyText"/>
+      </w:pPr>
+      <w:r>
+        <w:t xml:space="preserve">→</w:t>
+      </w:r>
+      <w:r>
+        <w:t xml:space="preserve"> </w:t>
+      </w:r>
+      <w:r>
+        <w:rPr>
+          <w:bCs/>
+          <w:b/>
+        </w:rPr>
+        <w:t xml:space="preserve">CAMADA 4 — Modelo matemático (equações com parâmetros):</w:t>
+      </w:r>
+    </w:p>
+    <w:p>
+      <w:pPr>
+        <w:pStyle w:val="BodyText"/>
+      </w:pPr>
+      <m:oMathPara>
+        <m:oMathParaPr>
+          <m:jc m:val="center"/>
+        </m:oMathParaPr>
+        <m:oMath>
+          <m:f>
+            <m:fPr>
+              <m:type m:val="bar"/>
+            </m:fPr>
+            <m:num>
+              <m:r>
+                <m:rPr>
+                  <m:sty m:val="p"/>
+                </m:rPr>
+                <m:t>∂</m:t>
+              </m:r>
+              <m:d>
+                <m:dPr>
+                  <m:begChr m:val="("/>
+                  <m:endChr m:val=")"/>
+                  <m:sepChr m:val=""/>
+                  <m:grow/>
+                </m:dPr>
+                <m:e>
+                  <m:r>
+                    <m:t>α</m:t>
+                  </m:r>
+                  <m:r>
+                    <m:t>c</m:t>
+                  </m:r>
+                </m:e>
+              </m:d>
+            </m:num>
+            <m:den>
+              <m:r>
+                <m:rPr>
+                  <m:sty m:val="p"/>
+                </m:rPr>
+                <m:t>∂</m:t>
+              </m:r>
+              <m:r>
+                <m:t>t</m:t>
+              </m:r>
+            </m:den>
+          </m:f>
+          <m:r>
+            <m:rPr>
+              <m:sty m:val="p"/>
+            </m:rPr>
+            <m:t>=</m:t>
+          </m:r>
+          <m:r>
+            <m:rPr>
+              <m:sty m:val="p"/>
+            </m:rPr>
+            <m:t>∇</m:t>
+          </m:r>
+          <m:r>
+            <m:t>​</m:t>
+          </m:r>
+          <m:r>
+            <m:rPr>
+              <m:sty m:val="p"/>
+            </m:rPr>
+            <m:t>⋅</m:t>
+          </m:r>
+          <m:r>
+            <m:t>​</m:t>
+          </m:r>
+          <m:d>
+            <m:dPr>
+              <m:begChr m:val="("/>
+              <m:endChr m:val=")"/>
+              <m:sepChr m:val=""/>
+              <m:grow/>
+            </m:dPr>
+            <m:e>
+              <m:sSub>
+                <m:e>
+                  <m:r>
+                    <m:t>D</m:t>
+                  </m:r>
+                </m:e>
+                <m:sub>
+                  <m:r>
+                    <m:rPr>
+                      <m:sty m:val="p"/>
+                    </m:rPr>
+                    <m:t>e</m:t>
+                  </m:r>
+                  <m:r>
+                    <m:rPr>
+                      <m:sty m:val="p"/>
+                    </m:rPr>
+                    <m:t>f</m:t>
+                  </m:r>
+                  <m:r>
+                    <m:rPr>
+                      <m:sty m:val="p"/>
+                    </m:rPr>
+                    <m:t>f</m:t>
+                  </m:r>
+                </m:sub>
+              </m:sSub>
+              <m:r>
+                <m:t> </m:t>
+              </m:r>
+              <m:r>
+                <m:rPr>
+                  <m:sty m:val="p"/>
+                </m:rPr>
+                <m:t>∇</m:t>
+              </m:r>
+              <m:r>
+                <m:t>c</m:t>
+              </m:r>
+            </m:e>
+          </m:d>
+          <m:r>
+            <m:t> </m:t>
+          </m:r>
+          <m:r>
+            <m:rPr>
+              <m:sty m:val="p"/>
+            </m:rPr>
+            <m:t>−</m:t>
+          </m:r>
+          <m:r>
+            <m:t> </m:t>
+          </m:r>
+          <m:r>
+            <m:rPr>
+              <m:sty m:val="p"/>
+            </m:rPr>
+            <m:t>∇</m:t>
+          </m:r>
+          <m:r>
+            <m:t>​</m:t>
+          </m:r>
+          <m:r>
+            <m:rPr>
+              <m:sty m:val="p"/>
+            </m:rPr>
+            <m:t>⋅</m:t>
+          </m:r>
+          <m:r>
+            <m:t>​</m:t>
+          </m:r>
+          <m:d>
+            <m:dPr>
+              <m:begChr m:val="("/>
+              <m:endChr m:val=")"/>
+              <m:sepChr m:val=""/>
+              <m:grow/>
+            </m:dPr>
+            <m:e>
+              <m:r>
+                <m:rPr>
+                  <m:sty m:val="b"/>
+                </m:rPr>
+                <m:t>v</m:t>
+              </m:r>
+              <m:r>
+                <m:t> </m:t>
+              </m:r>
+              <m:r>
+                <m:t>c</m:t>
+              </m:r>
+            </m:e>
+          </m:d>
+          <m:r>
+            <m:t> </m:t>
+          </m:r>
+          <m:r>
+            <m:rPr>
+              <m:sty m:val="p"/>
+            </m:rPr>
+            <m:t>+</m:t>
+          </m:r>
+          <m:r>
+            <m:t> </m:t>
+          </m:r>
+          <m:r>
+            <m:t>S</m:t>
+          </m:r>
+          <m:d>
+            <m:dPr>
+              <m:begChr m:val="("/>
+              <m:endChr m:val=")"/>
+              <m:sepChr m:val=""/>
+              <m:grow/>
+            </m:dPr>
+            <m:e>
+              <m:r>
+                <m:rPr>
+                  <m:sty m:val="b"/>
+                </m:rPr>
+                <m:t>x</m:t>
+              </m:r>
+            </m:e>
+          </m:d>
+          <m:r>
+            <m:t> </m:t>
+          </m:r>
+          <m:r>
+            <m:rPr>
+              <m:sty m:val="p"/>
+            </m:rPr>
+            <m:t>−</m:t>
+          </m:r>
+          <m:r>
+            <m:t> </m:t>
+          </m:r>
+          <m:sSub>
+            <m:e>
+              <m:r>
+                <m:t>k</m:t>
+              </m:r>
+            </m:e>
+            <m:sub>
+              <m:r>
+                <m:rPr>
+                  <m:sty m:val="p"/>
+                </m:rPr>
+                <m:t>e</m:t>
+              </m:r>
+              <m:r>
+                <m:rPr>
+                  <m:sty m:val="p"/>
+                </m:rPr>
+                <m:t>f</m:t>
+              </m:r>
+              <m:r>
+                <m:rPr>
+                  <m:sty m:val="p"/>
+                </m:rPr>
+                <m:t>f</m:t>
+              </m:r>
+            </m:sub>
+          </m:sSub>
+          <m:r>
+            <m:t> </m:t>
+          </m:r>
+          <m:r>
+            <m:t>c</m:t>
+          </m:r>
+        </m:oMath>
+      </m:oMathPara>
+    </w:p>
+    <w:p>
+      <w:pPr>
+        <w:pStyle w:val="FirstParagraph"/>
+      </w:pPr>
+      <w:r>
+        <w:t xml:space="preserve">→ solver WS-7 (volumes finitos, 192², auto-testado) · freeS(r)=(1+κ·c_V127(r))⁻² → modelo WS-9 (campo-médio, 96², humanizado) · θ≡(1+κ·c_pico)⁻¹ → definição formal (a fração de replicação que resta).</w:t>
+      </w:r>
+      <w:r>
+        <w:t xml:space="preserve"> </w:t>
+      </w:r>
+      <w:r>
+        <w:t xml:space="preserve">→</w:t>
+      </w:r>
+      <w:r>
+        <w:t xml:space="preserve"> </w:t>
+      </w:r>
+      <w:r>
+        <w:rPr>
+          <w:bCs/>
+          <w:b/>
+        </w:rPr>
+        <w:t xml:space="preserve">CAMADA 5 — Execução [SIM]:</w:t>
+      </w:r>
+      <w:r>
+        <w:t xml:space="preserve"> </w:t>
+      </w:r>
+      <w:r>
+        <w:t xml:space="preserve">sweeps (S1/S2/S3), grade κ, calibração do estimador; runs arquivados com hash; reprodução em 2 ambientes.</w:t>
+      </w:r>
+    </w:p>
+    <w:p>
+      <w:pPr>
+        <w:pStyle w:val="BodyText"/>
+      </w:pPr>
+      <w:r>
+        <w:t xml:space="preserve">→</w:t>
+      </w:r>
+      <w:r>
+        <w:t xml:space="preserve"> </w:t>
+      </w:r>
+      <w:r>
+        <w:rPr>
+          <w:bCs/>
+          <w:b/>
+        </w:rPr>
+        <w:t xml:space="preserve">CAMADA 6 — Colheita com critérios pré-declarados:</w:t>
+      </w:r>
+      <w:r>
+        <w:t xml:space="preserve"> </w:t>
+      </w:r>
+      <w:r>
+        <w:t xml:space="preserve">veredito ADEQUADO na fronteira; refutações reportadas (hamster; v1.1).</w:t>
+      </w:r>
+    </w:p>
+    <w:p>
+      <w:pPr>
+        <w:pStyle w:val="BodyText"/>
+      </w:pPr>
+      <w:r>
+        <w:t xml:space="preserve">→</w:t>
+      </w:r>
+      <w:r>
+        <w:t xml:space="preserve"> </w:t>
+      </w:r>
+      <w:r>
+        <w:rPr>
+          <w:bCs/>
+          <w:b/>
+        </w:rPr>
+        <w:t xml:space="preserve">CAMADA 7 — Prognósticos travados por release:</w:t>
+      </w:r>
+      <w:r>
+        <w:t xml:space="preserve"> </w:t>
+      </w:r>
+      <w:r>
+        <w:t xml:space="preserve">θ*=0,333 (v1.0); regras 1-3; banda A6 (C058-C060).</w:t>
+      </w:r>
+    </w:p>
+    <w:p>
+      <w:pPr>
+        <w:pStyle w:val="BodyText"/>
+      </w:pPr>
+      <w:r>
+        <w:t xml:space="preserve">→</w:t>
+      </w:r>
+      <w:r>
+        <w:t xml:space="preserve"> </w:t>
+      </w:r>
+      <w:r>
+        <w:rPr>
+          <w:bCs/>
+          <w:b/>
+        </w:rPr>
+        <w:t xml:space="preserve">CAMADA 8 — Conclusões da tese:</w:t>
+      </w:r>
+      <w:r>
+        <w:t xml:space="preserve"> </w:t>
+      </w:r>
+      <w:r>
+        <w:t xml:space="preserve">método (etrização P0-P6) + prognóstico (θ*, regras) + dupla potencialidade (cura + restauração [C016]) + ressalva (não aplicar em humanos sem validação experimental).</w:t>
+      </w:r>
+    </w:p>
+    <w:bookmarkEnd w:id="92"/>
+    <w:bookmarkStart w:id="93" w:name="Xcf01aafabbe100b4fa70984246fa3859d33e508"/>
     <w:p>
       <w:pPr>
         <w:pStyle w:val="Heading2"/>
@@ -16028,8 +15972,8 @@
         </w:tc>
       </w:tr>
     </w:tbl>
-    <w:bookmarkEnd w:id="92"/>
-    <w:bookmarkStart w:id="93" w:name="Xdbd2d3afb06ea8b7c43e8dc5eb7e17a11a670c9"/>
+    <w:bookmarkEnd w:id="93"/>
+    <w:bookmarkStart w:id="94" w:name="Xdbd2d3afb06ea8b7c43e8dc5eb7e17a11a670c9"/>
     <w:p>
       <w:pPr>
         <w:pStyle w:val="Heading2"/>
@@ -16282,8 +16226,8 @@
         </w:tc>
       </w:tr>
     </w:tbl>
-    <w:bookmarkEnd w:id="93"/>
-    <w:bookmarkStart w:id="94" w:name="X84d99733663aa80973dd6b1a4042ae291bb8b97"/>
+    <w:bookmarkEnd w:id="94"/>
+    <w:bookmarkStart w:id="95" w:name="X84d99733663aa80973dd6b1a4042ae291bb8b97"/>
     <w:p>
       <w:pPr>
         <w:pStyle w:val="Heading2"/>
@@ -16492,7 +16436,7 @@
               <w:jc w:val="left"/>
             </w:pPr>
             <w:r>
-              <w:t xml:space="preserve">§1.7</w:t>
+              <w:t xml:space="preserve">§2.7</w:t>
             </w:r>
           </w:p>
         </w:tc>
@@ -16530,7 +16474,7 @@
               <w:jc w:val="left"/>
             </w:pPr>
             <w:r>
-              <w:t xml:space="preserve">§4.3</w:t>
+              <w:t xml:space="preserve">§6.3</w:t>
             </w:r>
           </w:p>
         </w:tc>
@@ -16606,7 +16550,7 @@
               <w:jc w:val="left"/>
             </w:pPr>
             <w:r>
-              <w:t xml:space="preserve">§5.3</w:t>
+              <w:t xml:space="preserve">§9.3</w:t>
             </w:r>
           </w:p>
         </w:tc>
@@ -16682,7 +16626,7 @@
               <w:jc w:val="left"/>
             </w:pPr>
             <w:r>
-              <w:t xml:space="preserve">§4.1</w:t>
+              <w:t xml:space="preserve">§6.1</w:t>
             </w:r>
           </w:p>
         </w:tc>
@@ -16726,8 +16670,8 @@
         </w:tc>
       </w:tr>
     </w:tbl>
-    <w:bookmarkEnd w:id="94"/>
-    <w:bookmarkStart w:id="95" w:name="b.5-prejulgando-objeções-da-banca"/>
+    <w:bookmarkEnd w:id="95"/>
+    <w:bookmarkStart w:id="96" w:name="b.5-prejulgando-objeções-da-banca"/>
     <w:p>
       <w:pPr>
         <w:pStyle w:val="Heading2"/>
@@ -16835,7 +16779,7 @@
               <w:jc w:val="left"/>
             </w:pPr>
             <w:r>
-              <w:t xml:space="preserve">Correto — e a tese DECLARA isto na Base de Validade (§3.3):</w:t>
+              <w:t xml:space="preserve">Correto — e a tese DECLARA isto na Base de Validade (§5.3):</w:t>
             </w:r>
             <w:r>
               <w:t xml:space="preserve"> </w:t>
@@ -16982,8 +16926,8 @@
         </w:pict>
       </w:r>
     </w:p>
-    <w:bookmarkEnd w:id="95"/>
-    <w:bookmarkStart w:id="96" w:name="apêndices-cf"/>
+    <w:bookmarkEnd w:id="96"/>
+    <w:bookmarkStart w:id="97" w:name="apêndices-cf"/>
     <w:p>
       <w:pPr>
         <w:pStyle w:val="Heading2"/>
@@ -17104,8 +17048,8 @@
         <w:t xml:space="preserve">Edição unificada [SEM ANO] — o resultado define; as fases são estimativas. Toda cifra vem de JSON arquivado ou do registro E (regra: nunca digitar valor). Gated: guardian R0–R3, 0 BLOCKED exigido; AST 9/9.</w:t>
       </w:r>
     </w:p>
-    <w:bookmarkEnd w:id="96"/>
     <w:bookmarkEnd w:id="97"/>
+    <w:bookmarkEnd w:id="98"/>
     <w:sectPr/>
   </w:body>
 </w:document>
